--- a/Làm nội dung các mục.docx
+++ b/Làm nội dung các mục.docx
@@ -870,23 +870,21 @@
           <w:sz w:val="28"/>
           <w:szCs w:val="28"/>
         </w:rPr>
-        <w:t>A</w:t>
-      </w:r>
-      <w:proofErr w:type="gramStart"/>
-      <w:r>
-        <w:rPr>
-          <w:sz w:val="28"/>
-          <w:szCs w:val="28"/>
-        </w:rPr>
-        <w:t>3,B</w:t>
-      </w:r>
-      <w:proofErr w:type="gramEnd"/>
-      <w:r>
-        <w:rPr>
-          <w:sz w:val="28"/>
-          <w:szCs w:val="28"/>
-        </w:rPr>
-        <w:t>1,</w:t>
+        <w:t>A3,</w:t>
+      </w:r>
+      <w:r>
+        <w:rPr>
+          <w:sz w:val="28"/>
+          <w:szCs w:val="28"/>
+        </w:rPr>
+        <w:t xml:space="preserve"> </w:t>
+      </w:r>
+      <w:r>
+        <w:rPr>
+          <w:sz w:val="28"/>
+          <w:szCs w:val="28"/>
+        </w:rPr>
+        <w:t>B1,</w:t>
       </w:r>
       <w:r>
         <w:rPr>
@@ -907,15 +905,15 @@
           <w:sz w:val="28"/>
           <w:szCs w:val="28"/>
         </w:rPr>
-        <w:t xml:space="preserve"> (K</w:t>
-      </w:r>
-      <w:proofErr w:type="spellStart"/>
-      <w:r>
-        <w:rPr>
-          <w:sz w:val="28"/>
-          <w:szCs w:val="28"/>
-        </w:rPr>
-        <w:t>hối</w:t>
+        <w:t xml:space="preserve"> (</w:t>
+      </w:r>
+      <w:proofErr w:type="spellStart"/>
+      <w:r>
+        <w:rPr>
+          <w:sz w:val="28"/>
+          <w:szCs w:val="28"/>
+        </w:rPr>
+        <w:t>Khối</w:t>
       </w:r>
       <w:proofErr w:type="spellEnd"/>
       <w:r>
@@ -1303,23 +1301,7 @@
           <w:sz w:val="28"/>
           <w:szCs w:val="28"/>
         </w:rPr>
-        <w:t xml:space="preserve"> </w:t>
-      </w:r>
-      <w:proofErr w:type="gramStart"/>
-      <w:r>
-        <w:rPr>
-          <w:sz w:val="28"/>
-          <w:szCs w:val="28"/>
-        </w:rPr>
-        <w:t>An</w:t>
-      </w:r>
-      <w:proofErr w:type="gramEnd"/>
-      <w:r>
-        <w:rPr>
-          <w:sz w:val="28"/>
-          <w:szCs w:val="28"/>
-        </w:rPr>
-        <w:t xml:space="preserve"> </w:t>
+        <w:t xml:space="preserve"> An </w:t>
       </w:r>
       <w:proofErr w:type="spellStart"/>
       <w:r>
@@ -1432,6 +1414,9690 @@
           <w:szCs w:val="28"/>
         </w:rPr>
         <w:t xml:space="preserve"> (Switch, Router, Access Point, Firewall).</w:t>
+      </w:r>
+    </w:p>
+    <w:p>
+      <w:pPr>
+        <w:rPr>
+          <w:sz w:val="28"/>
+          <w:szCs w:val="28"/>
+        </w:rPr>
+      </w:pPr>
+      <w:r>
+        <w:rPr>
+          <w:sz w:val="28"/>
+          <w:szCs w:val="28"/>
+        </w:rPr>
+        <w:t xml:space="preserve">2. </w:t>
+      </w:r>
+      <w:proofErr w:type="spellStart"/>
+      <w:r>
+        <w:rPr>
+          <w:sz w:val="28"/>
+          <w:szCs w:val="28"/>
+        </w:rPr>
+        <w:t>Phân</w:t>
+      </w:r>
+      <w:proofErr w:type="spellEnd"/>
+      <w:r>
+        <w:rPr>
+          <w:sz w:val="28"/>
+          <w:szCs w:val="28"/>
+        </w:rPr>
+        <w:t xml:space="preserve"> </w:t>
+      </w:r>
+      <w:proofErr w:type="spellStart"/>
+      <w:r>
+        <w:rPr>
+          <w:sz w:val="28"/>
+          <w:szCs w:val="28"/>
+        </w:rPr>
+        <w:t>tích</w:t>
+      </w:r>
+      <w:proofErr w:type="spellEnd"/>
+      <w:r>
+        <w:rPr>
+          <w:sz w:val="28"/>
+          <w:szCs w:val="28"/>
+        </w:rPr>
+        <w:t xml:space="preserve"> </w:t>
+      </w:r>
+      <w:proofErr w:type="spellStart"/>
+      <w:r>
+        <w:rPr>
+          <w:sz w:val="28"/>
+          <w:szCs w:val="28"/>
+        </w:rPr>
+        <w:t>kiến</w:t>
+      </w:r>
+      <w:proofErr w:type="spellEnd"/>
+      <w:r>
+        <w:rPr>
+          <w:sz w:val="28"/>
+          <w:szCs w:val="28"/>
+        </w:rPr>
+        <w:t xml:space="preserve"> </w:t>
+      </w:r>
+      <w:proofErr w:type="spellStart"/>
+      <w:r>
+        <w:rPr>
+          <w:sz w:val="28"/>
+          <w:szCs w:val="28"/>
+        </w:rPr>
+        <w:t>trúc</w:t>
+      </w:r>
+      <w:proofErr w:type="spellEnd"/>
+      <w:r>
+        <w:rPr>
+          <w:sz w:val="28"/>
+          <w:szCs w:val="28"/>
+        </w:rPr>
+        <w:t xml:space="preserve"> </w:t>
+      </w:r>
+      <w:proofErr w:type="spellStart"/>
+      <w:r>
+        <w:rPr>
+          <w:sz w:val="28"/>
+          <w:szCs w:val="28"/>
+        </w:rPr>
+        <w:t>mạng</w:t>
+      </w:r>
+      <w:proofErr w:type="spellEnd"/>
+    </w:p>
+    <w:p>
+      <w:pPr>
+        <w:rPr>
+          <w:sz w:val="28"/>
+          <w:szCs w:val="28"/>
+        </w:rPr>
+      </w:pPr>
+      <w:r>
+        <w:rPr>
+          <w:sz w:val="28"/>
+          <w:szCs w:val="28"/>
+        </w:rPr>
+        <w:t xml:space="preserve">2.1. </w:t>
+      </w:r>
+      <w:proofErr w:type="spellStart"/>
+      <w:r>
+        <w:rPr>
+          <w:sz w:val="28"/>
+          <w:szCs w:val="28"/>
+        </w:rPr>
+        <w:t>Lựa</w:t>
+      </w:r>
+      <w:proofErr w:type="spellEnd"/>
+      <w:r>
+        <w:rPr>
+          <w:sz w:val="28"/>
+          <w:szCs w:val="28"/>
+        </w:rPr>
+        <w:t xml:space="preserve"> </w:t>
+      </w:r>
+      <w:proofErr w:type="spellStart"/>
+      <w:r>
+        <w:rPr>
+          <w:sz w:val="28"/>
+          <w:szCs w:val="28"/>
+        </w:rPr>
+        <w:t>chọn</w:t>
+      </w:r>
+      <w:proofErr w:type="spellEnd"/>
+      <w:r>
+        <w:rPr>
+          <w:sz w:val="28"/>
+          <w:szCs w:val="28"/>
+        </w:rPr>
+        <w:t xml:space="preserve"> </w:t>
+      </w:r>
+      <w:proofErr w:type="spellStart"/>
+      <w:r>
+        <w:rPr>
+          <w:sz w:val="28"/>
+          <w:szCs w:val="28"/>
+        </w:rPr>
+        <w:t>mô</w:t>
+      </w:r>
+      <w:proofErr w:type="spellEnd"/>
+      <w:r>
+        <w:rPr>
+          <w:sz w:val="28"/>
+          <w:szCs w:val="28"/>
+        </w:rPr>
+        <w:t xml:space="preserve"> </w:t>
+      </w:r>
+      <w:proofErr w:type="spellStart"/>
+      <w:r>
+        <w:rPr>
+          <w:sz w:val="28"/>
+          <w:szCs w:val="28"/>
+        </w:rPr>
+        <w:t>hình</w:t>
+      </w:r>
+      <w:proofErr w:type="spellEnd"/>
+      <w:r>
+        <w:rPr>
+          <w:sz w:val="28"/>
+          <w:szCs w:val="28"/>
+        </w:rPr>
+        <w:t xml:space="preserve"> </w:t>
+      </w:r>
+      <w:proofErr w:type="spellStart"/>
+      <w:r>
+        <w:rPr>
+          <w:sz w:val="28"/>
+          <w:szCs w:val="28"/>
+        </w:rPr>
+        <w:t>kiến</w:t>
+      </w:r>
+      <w:proofErr w:type="spellEnd"/>
+      <w:r>
+        <w:rPr>
+          <w:sz w:val="28"/>
+          <w:szCs w:val="28"/>
+        </w:rPr>
+        <w:t xml:space="preserve"> </w:t>
+      </w:r>
+      <w:proofErr w:type="spellStart"/>
+      <w:r>
+        <w:rPr>
+          <w:sz w:val="28"/>
+          <w:szCs w:val="28"/>
+        </w:rPr>
+        <w:t>trúc</w:t>
+      </w:r>
+      <w:proofErr w:type="spellEnd"/>
+      <w:r>
+        <w:rPr>
+          <w:sz w:val="28"/>
+          <w:szCs w:val="28"/>
+        </w:rPr>
+        <w:t xml:space="preserve"> </w:t>
+      </w:r>
+      <w:proofErr w:type="spellStart"/>
+      <w:r>
+        <w:rPr>
+          <w:sz w:val="28"/>
+          <w:szCs w:val="28"/>
+        </w:rPr>
+        <w:t>mạng</w:t>
+      </w:r>
+      <w:proofErr w:type="spellEnd"/>
+      <w:r>
+        <w:rPr>
+          <w:sz w:val="28"/>
+          <w:szCs w:val="28"/>
+        </w:rPr>
+        <w:t xml:space="preserve">: </w:t>
+      </w:r>
+      <w:proofErr w:type="spellStart"/>
+      <w:r>
+        <w:rPr>
+          <w:sz w:val="28"/>
+          <w:szCs w:val="28"/>
+        </w:rPr>
+        <w:t>Mô</w:t>
+      </w:r>
+      <w:proofErr w:type="spellEnd"/>
+      <w:r>
+        <w:rPr>
+          <w:sz w:val="28"/>
+          <w:szCs w:val="28"/>
+        </w:rPr>
+        <w:t xml:space="preserve"> </w:t>
+      </w:r>
+      <w:proofErr w:type="spellStart"/>
+      <w:r>
+        <w:rPr>
+          <w:sz w:val="28"/>
+          <w:szCs w:val="28"/>
+        </w:rPr>
+        <w:t>hình</w:t>
+      </w:r>
+      <w:proofErr w:type="spellEnd"/>
+      <w:r>
+        <w:rPr>
+          <w:sz w:val="28"/>
+          <w:szCs w:val="28"/>
+        </w:rPr>
+        <w:t xml:space="preserve"> Client–Server</w:t>
+      </w:r>
+    </w:p>
+    <w:p>
+      <w:pPr>
+        <w:rPr>
+          <w:sz w:val="28"/>
+          <w:szCs w:val="28"/>
+        </w:rPr>
+      </w:pPr>
+      <w:proofErr w:type="spellStart"/>
+      <w:r>
+        <w:rPr>
+          <w:sz w:val="28"/>
+          <w:szCs w:val="28"/>
+        </w:rPr>
+        <w:t>Đối</w:t>
+      </w:r>
+      <w:proofErr w:type="spellEnd"/>
+      <w:r>
+        <w:rPr>
+          <w:sz w:val="28"/>
+          <w:szCs w:val="28"/>
+        </w:rPr>
+        <w:t xml:space="preserve"> </w:t>
+      </w:r>
+      <w:proofErr w:type="spellStart"/>
+      <w:r>
+        <w:rPr>
+          <w:sz w:val="28"/>
+          <w:szCs w:val="28"/>
+        </w:rPr>
+        <w:t>với</w:t>
+      </w:r>
+      <w:proofErr w:type="spellEnd"/>
+      <w:r>
+        <w:rPr>
+          <w:sz w:val="28"/>
+          <w:szCs w:val="28"/>
+        </w:rPr>
+        <w:t xml:space="preserve"> </w:t>
+      </w:r>
+      <w:proofErr w:type="spellStart"/>
+      <w:r>
+        <w:rPr>
+          <w:sz w:val="28"/>
+          <w:szCs w:val="28"/>
+        </w:rPr>
+        <w:t>quy</w:t>
+      </w:r>
+      <w:proofErr w:type="spellEnd"/>
+      <w:r>
+        <w:rPr>
+          <w:sz w:val="28"/>
+          <w:szCs w:val="28"/>
+        </w:rPr>
+        <w:t xml:space="preserve"> </w:t>
+      </w:r>
+      <w:proofErr w:type="spellStart"/>
+      <w:r>
+        <w:rPr>
+          <w:sz w:val="28"/>
+          <w:szCs w:val="28"/>
+        </w:rPr>
+        <w:t>mô</w:t>
+      </w:r>
+      <w:proofErr w:type="spellEnd"/>
+      <w:r>
+        <w:rPr>
+          <w:sz w:val="28"/>
+          <w:szCs w:val="28"/>
+        </w:rPr>
+        <w:t xml:space="preserve"> </w:t>
+      </w:r>
+      <w:proofErr w:type="spellStart"/>
+      <w:r>
+        <w:rPr>
+          <w:sz w:val="28"/>
+          <w:szCs w:val="28"/>
+        </w:rPr>
+        <w:t>hệ</w:t>
+      </w:r>
+      <w:proofErr w:type="spellEnd"/>
+      <w:r>
+        <w:rPr>
+          <w:sz w:val="28"/>
+          <w:szCs w:val="28"/>
+        </w:rPr>
+        <w:t xml:space="preserve"> </w:t>
+      </w:r>
+      <w:proofErr w:type="spellStart"/>
+      <w:r>
+        <w:rPr>
+          <w:sz w:val="28"/>
+          <w:szCs w:val="28"/>
+        </w:rPr>
+        <w:t>thống</w:t>
+      </w:r>
+      <w:proofErr w:type="spellEnd"/>
+      <w:r>
+        <w:rPr>
+          <w:sz w:val="28"/>
+          <w:szCs w:val="28"/>
+        </w:rPr>
+        <w:t xml:space="preserve"> </w:t>
+      </w:r>
+      <w:proofErr w:type="spellStart"/>
+      <w:r>
+        <w:rPr>
+          <w:sz w:val="28"/>
+          <w:szCs w:val="28"/>
+        </w:rPr>
+        <w:t>mạng</w:t>
+      </w:r>
+      <w:proofErr w:type="spellEnd"/>
+      <w:r>
+        <w:rPr>
+          <w:sz w:val="28"/>
+          <w:szCs w:val="28"/>
+        </w:rPr>
+        <w:t xml:space="preserve"> HVQLGD </w:t>
+      </w:r>
+      <w:proofErr w:type="spellStart"/>
+      <w:r>
+        <w:rPr>
+          <w:sz w:val="28"/>
+          <w:szCs w:val="28"/>
+        </w:rPr>
+        <w:t>với</w:t>
+      </w:r>
+      <w:proofErr w:type="spellEnd"/>
+      <w:r>
+        <w:rPr>
+          <w:sz w:val="28"/>
+          <w:szCs w:val="28"/>
+        </w:rPr>
+        <w:t xml:space="preserve"> </w:t>
+      </w:r>
+      <w:proofErr w:type="spellStart"/>
+      <w:r>
+        <w:rPr>
+          <w:sz w:val="28"/>
+          <w:szCs w:val="28"/>
+        </w:rPr>
+        <w:t>tầm</w:t>
+      </w:r>
+      <w:proofErr w:type="spellEnd"/>
+      <w:r>
+        <w:rPr>
+          <w:sz w:val="28"/>
+          <w:szCs w:val="28"/>
+        </w:rPr>
+        <w:t xml:space="preserve"> ~750 </w:t>
+      </w:r>
+      <w:proofErr w:type="spellStart"/>
+      <w:r>
+        <w:rPr>
+          <w:sz w:val="28"/>
+          <w:szCs w:val="28"/>
+        </w:rPr>
+        <w:t>thiết</w:t>
+      </w:r>
+      <w:proofErr w:type="spellEnd"/>
+      <w:r>
+        <w:rPr>
+          <w:sz w:val="28"/>
+          <w:szCs w:val="28"/>
+        </w:rPr>
+        <w:t xml:space="preserve"> </w:t>
+      </w:r>
+      <w:proofErr w:type="spellStart"/>
+      <w:r>
+        <w:rPr>
+          <w:sz w:val="28"/>
+          <w:szCs w:val="28"/>
+        </w:rPr>
+        <w:t>bị</w:t>
+      </w:r>
+      <w:proofErr w:type="spellEnd"/>
+      <w:r>
+        <w:rPr>
+          <w:sz w:val="28"/>
+          <w:szCs w:val="28"/>
+        </w:rPr>
+        <w:t xml:space="preserve"> </w:t>
+      </w:r>
+      <w:proofErr w:type="spellStart"/>
+      <w:r>
+        <w:rPr>
+          <w:sz w:val="28"/>
+          <w:szCs w:val="28"/>
+        </w:rPr>
+        <w:t>kết</w:t>
+      </w:r>
+      <w:proofErr w:type="spellEnd"/>
+      <w:r>
+        <w:rPr>
+          <w:sz w:val="28"/>
+          <w:szCs w:val="28"/>
+        </w:rPr>
+        <w:t xml:space="preserve"> </w:t>
+      </w:r>
+      <w:proofErr w:type="spellStart"/>
+      <w:r>
+        <w:rPr>
+          <w:sz w:val="28"/>
+          <w:szCs w:val="28"/>
+        </w:rPr>
+        <w:t>nối</w:t>
+      </w:r>
+      <w:proofErr w:type="spellEnd"/>
+      <w:r>
+        <w:rPr>
+          <w:sz w:val="28"/>
+          <w:szCs w:val="28"/>
+        </w:rPr>
+        <w:t xml:space="preserve"> </w:t>
+      </w:r>
+      <w:proofErr w:type="spellStart"/>
+      <w:r>
+        <w:rPr>
+          <w:sz w:val="28"/>
+          <w:szCs w:val="28"/>
+        </w:rPr>
+        <w:t>đồng</w:t>
+      </w:r>
+      <w:proofErr w:type="spellEnd"/>
+      <w:r>
+        <w:rPr>
+          <w:sz w:val="28"/>
+          <w:szCs w:val="28"/>
+        </w:rPr>
+        <w:t xml:space="preserve"> </w:t>
+      </w:r>
+      <w:proofErr w:type="spellStart"/>
+      <w:r>
+        <w:rPr>
+          <w:sz w:val="28"/>
+          <w:szCs w:val="28"/>
+        </w:rPr>
+        <w:t>thời</w:t>
+      </w:r>
+      <w:proofErr w:type="spellEnd"/>
+      <w:r>
+        <w:rPr>
+          <w:sz w:val="28"/>
+          <w:szCs w:val="28"/>
+        </w:rPr>
+        <w:t xml:space="preserve">, </w:t>
+      </w:r>
+      <w:proofErr w:type="spellStart"/>
+      <w:r>
+        <w:rPr>
+          <w:sz w:val="28"/>
+          <w:szCs w:val="28"/>
+        </w:rPr>
+        <w:t>việc</w:t>
+      </w:r>
+      <w:proofErr w:type="spellEnd"/>
+      <w:r>
+        <w:rPr>
+          <w:sz w:val="28"/>
+          <w:szCs w:val="28"/>
+        </w:rPr>
+        <w:t xml:space="preserve"> </w:t>
+      </w:r>
+      <w:proofErr w:type="spellStart"/>
+      <w:r>
+        <w:rPr>
+          <w:sz w:val="28"/>
+          <w:szCs w:val="28"/>
+        </w:rPr>
+        <w:t>lựa</w:t>
+      </w:r>
+      <w:proofErr w:type="spellEnd"/>
+      <w:r>
+        <w:rPr>
+          <w:sz w:val="28"/>
+          <w:szCs w:val="28"/>
+        </w:rPr>
+        <w:t xml:space="preserve"> </w:t>
+      </w:r>
+      <w:proofErr w:type="spellStart"/>
+      <w:r>
+        <w:rPr>
+          <w:sz w:val="28"/>
+          <w:szCs w:val="28"/>
+        </w:rPr>
+        <w:t>chọn</w:t>
+      </w:r>
+      <w:proofErr w:type="spellEnd"/>
+      <w:r>
+        <w:rPr>
+          <w:sz w:val="28"/>
+          <w:szCs w:val="28"/>
+        </w:rPr>
+        <w:t xml:space="preserve"> </w:t>
+      </w:r>
+      <w:proofErr w:type="spellStart"/>
+      <w:r>
+        <w:rPr>
+          <w:sz w:val="28"/>
+          <w:szCs w:val="28"/>
+        </w:rPr>
+        <w:t>mô</w:t>
+      </w:r>
+      <w:proofErr w:type="spellEnd"/>
+      <w:r>
+        <w:rPr>
+          <w:sz w:val="28"/>
+          <w:szCs w:val="28"/>
+        </w:rPr>
+        <w:t xml:space="preserve"> </w:t>
+      </w:r>
+      <w:proofErr w:type="spellStart"/>
+      <w:r>
+        <w:rPr>
+          <w:sz w:val="28"/>
+          <w:szCs w:val="28"/>
+        </w:rPr>
+        <w:t>hình</w:t>
+      </w:r>
+      <w:proofErr w:type="spellEnd"/>
+      <w:r>
+        <w:rPr>
+          <w:sz w:val="28"/>
+          <w:szCs w:val="28"/>
+        </w:rPr>
+        <w:t xml:space="preserve"> </w:t>
+      </w:r>
+      <w:proofErr w:type="spellStart"/>
+      <w:r>
+        <w:rPr>
+          <w:sz w:val="28"/>
+          <w:szCs w:val="28"/>
+        </w:rPr>
+        <w:t>kiến</w:t>
+      </w:r>
+      <w:proofErr w:type="spellEnd"/>
+      <w:r>
+        <w:rPr>
+          <w:sz w:val="28"/>
+          <w:szCs w:val="28"/>
+        </w:rPr>
+        <w:t xml:space="preserve"> </w:t>
+      </w:r>
+      <w:proofErr w:type="spellStart"/>
+      <w:r>
+        <w:rPr>
+          <w:sz w:val="28"/>
+          <w:szCs w:val="28"/>
+        </w:rPr>
+        <w:t>trúc</w:t>
+      </w:r>
+      <w:proofErr w:type="spellEnd"/>
+      <w:r>
+        <w:rPr>
+          <w:sz w:val="28"/>
+          <w:szCs w:val="28"/>
+        </w:rPr>
+        <w:t xml:space="preserve"> </w:t>
+      </w:r>
+      <w:proofErr w:type="spellStart"/>
+      <w:r>
+        <w:rPr>
+          <w:sz w:val="28"/>
+          <w:szCs w:val="28"/>
+        </w:rPr>
+        <w:t>mạng</w:t>
+      </w:r>
+      <w:proofErr w:type="spellEnd"/>
+      <w:r>
+        <w:rPr>
+          <w:sz w:val="28"/>
+          <w:szCs w:val="28"/>
+        </w:rPr>
+        <w:t xml:space="preserve"> </w:t>
+      </w:r>
+      <w:proofErr w:type="spellStart"/>
+      <w:r>
+        <w:rPr>
+          <w:sz w:val="28"/>
+          <w:szCs w:val="28"/>
+        </w:rPr>
+        <w:t>đóng</w:t>
+      </w:r>
+      <w:proofErr w:type="spellEnd"/>
+      <w:r>
+        <w:rPr>
+          <w:sz w:val="28"/>
+          <w:szCs w:val="28"/>
+        </w:rPr>
+        <w:t xml:space="preserve"> </w:t>
+      </w:r>
+      <w:proofErr w:type="spellStart"/>
+      <w:r>
+        <w:rPr>
+          <w:sz w:val="28"/>
+          <w:szCs w:val="28"/>
+        </w:rPr>
+        <w:t>vai</w:t>
+      </w:r>
+      <w:proofErr w:type="spellEnd"/>
+      <w:r>
+        <w:rPr>
+          <w:sz w:val="28"/>
+          <w:szCs w:val="28"/>
+        </w:rPr>
+        <w:t xml:space="preserve"> </w:t>
+      </w:r>
+      <w:proofErr w:type="spellStart"/>
+      <w:r>
+        <w:rPr>
+          <w:sz w:val="28"/>
+          <w:szCs w:val="28"/>
+        </w:rPr>
+        <w:t>trò</w:t>
+      </w:r>
+      <w:proofErr w:type="spellEnd"/>
+      <w:r>
+        <w:rPr>
+          <w:sz w:val="28"/>
+          <w:szCs w:val="28"/>
+        </w:rPr>
+        <w:t xml:space="preserve"> </w:t>
+      </w:r>
+      <w:proofErr w:type="spellStart"/>
+      <w:r>
+        <w:rPr>
+          <w:sz w:val="28"/>
+          <w:szCs w:val="28"/>
+        </w:rPr>
+        <w:t>quyết</w:t>
+      </w:r>
+      <w:proofErr w:type="spellEnd"/>
+      <w:r>
+        <w:rPr>
+          <w:sz w:val="28"/>
+          <w:szCs w:val="28"/>
+        </w:rPr>
+        <w:t xml:space="preserve"> </w:t>
+      </w:r>
+      <w:proofErr w:type="spellStart"/>
+      <w:r>
+        <w:rPr>
+          <w:sz w:val="28"/>
+          <w:szCs w:val="28"/>
+        </w:rPr>
+        <w:t>định</w:t>
+      </w:r>
+      <w:proofErr w:type="spellEnd"/>
+      <w:r>
+        <w:rPr>
+          <w:sz w:val="28"/>
+          <w:szCs w:val="28"/>
+        </w:rPr>
+        <w:t xml:space="preserve"> </w:t>
+      </w:r>
+      <w:proofErr w:type="spellStart"/>
+      <w:r>
+        <w:rPr>
+          <w:sz w:val="28"/>
+          <w:szCs w:val="28"/>
+        </w:rPr>
+        <w:t>đến</w:t>
+      </w:r>
+      <w:proofErr w:type="spellEnd"/>
+      <w:r>
+        <w:rPr>
+          <w:sz w:val="28"/>
+          <w:szCs w:val="28"/>
+        </w:rPr>
+        <w:t xml:space="preserve"> </w:t>
+      </w:r>
+      <w:proofErr w:type="spellStart"/>
+      <w:r>
+        <w:rPr>
+          <w:sz w:val="28"/>
+          <w:szCs w:val="28"/>
+        </w:rPr>
+        <w:t>tính</w:t>
+      </w:r>
+      <w:proofErr w:type="spellEnd"/>
+      <w:r>
+        <w:rPr>
+          <w:sz w:val="28"/>
+          <w:szCs w:val="28"/>
+        </w:rPr>
+        <w:t xml:space="preserve"> </w:t>
+      </w:r>
+      <w:proofErr w:type="spellStart"/>
+      <w:r>
+        <w:rPr>
+          <w:sz w:val="28"/>
+          <w:szCs w:val="28"/>
+        </w:rPr>
+        <w:t>ổn</w:t>
+      </w:r>
+      <w:proofErr w:type="spellEnd"/>
+      <w:r>
+        <w:rPr>
+          <w:sz w:val="28"/>
+          <w:szCs w:val="28"/>
+        </w:rPr>
+        <w:t xml:space="preserve"> </w:t>
+      </w:r>
+      <w:proofErr w:type="spellStart"/>
+      <w:r>
+        <w:rPr>
+          <w:sz w:val="28"/>
+          <w:szCs w:val="28"/>
+        </w:rPr>
+        <w:t>định</w:t>
+      </w:r>
+      <w:proofErr w:type="spellEnd"/>
+      <w:r>
+        <w:rPr>
+          <w:sz w:val="28"/>
+          <w:szCs w:val="28"/>
+        </w:rPr>
+        <w:t xml:space="preserve">, </w:t>
+      </w:r>
+      <w:proofErr w:type="spellStart"/>
+      <w:r>
+        <w:rPr>
+          <w:sz w:val="28"/>
+          <w:szCs w:val="28"/>
+        </w:rPr>
+        <w:t>hiệu</w:t>
+      </w:r>
+      <w:proofErr w:type="spellEnd"/>
+      <w:r>
+        <w:rPr>
+          <w:sz w:val="28"/>
+          <w:szCs w:val="28"/>
+        </w:rPr>
+        <w:t xml:space="preserve"> </w:t>
+      </w:r>
+      <w:proofErr w:type="spellStart"/>
+      <w:r>
+        <w:rPr>
+          <w:sz w:val="28"/>
+          <w:szCs w:val="28"/>
+        </w:rPr>
+        <w:t>năng</w:t>
+      </w:r>
+      <w:proofErr w:type="spellEnd"/>
+      <w:r>
+        <w:rPr>
+          <w:sz w:val="28"/>
+          <w:szCs w:val="28"/>
+        </w:rPr>
+        <w:t xml:space="preserve"> </w:t>
+      </w:r>
+      <w:proofErr w:type="spellStart"/>
+      <w:r>
+        <w:rPr>
+          <w:sz w:val="28"/>
+          <w:szCs w:val="28"/>
+        </w:rPr>
+        <w:t>và</w:t>
+      </w:r>
+      <w:proofErr w:type="spellEnd"/>
+      <w:r>
+        <w:rPr>
+          <w:sz w:val="28"/>
+          <w:szCs w:val="28"/>
+        </w:rPr>
+        <w:t xml:space="preserve"> </w:t>
+      </w:r>
+      <w:proofErr w:type="spellStart"/>
+      <w:r>
+        <w:rPr>
+          <w:sz w:val="28"/>
+          <w:szCs w:val="28"/>
+        </w:rPr>
+        <w:t>khả</w:t>
+      </w:r>
+      <w:proofErr w:type="spellEnd"/>
+      <w:r>
+        <w:rPr>
+          <w:sz w:val="28"/>
+          <w:szCs w:val="28"/>
+        </w:rPr>
+        <w:t xml:space="preserve"> </w:t>
+      </w:r>
+      <w:proofErr w:type="spellStart"/>
+      <w:r>
+        <w:rPr>
+          <w:sz w:val="28"/>
+          <w:szCs w:val="28"/>
+        </w:rPr>
+        <w:t>năng</w:t>
+      </w:r>
+      <w:proofErr w:type="spellEnd"/>
+      <w:r>
+        <w:rPr>
+          <w:sz w:val="28"/>
+          <w:szCs w:val="28"/>
+        </w:rPr>
+        <w:t xml:space="preserve"> </w:t>
+      </w:r>
+      <w:proofErr w:type="spellStart"/>
+      <w:r>
+        <w:rPr>
+          <w:sz w:val="28"/>
+          <w:szCs w:val="28"/>
+        </w:rPr>
+        <w:t>bảo</w:t>
+      </w:r>
+      <w:proofErr w:type="spellEnd"/>
+      <w:r>
+        <w:rPr>
+          <w:sz w:val="28"/>
+          <w:szCs w:val="28"/>
+        </w:rPr>
+        <w:t xml:space="preserve"> </w:t>
+      </w:r>
+      <w:proofErr w:type="spellStart"/>
+      <w:r>
+        <w:rPr>
+          <w:sz w:val="28"/>
+          <w:szCs w:val="28"/>
+        </w:rPr>
+        <w:t>mật</w:t>
+      </w:r>
+      <w:proofErr w:type="spellEnd"/>
+      <w:r>
+        <w:rPr>
+          <w:sz w:val="28"/>
+          <w:szCs w:val="28"/>
+        </w:rPr>
+        <w:t xml:space="preserve"> </w:t>
+      </w:r>
+      <w:proofErr w:type="spellStart"/>
+      <w:r>
+        <w:rPr>
+          <w:sz w:val="28"/>
+          <w:szCs w:val="28"/>
+        </w:rPr>
+        <w:t>của</w:t>
+      </w:r>
+      <w:proofErr w:type="spellEnd"/>
+      <w:r>
+        <w:rPr>
+          <w:sz w:val="28"/>
+          <w:szCs w:val="28"/>
+        </w:rPr>
+        <w:t xml:space="preserve"> </w:t>
+      </w:r>
+      <w:proofErr w:type="spellStart"/>
+      <w:r>
+        <w:rPr>
+          <w:sz w:val="28"/>
+          <w:szCs w:val="28"/>
+        </w:rPr>
+        <w:t>toàn</w:t>
+      </w:r>
+      <w:proofErr w:type="spellEnd"/>
+      <w:r>
+        <w:rPr>
+          <w:sz w:val="28"/>
+          <w:szCs w:val="28"/>
+        </w:rPr>
+        <w:t xml:space="preserve"> </w:t>
+      </w:r>
+      <w:proofErr w:type="spellStart"/>
+      <w:r>
+        <w:rPr>
+          <w:sz w:val="28"/>
+          <w:szCs w:val="28"/>
+        </w:rPr>
+        <w:t>bộ</w:t>
+      </w:r>
+      <w:proofErr w:type="spellEnd"/>
+      <w:r>
+        <w:rPr>
+          <w:sz w:val="28"/>
+          <w:szCs w:val="28"/>
+        </w:rPr>
+        <w:t xml:space="preserve"> </w:t>
+      </w:r>
+      <w:proofErr w:type="spellStart"/>
+      <w:r>
+        <w:rPr>
+          <w:sz w:val="28"/>
+          <w:szCs w:val="28"/>
+        </w:rPr>
+        <w:t>trường</w:t>
+      </w:r>
+      <w:proofErr w:type="spellEnd"/>
+      <w:r>
+        <w:rPr>
+          <w:sz w:val="28"/>
+          <w:szCs w:val="28"/>
+        </w:rPr>
+        <w:t xml:space="preserve"> </w:t>
+      </w:r>
+      <w:proofErr w:type="spellStart"/>
+      <w:r>
+        <w:rPr>
+          <w:sz w:val="28"/>
+          <w:szCs w:val="28"/>
+        </w:rPr>
+        <w:t>học</w:t>
+      </w:r>
+      <w:proofErr w:type="spellEnd"/>
+      <w:r>
+        <w:rPr>
+          <w:sz w:val="28"/>
+          <w:szCs w:val="28"/>
+        </w:rPr>
+        <w:t>.</w:t>
+      </w:r>
+    </w:p>
+    <w:p>
+      <w:pPr>
+        <w:rPr>
+          <w:sz w:val="28"/>
+          <w:szCs w:val="28"/>
+        </w:rPr>
+      </w:pPr>
+      <w:r>
+        <w:rPr>
+          <w:sz w:val="28"/>
+          <w:szCs w:val="28"/>
+        </w:rPr>
+        <w:t xml:space="preserve">* Lý do </w:t>
+      </w:r>
+      <w:proofErr w:type="spellStart"/>
+      <w:r>
+        <w:rPr>
+          <w:sz w:val="28"/>
+          <w:szCs w:val="28"/>
+        </w:rPr>
+        <w:t>lựa</w:t>
+      </w:r>
+      <w:proofErr w:type="spellEnd"/>
+      <w:r>
+        <w:rPr>
+          <w:sz w:val="28"/>
+          <w:szCs w:val="28"/>
+        </w:rPr>
+        <w:t xml:space="preserve"> </w:t>
+      </w:r>
+      <w:proofErr w:type="spellStart"/>
+      <w:r>
+        <w:rPr>
+          <w:sz w:val="28"/>
+          <w:szCs w:val="28"/>
+        </w:rPr>
+        <w:t>chọn</w:t>
+      </w:r>
+      <w:proofErr w:type="spellEnd"/>
+      <w:r>
+        <w:rPr>
+          <w:sz w:val="28"/>
+          <w:szCs w:val="28"/>
+        </w:rPr>
+        <w:t xml:space="preserve"> </w:t>
+      </w:r>
+      <w:proofErr w:type="spellStart"/>
+      <w:r>
+        <w:rPr>
+          <w:sz w:val="28"/>
+          <w:szCs w:val="28"/>
+        </w:rPr>
+        <w:t>mô</w:t>
+      </w:r>
+      <w:proofErr w:type="spellEnd"/>
+      <w:r>
+        <w:rPr>
+          <w:sz w:val="28"/>
+          <w:szCs w:val="28"/>
+        </w:rPr>
+        <w:t xml:space="preserve"> </w:t>
+      </w:r>
+      <w:proofErr w:type="spellStart"/>
+      <w:r>
+        <w:rPr>
+          <w:sz w:val="28"/>
+          <w:szCs w:val="28"/>
+        </w:rPr>
+        <w:t>hình</w:t>
+      </w:r>
+      <w:proofErr w:type="spellEnd"/>
+      <w:r>
+        <w:rPr>
+          <w:sz w:val="28"/>
+          <w:szCs w:val="28"/>
+        </w:rPr>
+        <w:t xml:space="preserve"> Client–Server:</w:t>
+      </w:r>
+    </w:p>
+    <w:p>
+      <w:pPr>
+        <w:rPr>
+          <w:sz w:val="28"/>
+          <w:szCs w:val="28"/>
+        </w:rPr>
+      </w:pPr>
+      <w:r>
+        <w:rPr>
+          <w:sz w:val="28"/>
+          <w:szCs w:val="28"/>
+        </w:rPr>
+        <w:t xml:space="preserve">- </w:t>
+      </w:r>
+      <w:proofErr w:type="spellStart"/>
+      <w:r>
+        <w:rPr>
+          <w:sz w:val="28"/>
+          <w:szCs w:val="28"/>
+        </w:rPr>
+        <w:t>Quản</w:t>
+      </w:r>
+      <w:proofErr w:type="spellEnd"/>
+      <w:r>
+        <w:rPr>
+          <w:sz w:val="28"/>
+          <w:szCs w:val="28"/>
+        </w:rPr>
+        <w:t xml:space="preserve"> </w:t>
+      </w:r>
+      <w:proofErr w:type="spellStart"/>
+      <w:r>
+        <w:rPr>
+          <w:sz w:val="28"/>
+          <w:szCs w:val="28"/>
+        </w:rPr>
+        <w:t>lý</w:t>
+      </w:r>
+      <w:proofErr w:type="spellEnd"/>
+      <w:r>
+        <w:rPr>
+          <w:sz w:val="28"/>
+          <w:szCs w:val="28"/>
+        </w:rPr>
+        <w:t xml:space="preserve"> </w:t>
+      </w:r>
+      <w:proofErr w:type="spellStart"/>
+      <w:r>
+        <w:rPr>
+          <w:sz w:val="28"/>
+          <w:szCs w:val="28"/>
+        </w:rPr>
+        <w:t>và</w:t>
+      </w:r>
+      <w:proofErr w:type="spellEnd"/>
+      <w:r>
+        <w:rPr>
+          <w:sz w:val="28"/>
+          <w:szCs w:val="28"/>
+        </w:rPr>
+        <w:t xml:space="preserve"> </w:t>
+      </w:r>
+      <w:proofErr w:type="spellStart"/>
+      <w:r>
+        <w:rPr>
+          <w:sz w:val="28"/>
+          <w:szCs w:val="28"/>
+        </w:rPr>
+        <w:t>lưu</w:t>
+      </w:r>
+      <w:proofErr w:type="spellEnd"/>
+      <w:r>
+        <w:rPr>
+          <w:sz w:val="28"/>
+          <w:szCs w:val="28"/>
+        </w:rPr>
+        <w:t xml:space="preserve"> </w:t>
+      </w:r>
+      <w:proofErr w:type="spellStart"/>
+      <w:r>
+        <w:rPr>
+          <w:sz w:val="28"/>
+          <w:szCs w:val="28"/>
+        </w:rPr>
+        <w:t>trữ</w:t>
+      </w:r>
+      <w:proofErr w:type="spellEnd"/>
+      <w:r>
+        <w:rPr>
+          <w:sz w:val="28"/>
+          <w:szCs w:val="28"/>
+        </w:rPr>
+        <w:t xml:space="preserve"> </w:t>
+      </w:r>
+      <w:proofErr w:type="spellStart"/>
+      <w:r>
+        <w:rPr>
+          <w:sz w:val="28"/>
+          <w:szCs w:val="28"/>
+        </w:rPr>
+        <w:t>tập</w:t>
+      </w:r>
+      <w:proofErr w:type="spellEnd"/>
+      <w:r>
+        <w:rPr>
+          <w:sz w:val="28"/>
+          <w:szCs w:val="28"/>
+        </w:rPr>
+        <w:t xml:space="preserve"> </w:t>
+      </w:r>
+      <w:proofErr w:type="spellStart"/>
+      <w:r>
+        <w:rPr>
+          <w:sz w:val="28"/>
+          <w:szCs w:val="28"/>
+        </w:rPr>
+        <w:t>trung</w:t>
+      </w:r>
+      <w:proofErr w:type="spellEnd"/>
+      <w:r>
+        <w:rPr>
+          <w:sz w:val="28"/>
+          <w:szCs w:val="28"/>
+        </w:rPr>
+        <w:t xml:space="preserve">: </w:t>
+      </w:r>
+      <w:proofErr w:type="spellStart"/>
+      <w:r>
+        <w:rPr>
+          <w:sz w:val="28"/>
+          <w:szCs w:val="28"/>
+        </w:rPr>
+        <w:t>Toàn</w:t>
+      </w:r>
+      <w:proofErr w:type="spellEnd"/>
+      <w:r>
+        <w:rPr>
+          <w:sz w:val="28"/>
+          <w:szCs w:val="28"/>
+        </w:rPr>
+        <w:t xml:space="preserve"> </w:t>
+      </w:r>
+      <w:proofErr w:type="spellStart"/>
+      <w:r>
+        <w:rPr>
+          <w:sz w:val="28"/>
+          <w:szCs w:val="28"/>
+        </w:rPr>
+        <w:t>bộ</w:t>
+      </w:r>
+      <w:proofErr w:type="spellEnd"/>
+      <w:r>
+        <w:rPr>
+          <w:sz w:val="28"/>
+          <w:szCs w:val="28"/>
+        </w:rPr>
+        <w:t xml:space="preserve"> </w:t>
+      </w:r>
+      <w:proofErr w:type="spellStart"/>
+      <w:r>
+        <w:rPr>
+          <w:sz w:val="28"/>
+          <w:szCs w:val="28"/>
+        </w:rPr>
+        <w:t>dữ</w:t>
+      </w:r>
+      <w:proofErr w:type="spellEnd"/>
+      <w:r>
+        <w:rPr>
+          <w:sz w:val="28"/>
+          <w:szCs w:val="28"/>
+        </w:rPr>
+        <w:t xml:space="preserve"> </w:t>
+      </w:r>
+      <w:proofErr w:type="spellStart"/>
+      <w:r>
+        <w:rPr>
+          <w:sz w:val="28"/>
+          <w:szCs w:val="28"/>
+        </w:rPr>
+        <w:t>liệu</w:t>
+      </w:r>
+      <w:proofErr w:type="spellEnd"/>
+      <w:r>
+        <w:rPr>
+          <w:sz w:val="28"/>
+          <w:szCs w:val="28"/>
+        </w:rPr>
+        <w:t xml:space="preserve"> </w:t>
+      </w:r>
+      <w:proofErr w:type="spellStart"/>
+      <w:r>
+        <w:rPr>
+          <w:sz w:val="28"/>
+          <w:szCs w:val="28"/>
+        </w:rPr>
+        <w:t>quan</w:t>
+      </w:r>
+      <w:proofErr w:type="spellEnd"/>
+      <w:r>
+        <w:rPr>
+          <w:sz w:val="28"/>
+          <w:szCs w:val="28"/>
+        </w:rPr>
+        <w:t xml:space="preserve"> </w:t>
+      </w:r>
+      <w:proofErr w:type="spellStart"/>
+      <w:r>
+        <w:rPr>
+          <w:sz w:val="28"/>
+          <w:szCs w:val="28"/>
+        </w:rPr>
+        <w:t>trọng</w:t>
+      </w:r>
+      <w:proofErr w:type="spellEnd"/>
+      <w:r>
+        <w:rPr>
+          <w:sz w:val="28"/>
+          <w:szCs w:val="28"/>
+        </w:rPr>
+        <w:t xml:space="preserve">, </w:t>
+      </w:r>
+      <w:proofErr w:type="spellStart"/>
+      <w:r>
+        <w:rPr>
+          <w:sz w:val="28"/>
+          <w:szCs w:val="28"/>
+        </w:rPr>
+        <w:t>ứng</w:t>
+      </w:r>
+      <w:proofErr w:type="spellEnd"/>
+      <w:r>
+        <w:rPr>
+          <w:sz w:val="28"/>
+          <w:szCs w:val="28"/>
+        </w:rPr>
+        <w:t xml:space="preserve"> </w:t>
+      </w:r>
+      <w:proofErr w:type="spellStart"/>
+      <w:r>
+        <w:rPr>
+          <w:sz w:val="28"/>
+          <w:szCs w:val="28"/>
+        </w:rPr>
+        <w:t>dụng</w:t>
+      </w:r>
+      <w:proofErr w:type="spellEnd"/>
+      <w:r>
+        <w:rPr>
+          <w:sz w:val="28"/>
+          <w:szCs w:val="28"/>
+        </w:rPr>
+        <w:t xml:space="preserve"> </w:t>
+      </w:r>
+      <w:proofErr w:type="spellStart"/>
+      <w:r>
+        <w:rPr>
+          <w:sz w:val="28"/>
+          <w:szCs w:val="28"/>
+        </w:rPr>
+        <w:t>nghiệp</w:t>
+      </w:r>
+      <w:proofErr w:type="spellEnd"/>
+      <w:r>
+        <w:rPr>
+          <w:sz w:val="28"/>
+          <w:szCs w:val="28"/>
+        </w:rPr>
+        <w:t xml:space="preserve"> </w:t>
+      </w:r>
+      <w:proofErr w:type="spellStart"/>
+      <w:r>
+        <w:rPr>
+          <w:sz w:val="28"/>
+          <w:szCs w:val="28"/>
+        </w:rPr>
+        <w:t>vụ</w:t>
+      </w:r>
+      <w:proofErr w:type="spellEnd"/>
+      <w:r>
+        <w:rPr>
+          <w:sz w:val="28"/>
+          <w:szCs w:val="28"/>
+        </w:rPr>
+        <w:t xml:space="preserve"> (Web E-learning, CSDL </w:t>
+      </w:r>
+      <w:proofErr w:type="spellStart"/>
+      <w:r>
+        <w:rPr>
+          <w:sz w:val="28"/>
+          <w:szCs w:val="28"/>
+        </w:rPr>
+        <w:t>quản</w:t>
+      </w:r>
+      <w:proofErr w:type="spellEnd"/>
+      <w:r>
+        <w:rPr>
+          <w:sz w:val="28"/>
+          <w:szCs w:val="28"/>
+        </w:rPr>
+        <w:t xml:space="preserve"> </w:t>
+      </w:r>
+      <w:proofErr w:type="spellStart"/>
+      <w:r>
+        <w:rPr>
+          <w:sz w:val="28"/>
+          <w:szCs w:val="28"/>
+        </w:rPr>
+        <w:t>lý</w:t>
+      </w:r>
+      <w:proofErr w:type="spellEnd"/>
+      <w:r>
+        <w:rPr>
+          <w:sz w:val="28"/>
+          <w:szCs w:val="28"/>
+        </w:rPr>
+        <w:t xml:space="preserve"> </w:t>
+      </w:r>
+      <w:proofErr w:type="spellStart"/>
+      <w:r>
+        <w:rPr>
+          <w:sz w:val="28"/>
+          <w:szCs w:val="28"/>
+        </w:rPr>
+        <w:t>sinh</w:t>
+      </w:r>
+      <w:proofErr w:type="spellEnd"/>
+      <w:r>
+        <w:rPr>
+          <w:sz w:val="28"/>
+          <w:szCs w:val="28"/>
+        </w:rPr>
+        <w:t xml:space="preserve"> </w:t>
+      </w:r>
+      <w:proofErr w:type="spellStart"/>
+      <w:r>
+        <w:rPr>
+          <w:sz w:val="28"/>
+          <w:szCs w:val="28"/>
+        </w:rPr>
+        <w:t>viên</w:t>
+      </w:r>
+      <w:proofErr w:type="spellEnd"/>
+      <w:r>
+        <w:rPr>
+          <w:sz w:val="28"/>
+          <w:szCs w:val="28"/>
+        </w:rPr>
+        <w:t xml:space="preserve">, File Server, Storage NAS) </w:t>
+      </w:r>
+      <w:proofErr w:type="spellStart"/>
+      <w:r>
+        <w:rPr>
+          <w:sz w:val="28"/>
+          <w:szCs w:val="28"/>
+        </w:rPr>
+        <w:t>được</w:t>
+      </w:r>
+      <w:proofErr w:type="spellEnd"/>
+      <w:r>
+        <w:rPr>
+          <w:sz w:val="28"/>
+          <w:szCs w:val="28"/>
+        </w:rPr>
+        <w:t xml:space="preserve"> </w:t>
+      </w:r>
+      <w:proofErr w:type="spellStart"/>
+      <w:r>
+        <w:rPr>
+          <w:sz w:val="28"/>
+          <w:szCs w:val="28"/>
+        </w:rPr>
+        <w:t>lưu</w:t>
+      </w:r>
+      <w:proofErr w:type="spellEnd"/>
+      <w:r>
+        <w:rPr>
+          <w:sz w:val="28"/>
+          <w:szCs w:val="28"/>
+        </w:rPr>
+        <w:t xml:space="preserve"> </w:t>
+      </w:r>
+      <w:proofErr w:type="spellStart"/>
+      <w:r>
+        <w:rPr>
+          <w:sz w:val="28"/>
+          <w:szCs w:val="28"/>
+        </w:rPr>
+        <w:t>trữ</w:t>
+      </w:r>
+      <w:proofErr w:type="spellEnd"/>
+      <w:r>
+        <w:rPr>
+          <w:sz w:val="28"/>
+          <w:szCs w:val="28"/>
+        </w:rPr>
+        <w:t xml:space="preserve"> </w:t>
+      </w:r>
+      <w:proofErr w:type="spellStart"/>
+      <w:r>
+        <w:rPr>
+          <w:sz w:val="28"/>
+          <w:szCs w:val="28"/>
+        </w:rPr>
+        <w:t>và</w:t>
+      </w:r>
+      <w:proofErr w:type="spellEnd"/>
+      <w:r>
+        <w:rPr>
+          <w:sz w:val="28"/>
+          <w:szCs w:val="28"/>
+        </w:rPr>
+        <w:t xml:space="preserve"> </w:t>
+      </w:r>
+      <w:proofErr w:type="spellStart"/>
+      <w:r>
+        <w:rPr>
+          <w:sz w:val="28"/>
+          <w:szCs w:val="28"/>
+        </w:rPr>
+        <w:t>vận</w:t>
+      </w:r>
+      <w:proofErr w:type="spellEnd"/>
+      <w:r>
+        <w:rPr>
+          <w:sz w:val="28"/>
+          <w:szCs w:val="28"/>
+        </w:rPr>
+        <w:t xml:space="preserve"> </w:t>
+      </w:r>
+      <w:proofErr w:type="spellStart"/>
+      <w:r>
+        <w:rPr>
+          <w:sz w:val="28"/>
+          <w:szCs w:val="28"/>
+        </w:rPr>
+        <w:t>hành</w:t>
+      </w:r>
+      <w:proofErr w:type="spellEnd"/>
+      <w:r>
+        <w:rPr>
+          <w:sz w:val="28"/>
+          <w:szCs w:val="28"/>
+        </w:rPr>
+        <w:t xml:space="preserve"> </w:t>
+      </w:r>
+      <w:proofErr w:type="spellStart"/>
+      <w:r>
+        <w:rPr>
+          <w:sz w:val="28"/>
+          <w:szCs w:val="28"/>
+        </w:rPr>
+        <w:t>tập</w:t>
+      </w:r>
+      <w:proofErr w:type="spellEnd"/>
+      <w:r>
+        <w:rPr>
+          <w:sz w:val="28"/>
+          <w:szCs w:val="28"/>
+        </w:rPr>
+        <w:t xml:space="preserve"> </w:t>
+      </w:r>
+      <w:proofErr w:type="spellStart"/>
+      <w:r>
+        <w:rPr>
+          <w:sz w:val="28"/>
+          <w:szCs w:val="28"/>
+        </w:rPr>
+        <w:t>trung</w:t>
+      </w:r>
+      <w:proofErr w:type="spellEnd"/>
+      <w:r>
+        <w:rPr>
+          <w:sz w:val="28"/>
+          <w:szCs w:val="28"/>
+        </w:rPr>
+        <w:t xml:space="preserve"> </w:t>
+      </w:r>
+      <w:proofErr w:type="spellStart"/>
+      <w:r>
+        <w:rPr>
+          <w:sz w:val="28"/>
+          <w:szCs w:val="28"/>
+        </w:rPr>
+        <w:t>tại</w:t>
+      </w:r>
+      <w:proofErr w:type="spellEnd"/>
+      <w:r>
+        <w:rPr>
+          <w:sz w:val="28"/>
+          <w:szCs w:val="28"/>
+        </w:rPr>
+        <w:t xml:space="preserve"> </w:t>
+      </w:r>
+      <w:proofErr w:type="spellStart"/>
+      <w:r>
+        <w:rPr>
+          <w:sz w:val="28"/>
+          <w:szCs w:val="28"/>
+        </w:rPr>
+        <w:t>các</w:t>
+      </w:r>
+      <w:proofErr w:type="spellEnd"/>
+      <w:r>
+        <w:rPr>
+          <w:sz w:val="28"/>
+          <w:szCs w:val="28"/>
+        </w:rPr>
+        <w:t xml:space="preserve"> </w:t>
+      </w:r>
+      <w:proofErr w:type="spellStart"/>
+      <w:r>
+        <w:rPr>
+          <w:sz w:val="28"/>
+          <w:szCs w:val="28"/>
+        </w:rPr>
+        <w:t>máy</w:t>
+      </w:r>
+      <w:proofErr w:type="spellEnd"/>
+      <w:r>
+        <w:rPr>
+          <w:sz w:val="28"/>
+          <w:szCs w:val="28"/>
+        </w:rPr>
+        <w:t xml:space="preserve"> </w:t>
+      </w:r>
+      <w:proofErr w:type="spellStart"/>
+      <w:r>
+        <w:rPr>
+          <w:sz w:val="28"/>
+          <w:szCs w:val="28"/>
+        </w:rPr>
+        <w:t>chủ</w:t>
+      </w:r>
+      <w:proofErr w:type="spellEnd"/>
+      <w:r>
+        <w:rPr>
+          <w:sz w:val="28"/>
+          <w:szCs w:val="28"/>
+        </w:rPr>
+        <w:t xml:space="preserve"> </w:t>
+      </w:r>
+      <w:proofErr w:type="spellStart"/>
+      <w:r>
+        <w:rPr>
+          <w:sz w:val="28"/>
+          <w:szCs w:val="28"/>
+        </w:rPr>
+        <w:t>chuyên</w:t>
+      </w:r>
+      <w:proofErr w:type="spellEnd"/>
+      <w:r>
+        <w:rPr>
+          <w:sz w:val="28"/>
+          <w:szCs w:val="28"/>
+        </w:rPr>
+        <w:t xml:space="preserve"> </w:t>
+      </w:r>
+      <w:proofErr w:type="spellStart"/>
+      <w:r>
+        <w:rPr>
+          <w:sz w:val="28"/>
+          <w:szCs w:val="28"/>
+        </w:rPr>
+        <w:t>dụng</w:t>
+      </w:r>
+      <w:proofErr w:type="spellEnd"/>
+      <w:r>
+        <w:rPr>
+          <w:sz w:val="28"/>
+          <w:szCs w:val="28"/>
+        </w:rPr>
+        <w:t xml:space="preserve"> </w:t>
+      </w:r>
+      <w:proofErr w:type="spellStart"/>
+      <w:r>
+        <w:rPr>
+          <w:sz w:val="28"/>
+          <w:szCs w:val="28"/>
+        </w:rPr>
+        <w:t>đặt</w:t>
+      </w:r>
+      <w:proofErr w:type="spellEnd"/>
+      <w:r>
+        <w:rPr>
+          <w:sz w:val="28"/>
+          <w:szCs w:val="28"/>
+        </w:rPr>
+        <w:t xml:space="preserve"> ở Trung </w:t>
+      </w:r>
+      <w:proofErr w:type="spellStart"/>
+      <w:r>
+        <w:rPr>
+          <w:sz w:val="28"/>
+          <w:szCs w:val="28"/>
+        </w:rPr>
+        <w:t>tâm</w:t>
+      </w:r>
+      <w:proofErr w:type="spellEnd"/>
+      <w:r>
+        <w:rPr>
+          <w:sz w:val="28"/>
+          <w:szCs w:val="28"/>
+        </w:rPr>
+        <w:t xml:space="preserve"> </w:t>
+      </w:r>
+      <w:proofErr w:type="spellStart"/>
+      <w:r>
+        <w:rPr>
+          <w:sz w:val="28"/>
+          <w:szCs w:val="28"/>
+        </w:rPr>
+        <w:t>dữ</w:t>
+      </w:r>
+      <w:proofErr w:type="spellEnd"/>
+      <w:r>
+        <w:rPr>
+          <w:sz w:val="28"/>
+          <w:szCs w:val="28"/>
+        </w:rPr>
+        <w:t xml:space="preserve"> </w:t>
+      </w:r>
+      <w:proofErr w:type="spellStart"/>
+      <w:r>
+        <w:rPr>
+          <w:sz w:val="28"/>
+          <w:szCs w:val="28"/>
+        </w:rPr>
+        <w:t>liệu</w:t>
+      </w:r>
+      <w:proofErr w:type="spellEnd"/>
+      <w:r>
+        <w:rPr>
+          <w:sz w:val="28"/>
+          <w:szCs w:val="28"/>
+        </w:rPr>
+        <w:t xml:space="preserve"> (Server Room)</w:t>
+      </w:r>
+      <w:r>
+        <w:rPr>
+          <w:sz w:val="28"/>
+          <w:szCs w:val="28"/>
+        </w:rPr>
+        <w:t xml:space="preserve">. </w:t>
+      </w:r>
+      <w:proofErr w:type="spellStart"/>
+      <w:r>
+        <w:rPr>
+          <w:sz w:val="28"/>
+          <w:szCs w:val="28"/>
+        </w:rPr>
+        <w:t>Các</w:t>
+      </w:r>
+      <w:proofErr w:type="spellEnd"/>
+      <w:r>
+        <w:rPr>
+          <w:sz w:val="28"/>
+          <w:szCs w:val="28"/>
+        </w:rPr>
+        <w:t xml:space="preserve"> </w:t>
+      </w:r>
+      <w:proofErr w:type="spellStart"/>
+      <w:r>
+        <w:rPr>
+          <w:sz w:val="28"/>
+          <w:szCs w:val="28"/>
+        </w:rPr>
+        <w:t>máy</w:t>
+      </w:r>
+      <w:proofErr w:type="spellEnd"/>
+      <w:r>
+        <w:rPr>
+          <w:sz w:val="28"/>
+          <w:szCs w:val="28"/>
+        </w:rPr>
+        <w:t xml:space="preserve"> </w:t>
+      </w:r>
+      <w:proofErr w:type="spellStart"/>
+      <w:r>
+        <w:rPr>
+          <w:sz w:val="28"/>
+          <w:szCs w:val="28"/>
+        </w:rPr>
+        <w:t>trạm</w:t>
+      </w:r>
+      <w:proofErr w:type="spellEnd"/>
+      <w:r>
+        <w:rPr>
+          <w:sz w:val="28"/>
+          <w:szCs w:val="28"/>
+        </w:rPr>
+        <w:t xml:space="preserve"> (PC </w:t>
+      </w:r>
+      <w:proofErr w:type="spellStart"/>
+      <w:r>
+        <w:rPr>
+          <w:sz w:val="28"/>
+          <w:szCs w:val="28"/>
+        </w:rPr>
+        <w:t>phòng</w:t>
+      </w:r>
+      <w:proofErr w:type="spellEnd"/>
+      <w:r>
+        <w:rPr>
+          <w:sz w:val="28"/>
+          <w:szCs w:val="28"/>
+        </w:rPr>
+        <w:t xml:space="preserve"> Lab, PC </w:t>
+      </w:r>
+      <w:proofErr w:type="spellStart"/>
+      <w:r>
+        <w:rPr>
+          <w:sz w:val="28"/>
+          <w:szCs w:val="28"/>
+        </w:rPr>
+        <w:t>hành</w:t>
+      </w:r>
+      <w:proofErr w:type="spellEnd"/>
+      <w:r>
+        <w:rPr>
+          <w:sz w:val="28"/>
+          <w:szCs w:val="28"/>
+        </w:rPr>
+        <w:t xml:space="preserve"> </w:t>
+      </w:r>
+      <w:proofErr w:type="spellStart"/>
+      <w:r>
+        <w:rPr>
+          <w:sz w:val="28"/>
+          <w:szCs w:val="28"/>
+        </w:rPr>
+        <w:t>chính</w:t>
+      </w:r>
+      <w:proofErr w:type="spellEnd"/>
+      <w:r>
+        <w:rPr>
+          <w:sz w:val="28"/>
+          <w:szCs w:val="28"/>
+        </w:rPr>
+        <w:t xml:space="preserve">, Laptop) </w:t>
+      </w:r>
+      <w:proofErr w:type="spellStart"/>
+      <w:r>
+        <w:rPr>
+          <w:sz w:val="28"/>
+          <w:szCs w:val="28"/>
+        </w:rPr>
+        <w:t>đóng</w:t>
+      </w:r>
+      <w:proofErr w:type="spellEnd"/>
+      <w:r>
+        <w:rPr>
+          <w:sz w:val="28"/>
+          <w:szCs w:val="28"/>
+        </w:rPr>
+        <w:t xml:space="preserve"> </w:t>
+      </w:r>
+      <w:proofErr w:type="spellStart"/>
+      <w:r>
+        <w:rPr>
+          <w:sz w:val="28"/>
+          <w:szCs w:val="28"/>
+        </w:rPr>
+        <w:t>vai</w:t>
+      </w:r>
+      <w:proofErr w:type="spellEnd"/>
+      <w:r>
+        <w:rPr>
+          <w:sz w:val="28"/>
+          <w:szCs w:val="28"/>
+        </w:rPr>
+        <w:t xml:space="preserve"> </w:t>
+      </w:r>
+      <w:proofErr w:type="spellStart"/>
+      <w:r>
+        <w:rPr>
+          <w:sz w:val="28"/>
+          <w:szCs w:val="28"/>
+        </w:rPr>
+        <w:t>trò</w:t>
+      </w:r>
+      <w:proofErr w:type="spellEnd"/>
+      <w:r>
+        <w:rPr>
+          <w:sz w:val="28"/>
+          <w:szCs w:val="28"/>
+        </w:rPr>
+        <w:t xml:space="preserve"> </w:t>
+      </w:r>
+      <w:proofErr w:type="spellStart"/>
+      <w:r>
+        <w:rPr>
+          <w:sz w:val="28"/>
+          <w:szCs w:val="28"/>
+        </w:rPr>
+        <w:t>là</w:t>
+      </w:r>
+      <w:proofErr w:type="spellEnd"/>
+      <w:r>
+        <w:rPr>
+          <w:sz w:val="28"/>
+          <w:szCs w:val="28"/>
+        </w:rPr>
+        <w:t xml:space="preserve"> Client </w:t>
+      </w:r>
+      <w:proofErr w:type="spellStart"/>
+      <w:r>
+        <w:rPr>
+          <w:sz w:val="28"/>
+          <w:szCs w:val="28"/>
+        </w:rPr>
+        <w:t>gửi</w:t>
+      </w:r>
+      <w:proofErr w:type="spellEnd"/>
+      <w:r>
+        <w:rPr>
+          <w:sz w:val="28"/>
+          <w:szCs w:val="28"/>
+        </w:rPr>
+        <w:t xml:space="preserve"> </w:t>
+      </w:r>
+      <w:proofErr w:type="spellStart"/>
+      <w:r>
+        <w:rPr>
+          <w:sz w:val="28"/>
+          <w:szCs w:val="28"/>
+        </w:rPr>
+        <w:t>yêu</w:t>
+      </w:r>
+      <w:proofErr w:type="spellEnd"/>
+      <w:r>
+        <w:rPr>
+          <w:sz w:val="28"/>
+          <w:szCs w:val="28"/>
+        </w:rPr>
+        <w:t xml:space="preserve"> </w:t>
+      </w:r>
+      <w:proofErr w:type="spellStart"/>
+      <w:r>
+        <w:rPr>
+          <w:sz w:val="28"/>
+          <w:szCs w:val="28"/>
+        </w:rPr>
+        <w:t>cầu</w:t>
+      </w:r>
+      <w:proofErr w:type="spellEnd"/>
+      <w:r>
+        <w:rPr>
+          <w:sz w:val="28"/>
+          <w:szCs w:val="28"/>
+        </w:rPr>
+        <w:t xml:space="preserve"> </w:t>
+      </w:r>
+      <w:proofErr w:type="spellStart"/>
+      <w:r>
+        <w:rPr>
+          <w:sz w:val="28"/>
+          <w:szCs w:val="28"/>
+        </w:rPr>
+        <w:t>và</w:t>
+      </w:r>
+      <w:proofErr w:type="spellEnd"/>
+      <w:r>
+        <w:rPr>
+          <w:sz w:val="28"/>
+          <w:szCs w:val="28"/>
+        </w:rPr>
+        <w:t xml:space="preserve"> </w:t>
+      </w:r>
+      <w:proofErr w:type="spellStart"/>
+      <w:r>
+        <w:rPr>
+          <w:sz w:val="28"/>
+          <w:szCs w:val="28"/>
+        </w:rPr>
+        <w:t>nhận</w:t>
+      </w:r>
+      <w:proofErr w:type="spellEnd"/>
+      <w:r>
+        <w:rPr>
+          <w:sz w:val="28"/>
+          <w:szCs w:val="28"/>
+        </w:rPr>
+        <w:t xml:space="preserve"> </w:t>
+      </w:r>
+      <w:proofErr w:type="spellStart"/>
+      <w:r>
+        <w:rPr>
+          <w:sz w:val="28"/>
+          <w:szCs w:val="28"/>
+        </w:rPr>
+        <w:t>kết</w:t>
+      </w:r>
+      <w:proofErr w:type="spellEnd"/>
+      <w:r>
+        <w:rPr>
+          <w:sz w:val="28"/>
+          <w:szCs w:val="28"/>
+        </w:rPr>
+        <w:t xml:space="preserve"> </w:t>
+      </w:r>
+      <w:proofErr w:type="spellStart"/>
+      <w:r>
+        <w:rPr>
+          <w:sz w:val="28"/>
+          <w:szCs w:val="28"/>
+        </w:rPr>
+        <w:t>quả</w:t>
+      </w:r>
+      <w:proofErr w:type="spellEnd"/>
+      <w:r>
+        <w:rPr>
+          <w:sz w:val="28"/>
+          <w:szCs w:val="28"/>
+        </w:rPr>
+        <w:t xml:space="preserve"> </w:t>
+      </w:r>
+      <w:proofErr w:type="spellStart"/>
+      <w:r>
+        <w:rPr>
+          <w:sz w:val="28"/>
+          <w:szCs w:val="28"/>
+        </w:rPr>
+        <w:t>xử</w:t>
+      </w:r>
+      <w:proofErr w:type="spellEnd"/>
+      <w:r>
+        <w:rPr>
+          <w:sz w:val="28"/>
+          <w:szCs w:val="28"/>
+        </w:rPr>
+        <w:t xml:space="preserve"> </w:t>
+      </w:r>
+      <w:proofErr w:type="spellStart"/>
+      <w:r>
+        <w:rPr>
+          <w:sz w:val="28"/>
+          <w:szCs w:val="28"/>
+        </w:rPr>
+        <w:t>lý</w:t>
+      </w:r>
+      <w:proofErr w:type="spellEnd"/>
+      <w:r>
+        <w:rPr>
+          <w:sz w:val="28"/>
+          <w:szCs w:val="28"/>
+        </w:rPr>
+        <w:t xml:space="preserve"> </w:t>
+      </w:r>
+      <w:proofErr w:type="spellStart"/>
+      <w:r>
+        <w:rPr>
+          <w:sz w:val="28"/>
+          <w:szCs w:val="28"/>
+        </w:rPr>
+        <w:t>từ</w:t>
+      </w:r>
+      <w:proofErr w:type="spellEnd"/>
+      <w:r>
+        <w:rPr>
+          <w:sz w:val="28"/>
+          <w:szCs w:val="28"/>
+        </w:rPr>
+        <w:t xml:space="preserve"> Server.</w:t>
+      </w:r>
+    </w:p>
+    <w:p>
+      <w:pPr>
+        <w:rPr>
+          <w:sz w:val="28"/>
+          <w:szCs w:val="28"/>
+        </w:rPr>
+      </w:pPr>
+      <w:r>
+        <w:rPr>
+          <w:sz w:val="28"/>
+          <w:szCs w:val="28"/>
+        </w:rPr>
+        <w:t xml:space="preserve">- </w:t>
+      </w:r>
+      <w:proofErr w:type="spellStart"/>
+      <w:r>
+        <w:rPr>
+          <w:sz w:val="28"/>
+          <w:szCs w:val="28"/>
+        </w:rPr>
+        <w:t>Tính</w:t>
+      </w:r>
+      <w:proofErr w:type="spellEnd"/>
+      <w:r>
+        <w:rPr>
+          <w:sz w:val="28"/>
+          <w:szCs w:val="28"/>
+        </w:rPr>
+        <w:t xml:space="preserve"> </w:t>
+      </w:r>
+      <w:proofErr w:type="spellStart"/>
+      <w:r>
+        <w:rPr>
+          <w:sz w:val="28"/>
+          <w:szCs w:val="28"/>
+        </w:rPr>
+        <w:t>bảo</w:t>
+      </w:r>
+      <w:proofErr w:type="spellEnd"/>
+      <w:r>
+        <w:rPr>
+          <w:sz w:val="28"/>
+          <w:szCs w:val="28"/>
+        </w:rPr>
+        <w:t xml:space="preserve"> </w:t>
+      </w:r>
+      <w:proofErr w:type="spellStart"/>
+      <w:r>
+        <w:rPr>
+          <w:sz w:val="28"/>
+          <w:szCs w:val="28"/>
+        </w:rPr>
+        <w:t>mật</w:t>
+      </w:r>
+      <w:proofErr w:type="spellEnd"/>
+      <w:r>
+        <w:rPr>
+          <w:sz w:val="28"/>
+          <w:szCs w:val="28"/>
+        </w:rPr>
+        <w:t xml:space="preserve"> </w:t>
+      </w:r>
+      <w:proofErr w:type="spellStart"/>
+      <w:r>
+        <w:rPr>
+          <w:sz w:val="28"/>
+          <w:szCs w:val="28"/>
+        </w:rPr>
+        <w:t>và</w:t>
+      </w:r>
+      <w:proofErr w:type="spellEnd"/>
+      <w:r>
+        <w:rPr>
+          <w:sz w:val="28"/>
+          <w:szCs w:val="28"/>
+        </w:rPr>
+        <w:t xml:space="preserve"> </w:t>
+      </w:r>
+      <w:proofErr w:type="spellStart"/>
+      <w:r>
+        <w:rPr>
+          <w:sz w:val="28"/>
+          <w:szCs w:val="28"/>
+        </w:rPr>
+        <w:t>phân</w:t>
+      </w:r>
+      <w:proofErr w:type="spellEnd"/>
+      <w:r>
+        <w:rPr>
+          <w:sz w:val="28"/>
+          <w:szCs w:val="28"/>
+        </w:rPr>
+        <w:t xml:space="preserve"> </w:t>
+      </w:r>
+      <w:proofErr w:type="spellStart"/>
+      <w:r>
+        <w:rPr>
+          <w:sz w:val="28"/>
+          <w:szCs w:val="28"/>
+        </w:rPr>
+        <w:t>quyền</w:t>
+      </w:r>
+      <w:proofErr w:type="spellEnd"/>
+      <w:r>
+        <w:rPr>
+          <w:sz w:val="28"/>
+          <w:szCs w:val="28"/>
+        </w:rPr>
+        <w:t xml:space="preserve"> </w:t>
+      </w:r>
+      <w:proofErr w:type="spellStart"/>
+      <w:r>
+        <w:rPr>
+          <w:sz w:val="28"/>
+          <w:szCs w:val="28"/>
+        </w:rPr>
+        <w:t>cao</w:t>
+      </w:r>
+      <w:proofErr w:type="spellEnd"/>
+      <w:r>
+        <w:rPr>
+          <w:sz w:val="28"/>
+          <w:szCs w:val="28"/>
+        </w:rPr>
+        <w:t xml:space="preserve">: Cho </w:t>
+      </w:r>
+      <w:proofErr w:type="spellStart"/>
+      <w:r>
+        <w:rPr>
+          <w:sz w:val="28"/>
+          <w:szCs w:val="28"/>
+        </w:rPr>
+        <w:t>phép</w:t>
+      </w:r>
+      <w:proofErr w:type="spellEnd"/>
+      <w:r>
+        <w:rPr>
+          <w:sz w:val="28"/>
+          <w:szCs w:val="28"/>
+        </w:rPr>
+        <w:t xml:space="preserve"> </w:t>
+      </w:r>
+      <w:proofErr w:type="spellStart"/>
+      <w:r>
+        <w:rPr>
+          <w:sz w:val="28"/>
+          <w:szCs w:val="28"/>
+        </w:rPr>
+        <w:t>người</w:t>
+      </w:r>
+      <w:proofErr w:type="spellEnd"/>
+      <w:r>
+        <w:rPr>
+          <w:sz w:val="28"/>
+          <w:szCs w:val="28"/>
+        </w:rPr>
+        <w:t xml:space="preserve"> </w:t>
+      </w:r>
+      <w:proofErr w:type="spellStart"/>
+      <w:r>
+        <w:rPr>
+          <w:sz w:val="28"/>
+          <w:szCs w:val="28"/>
+        </w:rPr>
+        <w:t>quản</w:t>
+      </w:r>
+      <w:proofErr w:type="spellEnd"/>
+      <w:r>
+        <w:rPr>
+          <w:sz w:val="28"/>
+          <w:szCs w:val="28"/>
+        </w:rPr>
+        <w:t xml:space="preserve"> </w:t>
+      </w:r>
+      <w:proofErr w:type="spellStart"/>
+      <w:r>
+        <w:rPr>
+          <w:sz w:val="28"/>
+          <w:szCs w:val="28"/>
+        </w:rPr>
+        <w:t>trị</w:t>
+      </w:r>
+      <w:proofErr w:type="spellEnd"/>
+      <w:r>
+        <w:rPr>
+          <w:sz w:val="28"/>
+          <w:szCs w:val="28"/>
+        </w:rPr>
+        <w:t xml:space="preserve"> </w:t>
+      </w:r>
+      <w:proofErr w:type="spellStart"/>
+      <w:r>
+        <w:rPr>
+          <w:sz w:val="28"/>
+          <w:szCs w:val="28"/>
+        </w:rPr>
+        <w:t>thiết</w:t>
+      </w:r>
+      <w:proofErr w:type="spellEnd"/>
+      <w:r>
+        <w:rPr>
+          <w:sz w:val="28"/>
+          <w:szCs w:val="28"/>
+        </w:rPr>
+        <w:t xml:space="preserve"> </w:t>
+      </w:r>
+      <w:proofErr w:type="spellStart"/>
+      <w:r>
+        <w:rPr>
+          <w:sz w:val="28"/>
+          <w:szCs w:val="28"/>
+        </w:rPr>
+        <w:t>lập</w:t>
+      </w:r>
+      <w:proofErr w:type="spellEnd"/>
+      <w:r>
+        <w:rPr>
+          <w:sz w:val="28"/>
+          <w:szCs w:val="28"/>
+        </w:rPr>
+        <w:t xml:space="preserve"> </w:t>
+      </w:r>
+      <w:proofErr w:type="spellStart"/>
+      <w:r>
+        <w:rPr>
+          <w:sz w:val="28"/>
+          <w:szCs w:val="28"/>
+        </w:rPr>
+        <w:t>các</w:t>
+      </w:r>
+      <w:proofErr w:type="spellEnd"/>
+      <w:r>
+        <w:rPr>
+          <w:sz w:val="28"/>
+          <w:szCs w:val="28"/>
+        </w:rPr>
+        <w:t xml:space="preserve"> </w:t>
+      </w:r>
+      <w:proofErr w:type="spellStart"/>
+      <w:r>
+        <w:rPr>
+          <w:sz w:val="28"/>
+          <w:szCs w:val="28"/>
+        </w:rPr>
+        <w:t>chính</w:t>
+      </w:r>
+      <w:proofErr w:type="spellEnd"/>
+      <w:r>
+        <w:rPr>
+          <w:sz w:val="28"/>
+          <w:szCs w:val="28"/>
+        </w:rPr>
+        <w:t xml:space="preserve"> </w:t>
+      </w:r>
+      <w:proofErr w:type="spellStart"/>
+      <w:r>
+        <w:rPr>
+          <w:sz w:val="28"/>
+          <w:szCs w:val="28"/>
+        </w:rPr>
+        <w:t>sách</w:t>
+      </w:r>
+      <w:proofErr w:type="spellEnd"/>
+      <w:r>
+        <w:rPr>
+          <w:sz w:val="28"/>
+          <w:szCs w:val="28"/>
+        </w:rPr>
+        <w:t xml:space="preserve"> an </w:t>
+      </w:r>
+      <w:proofErr w:type="spellStart"/>
+      <w:r>
+        <w:rPr>
+          <w:sz w:val="28"/>
+          <w:szCs w:val="28"/>
+        </w:rPr>
+        <w:t>ninh</w:t>
+      </w:r>
+      <w:proofErr w:type="spellEnd"/>
+      <w:r>
+        <w:rPr>
+          <w:sz w:val="28"/>
+          <w:szCs w:val="28"/>
+        </w:rPr>
+        <w:t xml:space="preserve">, </w:t>
+      </w:r>
+      <w:proofErr w:type="spellStart"/>
+      <w:r>
+        <w:rPr>
+          <w:sz w:val="28"/>
+          <w:szCs w:val="28"/>
+        </w:rPr>
+        <w:t>phân</w:t>
+      </w:r>
+      <w:proofErr w:type="spellEnd"/>
+      <w:r>
+        <w:rPr>
+          <w:sz w:val="28"/>
+          <w:szCs w:val="28"/>
+        </w:rPr>
+        <w:t xml:space="preserve"> </w:t>
+      </w:r>
+      <w:proofErr w:type="spellStart"/>
+      <w:r>
+        <w:rPr>
+          <w:sz w:val="28"/>
+          <w:szCs w:val="28"/>
+        </w:rPr>
+        <w:t>quyền</w:t>
+      </w:r>
+      <w:proofErr w:type="spellEnd"/>
+      <w:r>
+        <w:rPr>
+          <w:sz w:val="28"/>
+          <w:szCs w:val="28"/>
+        </w:rPr>
+        <w:t xml:space="preserve"> </w:t>
+      </w:r>
+      <w:proofErr w:type="spellStart"/>
+      <w:r>
+        <w:rPr>
+          <w:sz w:val="28"/>
+          <w:szCs w:val="28"/>
+        </w:rPr>
+        <w:t>truy</w:t>
+      </w:r>
+      <w:proofErr w:type="spellEnd"/>
+      <w:r>
+        <w:rPr>
+          <w:sz w:val="28"/>
+          <w:szCs w:val="28"/>
+        </w:rPr>
+        <w:t xml:space="preserve"> </w:t>
+      </w:r>
+      <w:proofErr w:type="spellStart"/>
+      <w:r>
+        <w:rPr>
+          <w:sz w:val="28"/>
+          <w:szCs w:val="28"/>
+        </w:rPr>
+        <w:t>cập</w:t>
+      </w:r>
+      <w:proofErr w:type="spellEnd"/>
+      <w:r>
+        <w:rPr>
+          <w:sz w:val="28"/>
+          <w:szCs w:val="28"/>
+        </w:rPr>
+        <w:t xml:space="preserve"> chi </w:t>
+      </w:r>
+      <w:proofErr w:type="spellStart"/>
+      <w:r>
+        <w:rPr>
+          <w:sz w:val="28"/>
+          <w:szCs w:val="28"/>
+        </w:rPr>
+        <w:t>tiết</w:t>
+      </w:r>
+      <w:proofErr w:type="spellEnd"/>
+      <w:r>
+        <w:rPr>
+          <w:sz w:val="28"/>
+          <w:szCs w:val="28"/>
+        </w:rPr>
+        <w:t xml:space="preserve"> </w:t>
+      </w:r>
+      <w:proofErr w:type="spellStart"/>
+      <w:r>
+        <w:rPr>
+          <w:sz w:val="28"/>
+          <w:szCs w:val="28"/>
+        </w:rPr>
+        <w:t>dựa</w:t>
+      </w:r>
+      <w:proofErr w:type="spellEnd"/>
+      <w:r>
+        <w:rPr>
+          <w:sz w:val="28"/>
+          <w:szCs w:val="28"/>
+        </w:rPr>
+        <w:t xml:space="preserve"> </w:t>
+      </w:r>
+      <w:proofErr w:type="spellStart"/>
+      <w:r>
+        <w:rPr>
+          <w:sz w:val="28"/>
+          <w:szCs w:val="28"/>
+        </w:rPr>
+        <w:t>trên</w:t>
+      </w:r>
+      <w:proofErr w:type="spellEnd"/>
+      <w:r>
+        <w:rPr>
+          <w:sz w:val="28"/>
+          <w:szCs w:val="28"/>
+        </w:rPr>
+        <w:t xml:space="preserve"> </w:t>
+      </w:r>
+      <w:proofErr w:type="spellStart"/>
+      <w:r>
+        <w:rPr>
+          <w:sz w:val="28"/>
+          <w:szCs w:val="28"/>
+        </w:rPr>
+        <w:t>vai</w:t>
+      </w:r>
+      <w:proofErr w:type="spellEnd"/>
+      <w:r>
+        <w:rPr>
+          <w:sz w:val="28"/>
+          <w:szCs w:val="28"/>
+        </w:rPr>
+        <w:t xml:space="preserve"> </w:t>
+      </w:r>
+      <w:proofErr w:type="spellStart"/>
+      <w:r>
+        <w:rPr>
+          <w:sz w:val="28"/>
+          <w:szCs w:val="28"/>
+        </w:rPr>
+        <w:t>trò</w:t>
+      </w:r>
+      <w:proofErr w:type="spellEnd"/>
+      <w:r>
+        <w:rPr>
+          <w:sz w:val="28"/>
+          <w:szCs w:val="28"/>
+        </w:rPr>
+        <w:t xml:space="preserve"> (Ban </w:t>
+      </w:r>
+      <w:proofErr w:type="spellStart"/>
+      <w:r>
+        <w:rPr>
+          <w:sz w:val="28"/>
+          <w:szCs w:val="28"/>
+        </w:rPr>
+        <w:t>Giám</w:t>
+      </w:r>
+      <w:proofErr w:type="spellEnd"/>
+      <w:r>
+        <w:rPr>
+          <w:sz w:val="28"/>
+          <w:szCs w:val="28"/>
+        </w:rPr>
+        <w:t xml:space="preserve"> </w:t>
+      </w:r>
+      <w:proofErr w:type="spellStart"/>
+      <w:r>
+        <w:rPr>
+          <w:sz w:val="28"/>
+          <w:szCs w:val="28"/>
+        </w:rPr>
+        <w:t>hiệu</w:t>
+      </w:r>
+      <w:proofErr w:type="spellEnd"/>
+      <w:r>
+        <w:rPr>
+          <w:sz w:val="28"/>
+          <w:szCs w:val="28"/>
+        </w:rPr>
+        <w:t xml:space="preserve">, </w:t>
+      </w:r>
+      <w:proofErr w:type="spellStart"/>
+      <w:r>
+        <w:rPr>
+          <w:sz w:val="28"/>
+          <w:szCs w:val="28"/>
+        </w:rPr>
+        <w:t>Cán</w:t>
+      </w:r>
+      <w:proofErr w:type="spellEnd"/>
+      <w:r>
+        <w:rPr>
+          <w:sz w:val="28"/>
+          <w:szCs w:val="28"/>
+        </w:rPr>
+        <w:t xml:space="preserve"> </w:t>
+      </w:r>
+      <w:proofErr w:type="spellStart"/>
+      <w:r>
+        <w:rPr>
+          <w:sz w:val="28"/>
+          <w:szCs w:val="28"/>
+        </w:rPr>
+        <w:t>bộ</w:t>
+      </w:r>
+      <w:proofErr w:type="spellEnd"/>
+      <w:r>
+        <w:rPr>
+          <w:sz w:val="28"/>
+          <w:szCs w:val="28"/>
+        </w:rPr>
+        <w:t xml:space="preserve"> </w:t>
+      </w:r>
+      <w:proofErr w:type="spellStart"/>
+      <w:r>
+        <w:rPr>
+          <w:sz w:val="28"/>
+          <w:szCs w:val="28"/>
+        </w:rPr>
+        <w:t>phòng</w:t>
+      </w:r>
+      <w:proofErr w:type="spellEnd"/>
+      <w:r>
+        <w:rPr>
+          <w:sz w:val="28"/>
+          <w:szCs w:val="28"/>
+        </w:rPr>
+        <w:t xml:space="preserve"> ban, </w:t>
+      </w:r>
+      <w:proofErr w:type="spellStart"/>
+      <w:r>
+        <w:rPr>
+          <w:sz w:val="28"/>
+          <w:szCs w:val="28"/>
+        </w:rPr>
+        <w:t>Giảng</w:t>
+      </w:r>
+      <w:proofErr w:type="spellEnd"/>
+      <w:r>
+        <w:rPr>
+          <w:sz w:val="28"/>
+          <w:szCs w:val="28"/>
+        </w:rPr>
+        <w:t xml:space="preserve"> </w:t>
+      </w:r>
+      <w:proofErr w:type="spellStart"/>
+      <w:r>
+        <w:rPr>
+          <w:sz w:val="28"/>
+          <w:szCs w:val="28"/>
+        </w:rPr>
+        <w:t>viên</w:t>
+      </w:r>
+      <w:proofErr w:type="spellEnd"/>
+      <w:r>
+        <w:rPr>
+          <w:sz w:val="28"/>
+          <w:szCs w:val="28"/>
+        </w:rPr>
+        <w:t xml:space="preserve">, Sinh </w:t>
+      </w:r>
+      <w:proofErr w:type="spellStart"/>
+      <w:r>
+        <w:rPr>
+          <w:sz w:val="28"/>
+          <w:szCs w:val="28"/>
+        </w:rPr>
+        <w:t>viên</w:t>
+      </w:r>
+      <w:proofErr w:type="spellEnd"/>
+      <w:r>
+        <w:rPr>
+          <w:sz w:val="28"/>
+          <w:szCs w:val="28"/>
+        </w:rPr>
+        <w:t xml:space="preserve">). </w:t>
+      </w:r>
+      <w:proofErr w:type="spellStart"/>
+      <w:r>
+        <w:rPr>
+          <w:sz w:val="28"/>
+          <w:szCs w:val="28"/>
+        </w:rPr>
+        <w:t>Dữ</w:t>
+      </w:r>
+      <w:proofErr w:type="spellEnd"/>
+      <w:r>
+        <w:rPr>
+          <w:sz w:val="28"/>
+          <w:szCs w:val="28"/>
+        </w:rPr>
+        <w:t xml:space="preserve"> </w:t>
+      </w:r>
+      <w:proofErr w:type="spellStart"/>
+      <w:r>
+        <w:rPr>
+          <w:sz w:val="28"/>
+          <w:szCs w:val="28"/>
+        </w:rPr>
+        <w:t>liệu</w:t>
+      </w:r>
+      <w:proofErr w:type="spellEnd"/>
+      <w:r>
+        <w:rPr>
+          <w:sz w:val="28"/>
+          <w:szCs w:val="28"/>
+        </w:rPr>
+        <w:t xml:space="preserve"> </w:t>
+      </w:r>
+      <w:proofErr w:type="spellStart"/>
+      <w:r>
+        <w:rPr>
+          <w:sz w:val="28"/>
+          <w:szCs w:val="28"/>
+        </w:rPr>
+        <w:t>nhạy</w:t>
+      </w:r>
+      <w:proofErr w:type="spellEnd"/>
+      <w:r>
+        <w:rPr>
+          <w:sz w:val="28"/>
+          <w:szCs w:val="28"/>
+        </w:rPr>
+        <w:t xml:space="preserve"> </w:t>
+      </w:r>
+      <w:proofErr w:type="spellStart"/>
+      <w:r>
+        <w:rPr>
+          <w:sz w:val="28"/>
+          <w:szCs w:val="28"/>
+        </w:rPr>
+        <w:t>cảm</w:t>
+      </w:r>
+      <w:proofErr w:type="spellEnd"/>
+      <w:r>
+        <w:rPr>
+          <w:sz w:val="28"/>
+          <w:szCs w:val="28"/>
+        </w:rPr>
+        <w:t xml:space="preserve"> </w:t>
+      </w:r>
+      <w:proofErr w:type="spellStart"/>
+      <w:r>
+        <w:rPr>
+          <w:sz w:val="28"/>
+          <w:szCs w:val="28"/>
+        </w:rPr>
+        <w:t>được</w:t>
+      </w:r>
+      <w:proofErr w:type="spellEnd"/>
+      <w:r>
+        <w:rPr>
+          <w:sz w:val="28"/>
+          <w:szCs w:val="28"/>
+        </w:rPr>
+        <w:t xml:space="preserve"> </w:t>
+      </w:r>
+      <w:proofErr w:type="spellStart"/>
+      <w:r>
+        <w:rPr>
+          <w:sz w:val="28"/>
+          <w:szCs w:val="28"/>
+        </w:rPr>
+        <w:t>bảo</w:t>
+      </w:r>
+      <w:proofErr w:type="spellEnd"/>
+      <w:r>
+        <w:rPr>
+          <w:sz w:val="28"/>
+          <w:szCs w:val="28"/>
+        </w:rPr>
+        <w:t xml:space="preserve"> </w:t>
+      </w:r>
+      <w:proofErr w:type="spellStart"/>
+      <w:r>
+        <w:rPr>
+          <w:sz w:val="28"/>
+          <w:szCs w:val="28"/>
+        </w:rPr>
+        <w:t>vệ</w:t>
+      </w:r>
+      <w:proofErr w:type="spellEnd"/>
+      <w:r>
+        <w:rPr>
+          <w:sz w:val="28"/>
+          <w:szCs w:val="28"/>
+        </w:rPr>
+        <w:t xml:space="preserve"> </w:t>
+      </w:r>
+      <w:proofErr w:type="spellStart"/>
+      <w:r>
+        <w:rPr>
+          <w:sz w:val="28"/>
+          <w:szCs w:val="28"/>
+        </w:rPr>
+        <w:t>nghiêm</w:t>
+      </w:r>
+      <w:proofErr w:type="spellEnd"/>
+      <w:r>
+        <w:rPr>
+          <w:sz w:val="28"/>
+          <w:szCs w:val="28"/>
+        </w:rPr>
+        <w:t xml:space="preserve"> </w:t>
+      </w:r>
+      <w:proofErr w:type="spellStart"/>
+      <w:r>
+        <w:rPr>
+          <w:sz w:val="28"/>
+          <w:szCs w:val="28"/>
+        </w:rPr>
+        <w:t>ngặt</w:t>
+      </w:r>
+      <w:proofErr w:type="spellEnd"/>
+      <w:r>
+        <w:rPr>
+          <w:sz w:val="28"/>
+          <w:szCs w:val="28"/>
+        </w:rPr>
+        <w:t xml:space="preserve"> </w:t>
+      </w:r>
+      <w:proofErr w:type="spellStart"/>
+      <w:r>
+        <w:rPr>
+          <w:sz w:val="28"/>
+          <w:szCs w:val="28"/>
+        </w:rPr>
+        <w:t>tại</w:t>
+      </w:r>
+      <w:proofErr w:type="spellEnd"/>
+      <w:r>
+        <w:rPr>
+          <w:sz w:val="28"/>
+          <w:szCs w:val="28"/>
+        </w:rPr>
+        <w:t xml:space="preserve"> Server.</w:t>
+      </w:r>
+    </w:p>
+    <w:p>
+      <w:pPr>
+        <w:rPr>
+          <w:sz w:val="28"/>
+          <w:szCs w:val="28"/>
+        </w:rPr>
+      </w:pPr>
+      <w:r>
+        <w:rPr>
+          <w:sz w:val="28"/>
+          <w:szCs w:val="28"/>
+        </w:rPr>
+        <w:t xml:space="preserve">- </w:t>
+      </w:r>
+      <w:proofErr w:type="spellStart"/>
+      <w:r>
+        <w:rPr>
+          <w:sz w:val="28"/>
+          <w:szCs w:val="28"/>
+        </w:rPr>
+        <w:t>Dễ</w:t>
+      </w:r>
+      <w:proofErr w:type="spellEnd"/>
+      <w:r>
+        <w:rPr>
+          <w:sz w:val="28"/>
+          <w:szCs w:val="28"/>
+        </w:rPr>
+        <w:t xml:space="preserve"> </w:t>
+      </w:r>
+      <w:proofErr w:type="spellStart"/>
+      <w:r>
+        <w:rPr>
+          <w:sz w:val="28"/>
+          <w:szCs w:val="28"/>
+        </w:rPr>
+        <w:t>dàng</w:t>
+      </w:r>
+      <w:proofErr w:type="spellEnd"/>
+      <w:r>
+        <w:rPr>
+          <w:sz w:val="28"/>
+          <w:szCs w:val="28"/>
+        </w:rPr>
+        <w:t xml:space="preserve"> </w:t>
+      </w:r>
+      <w:proofErr w:type="spellStart"/>
+      <w:r>
+        <w:rPr>
+          <w:sz w:val="28"/>
+          <w:szCs w:val="28"/>
+        </w:rPr>
+        <w:t>sao</w:t>
+      </w:r>
+      <w:proofErr w:type="spellEnd"/>
+      <w:r>
+        <w:rPr>
+          <w:sz w:val="28"/>
+          <w:szCs w:val="28"/>
+        </w:rPr>
+        <w:t xml:space="preserve"> </w:t>
+      </w:r>
+      <w:proofErr w:type="spellStart"/>
+      <w:r>
+        <w:rPr>
+          <w:sz w:val="28"/>
+          <w:szCs w:val="28"/>
+        </w:rPr>
+        <w:t>lưu</w:t>
+      </w:r>
+      <w:proofErr w:type="spellEnd"/>
+      <w:r>
+        <w:rPr>
+          <w:sz w:val="28"/>
+          <w:szCs w:val="28"/>
+        </w:rPr>
+        <w:t xml:space="preserve"> </w:t>
+      </w:r>
+      <w:proofErr w:type="spellStart"/>
+      <w:r>
+        <w:rPr>
+          <w:sz w:val="28"/>
+          <w:szCs w:val="28"/>
+        </w:rPr>
+        <w:t>và</w:t>
+      </w:r>
+      <w:proofErr w:type="spellEnd"/>
+      <w:r>
+        <w:rPr>
+          <w:sz w:val="28"/>
+          <w:szCs w:val="28"/>
+        </w:rPr>
+        <w:t xml:space="preserve"> </w:t>
+      </w:r>
+      <w:proofErr w:type="spellStart"/>
+      <w:r>
+        <w:rPr>
+          <w:sz w:val="28"/>
+          <w:szCs w:val="28"/>
+        </w:rPr>
+        <w:t>phục</w:t>
+      </w:r>
+      <w:proofErr w:type="spellEnd"/>
+      <w:r>
+        <w:rPr>
+          <w:sz w:val="28"/>
+          <w:szCs w:val="28"/>
+        </w:rPr>
+        <w:t xml:space="preserve"> </w:t>
+      </w:r>
+      <w:proofErr w:type="spellStart"/>
+      <w:r>
+        <w:rPr>
+          <w:sz w:val="28"/>
+          <w:szCs w:val="28"/>
+        </w:rPr>
+        <w:t>hồi</w:t>
+      </w:r>
+      <w:proofErr w:type="spellEnd"/>
+      <w:r>
+        <w:rPr>
+          <w:sz w:val="28"/>
+          <w:szCs w:val="28"/>
+        </w:rPr>
+        <w:t xml:space="preserve"> (Backup &amp; Recovery): Do </w:t>
+      </w:r>
+      <w:proofErr w:type="spellStart"/>
+      <w:r>
+        <w:rPr>
+          <w:sz w:val="28"/>
+          <w:szCs w:val="28"/>
+        </w:rPr>
+        <w:t>dữ</w:t>
+      </w:r>
+      <w:proofErr w:type="spellEnd"/>
+      <w:r>
+        <w:rPr>
+          <w:sz w:val="28"/>
+          <w:szCs w:val="28"/>
+        </w:rPr>
+        <w:t xml:space="preserve"> </w:t>
+      </w:r>
+      <w:proofErr w:type="spellStart"/>
+      <w:r>
+        <w:rPr>
+          <w:sz w:val="28"/>
+          <w:szCs w:val="28"/>
+        </w:rPr>
+        <w:t>liệu</w:t>
+      </w:r>
+      <w:proofErr w:type="spellEnd"/>
+      <w:r>
+        <w:rPr>
+          <w:sz w:val="28"/>
+          <w:szCs w:val="28"/>
+        </w:rPr>
+        <w:t xml:space="preserve"> </w:t>
+      </w:r>
+      <w:proofErr w:type="spellStart"/>
+      <w:r>
+        <w:rPr>
+          <w:sz w:val="28"/>
+          <w:szCs w:val="28"/>
+        </w:rPr>
+        <w:t>nằm</w:t>
+      </w:r>
+      <w:proofErr w:type="spellEnd"/>
+      <w:r>
+        <w:rPr>
+          <w:sz w:val="28"/>
+          <w:szCs w:val="28"/>
+        </w:rPr>
+        <w:t xml:space="preserve"> </w:t>
+      </w:r>
+      <w:proofErr w:type="spellStart"/>
+      <w:r>
+        <w:rPr>
+          <w:sz w:val="28"/>
+          <w:szCs w:val="28"/>
+        </w:rPr>
+        <w:t>tập</w:t>
+      </w:r>
+      <w:proofErr w:type="spellEnd"/>
+      <w:r>
+        <w:rPr>
+          <w:sz w:val="28"/>
+          <w:szCs w:val="28"/>
+        </w:rPr>
+        <w:t xml:space="preserve"> </w:t>
+      </w:r>
+      <w:proofErr w:type="spellStart"/>
+      <w:r>
+        <w:rPr>
+          <w:sz w:val="28"/>
+          <w:szCs w:val="28"/>
+        </w:rPr>
+        <w:t>trung</w:t>
+      </w:r>
+      <w:proofErr w:type="spellEnd"/>
+      <w:r>
+        <w:rPr>
+          <w:sz w:val="28"/>
+          <w:szCs w:val="28"/>
+        </w:rPr>
+        <w:t xml:space="preserve"> </w:t>
+      </w:r>
+      <w:proofErr w:type="spellStart"/>
+      <w:r>
+        <w:rPr>
+          <w:sz w:val="28"/>
+          <w:szCs w:val="28"/>
+        </w:rPr>
+        <w:t>tại</w:t>
+      </w:r>
+      <w:proofErr w:type="spellEnd"/>
+      <w:r>
+        <w:rPr>
+          <w:sz w:val="28"/>
+          <w:szCs w:val="28"/>
+        </w:rPr>
+        <w:t xml:space="preserve"> </w:t>
+      </w:r>
+      <w:proofErr w:type="spellStart"/>
+      <w:r>
+        <w:rPr>
+          <w:sz w:val="28"/>
+          <w:szCs w:val="28"/>
+        </w:rPr>
+        <w:t>máy</w:t>
+      </w:r>
+      <w:proofErr w:type="spellEnd"/>
+      <w:r>
+        <w:rPr>
+          <w:sz w:val="28"/>
+          <w:szCs w:val="28"/>
+        </w:rPr>
+        <w:t xml:space="preserve"> </w:t>
+      </w:r>
+      <w:proofErr w:type="spellStart"/>
+      <w:r>
+        <w:rPr>
+          <w:sz w:val="28"/>
+          <w:szCs w:val="28"/>
+        </w:rPr>
+        <w:t>chủ</w:t>
+      </w:r>
+      <w:proofErr w:type="spellEnd"/>
+      <w:r>
+        <w:rPr>
+          <w:sz w:val="28"/>
+          <w:szCs w:val="28"/>
+        </w:rPr>
+        <w:t xml:space="preserve">, </w:t>
+      </w:r>
+      <w:proofErr w:type="spellStart"/>
+      <w:r>
+        <w:rPr>
+          <w:sz w:val="28"/>
+          <w:szCs w:val="28"/>
+        </w:rPr>
+        <w:t>công</w:t>
+      </w:r>
+      <w:proofErr w:type="spellEnd"/>
+      <w:r>
+        <w:rPr>
+          <w:sz w:val="28"/>
+          <w:szCs w:val="28"/>
+        </w:rPr>
+        <w:t xml:space="preserve"> </w:t>
+      </w:r>
+      <w:proofErr w:type="spellStart"/>
+      <w:r>
+        <w:rPr>
+          <w:sz w:val="28"/>
+          <w:szCs w:val="28"/>
+        </w:rPr>
+        <w:t>tác</w:t>
+      </w:r>
+      <w:proofErr w:type="spellEnd"/>
+      <w:r>
+        <w:rPr>
+          <w:sz w:val="28"/>
+          <w:szCs w:val="28"/>
+        </w:rPr>
+        <w:t xml:space="preserve"> </w:t>
+      </w:r>
+      <w:proofErr w:type="spellStart"/>
+      <w:r>
+        <w:rPr>
+          <w:sz w:val="28"/>
+          <w:szCs w:val="28"/>
+        </w:rPr>
+        <w:t>sao</w:t>
+      </w:r>
+      <w:proofErr w:type="spellEnd"/>
+      <w:r>
+        <w:rPr>
+          <w:sz w:val="28"/>
+          <w:szCs w:val="28"/>
+        </w:rPr>
+        <w:t xml:space="preserve"> </w:t>
+      </w:r>
+      <w:proofErr w:type="spellStart"/>
+      <w:r>
+        <w:rPr>
+          <w:sz w:val="28"/>
+          <w:szCs w:val="28"/>
+        </w:rPr>
+        <w:t>lưu</w:t>
+      </w:r>
+      <w:proofErr w:type="spellEnd"/>
+      <w:r>
+        <w:rPr>
+          <w:sz w:val="28"/>
+          <w:szCs w:val="28"/>
+        </w:rPr>
+        <w:t xml:space="preserve"> </w:t>
+      </w:r>
+      <w:proofErr w:type="spellStart"/>
+      <w:r>
+        <w:rPr>
+          <w:sz w:val="28"/>
+          <w:szCs w:val="28"/>
+        </w:rPr>
+        <w:t>tự</w:t>
+      </w:r>
+      <w:proofErr w:type="spellEnd"/>
+      <w:r>
+        <w:rPr>
+          <w:sz w:val="28"/>
+          <w:szCs w:val="28"/>
+        </w:rPr>
+        <w:t xml:space="preserve"> </w:t>
+      </w:r>
+      <w:proofErr w:type="spellStart"/>
+      <w:r>
+        <w:rPr>
+          <w:sz w:val="28"/>
+          <w:szCs w:val="28"/>
+        </w:rPr>
+        <w:t>động</w:t>
+      </w:r>
+      <w:proofErr w:type="spellEnd"/>
+      <w:r>
+        <w:rPr>
+          <w:sz w:val="28"/>
+          <w:szCs w:val="28"/>
+        </w:rPr>
+        <w:t xml:space="preserve"> </w:t>
+      </w:r>
+      <w:proofErr w:type="spellStart"/>
+      <w:r>
+        <w:rPr>
+          <w:sz w:val="28"/>
+          <w:szCs w:val="28"/>
+        </w:rPr>
+        <w:t>định</w:t>
+      </w:r>
+      <w:proofErr w:type="spellEnd"/>
+      <w:r>
+        <w:rPr>
+          <w:sz w:val="28"/>
+          <w:szCs w:val="28"/>
+        </w:rPr>
+        <w:t xml:space="preserve"> </w:t>
+      </w:r>
+      <w:proofErr w:type="spellStart"/>
+      <w:r>
+        <w:rPr>
+          <w:sz w:val="28"/>
+          <w:szCs w:val="28"/>
+        </w:rPr>
+        <w:t>kỳ</w:t>
+      </w:r>
+      <w:proofErr w:type="spellEnd"/>
+      <w:r>
+        <w:rPr>
+          <w:sz w:val="28"/>
+          <w:szCs w:val="28"/>
+        </w:rPr>
+        <w:t xml:space="preserve"> </w:t>
+      </w:r>
+      <w:proofErr w:type="spellStart"/>
+      <w:r>
+        <w:rPr>
+          <w:sz w:val="28"/>
+          <w:szCs w:val="28"/>
+        </w:rPr>
+        <w:t>diễn</w:t>
+      </w:r>
+      <w:proofErr w:type="spellEnd"/>
+      <w:r>
+        <w:rPr>
+          <w:sz w:val="28"/>
+          <w:szCs w:val="28"/>
+        </w:rPr>
+        <w:t xml:space="preserve"> </w:t>
+      </w:r>
+      <w:proofErr w:type="spellStart"/>
+      <w:r>
+        <w:rPr>
+          <w:sz w:val="28"/>
+          <w:szCs w:val="28"/>
+        </w:rPr>
+        <w:t>ra</w:t>
+      </w:r>
+      <w:proofErr w:type="spellEnd"/>
+      <w:r>
+        <w:rPr>
+          <w:sz w:val="28"/>
+          <w:szCs w:val="28"/>
+        </w:rPr>
+        <w:t xml:space="preserve"> </w:t>
+      </w:r>
+      <w:proofErr w:type="spellStart"/>
+      <w:r>
+        <w:rPr>
+          <w:sz w:val="28"/>
+          <w:szCs w:val="28"/>
+        </w:rPr>
+        <w:t>nhanh</w:t>
+      </w:r>
+      <w:proofErr w:type="spellEnd"/>
+      <w:r>
+        <w:rPr>
+          <w:sz w:val="28"/>
+          <w:szCs w:val="28"/>
+        </w:rPr>
+        <w:t xml:space="preserve"> </w:t>
+      </w:r>
+      <w:proofErr w:type="spellStart"/>
+      <w:r>
+        <w:rPr>
+          <w:sz w:val="28"/>
+          <w:szCs w:val="28"/>
+        </w:rPr>
+        <w:t>chóng</w:t>
+      </w:r>
+      <w:proofErr w:type="spellEnd"/>
+      <w:r>
+        <w:rPr>
+          <w:sz w:val="28"/>
+          <w:szCs w:val="28"/>
+        </w:rPr>
+        <w:t xml:space="preserve">, </w:t>
+      </w:r>
+      <w:proofErr w:type="spellStart"/>
+      <w:r>
+        <w:rPr>
+          <w:sz w:val="28"/>
+          <w:szCs w:val="28"/>
+        </w:rPr>
+        <w:t>đảm</w:t>
+      </w:r>
+      <w:proofErr w:type="spellEnd"/>
+      <w:r>
+        <w:rPr>
+          <w:sz w:val="28"/>
+          <w:szCs w:val="28"/>
+        </w:rPr>
+        <w:t xml:space="preserve"> </w:t>
+      </w:r>
+      <w:proofErr w:type="spellStart"/>
+      <w:r>
+        <w:rPr>
+          <w:sz w:val="28"/>
+          <w:szCs w:val="28"/>
+        </w:rPr>
+        <w:t>bảo</w:t>
+      </w:r>
+      <w:proofErr w:type="spellEnd"/>
+      <w:r>
+        <w:rPr>
+          <w:sz w:val="28"/>
+          <w:szCs w:val="28"/>
+        </w:rPr>
+        <w:t xml:space="preserve"> an </w:t>
+      </w:r>
+      <w:proofErr w:type="spellStart"/>
+      <w:r>
+        <w:rPr>
+          <w:sz w:val="28"/>
+          <w:szCs w:val="28"/>
+        </w:rPr>
+        <w:t>toàn</w:t>
+      </w:r>
+      <w:proofErr w:type="spellEnd"/>
+      <w:r>
+        <w:rPr>
+          <w:sz w:val="28"/>
+          <w:szCs w:val="28"/>
+        </w:rPr>
+        <w:t xml:space="preserve"> </w:t>
+      </w:r>
+      <w:proofErr w:type="spellStart"/>
+      <w:r>
+        <w:rPr>
+          <w:sz w:val="28"/>
+          <w:szCs w:val="28"/>
+        </w:rPr>
+        <w:t>dữ</w:t>
+      </w:r>
+      <w:proofErr w:type="spellEnd"/>
+      <w:r>
+        <w:rPr>
+          <w:sz w:val="28"/>
+          <w:szCs w:val="28"/>
+        </w:rPr>
+        <w:t xml:space="preserve"> </w:t>
+      </w:r>
+      <w:proofErr w:type="spellStart"/>
+      <w:r>
+        <w:rPr>
+          <w:sz w:val="28"/>
+          <w:szCs w:val="28"/>
+        </w:rPr>
+        <w:t>liệu</w:t>
+      </w:r>
+      <w:proofErr w:type="spellEnd"/>
+      <w:r>
+        <w:rPr>
+          <w:sz w:val="28"/>
+          <w:szCs w:val="28"/>
+        </w:rPr>
+        <w:t xml:space="preserve"> </w:t>
+      </w:r>
+      <w:proofErr w:type="spellStart"/>
+      <w:r>
+        <w:rPr>
+          <w:sz w:val="28"/>
+          <w:szCs w:val="28"/>
+        </w:rPr>
+        <w:t>khi</w:t>
+      </w:r>
+      <w:proofErr w:type="spellEnd"/>
+      <w:r>
+        <w:rPr>
+          <w:sz w:val="28"/>
+          <w:szCs w:val="28"/>
+        </w:rPr>
+        <w:t xml:space="preserve"> </w:t>
+      </w:r>
+      <w:proofErr w:type="spellStart"/>
+      <w:r>
+        <w:rPr>
+          <w:sz w:val="28"/>
+          <w:szCs w:val="28"/>
+        </w:rPr>
+        <w:t>có</w:t>
+      </w:r>
+      <w:proofErr w:type="spellEnd"/>
+      <w:r>
+        <w:rPr>
+          <w:sz w:val="28"/>
+          <w:szCs w:val="28"/>
+        </w:rPr>
+        <w:t xml:space="preserve"> </w:t>
+      </w:r>
+      <w:proofErr w:type="spellStart"/>
+      <w:r>
+        <w:rPr>
+          <w:sz w:val="28"/>
+          <w:szCs w:val="28"/>
+        </w:rPr>
+        <w:t>sự</w:t>
+      </w:r>
+      <w:proofErr w:type="spellEnd"/>
+      <w:r>
+        <w:rPr>
+          <w:sz w:val="28"/>
+          <w:szCs w:val="28"/>
+        </w:rPr>
+        <w:t xml:space="preserve"> </w:t>
+      </w:r>
+      <w:proofErr w:type="spellStart"/>
+      <w:r>
+        <w:rPr>
+          <w:sz w:val="28"/>
+          <w:szCs w:val="28"/>
+        </w:rPr>
+        <w:t>cố</w:t>
+      </w:r>
+      <w:proofErr w:type="spellEnd"/>
+      <w:r>
+        <w:rPr>
+          <w:sz w:val="28"/>
+          <w:szCs w:val="28"/>
+        </w:rPr>
+        <w:t xml:space="preserve"> </w:t>
+      </w:r>
+      <w:proofErr w:type="spellStart"/>
+      <w:r>
+        <w:rPr>
+          <w:sz w:val="28"/>
+          <w:szCs w:val="28"/>
+        </w:rPr>
+        <w:t>phần</w:t>
+      </w:r>
+      <w:proofErr w:type="spellEnd"/>
+      <w:r>
+        <w:rPr>
+          <w:sz w:val="28"/>
+          <w:szCs w:val="28"/>
+        </w:rPr>
+        <w:t xml:space="preserve"> </w:t>
+      </w:r>
+      <w:proofErr w:type="spellStart"/>
+      <w:r>
+        <w:rPr>
+          <w:sz w:val="28"/>
+          <w:szCs w:val="28"/>
+        </w:rPr>
+        <w:t>cứng</w:t>
+      </w:r>
+      <w:proofErr w:type="spellEnd"/>
+      <w:r>
+        <w:rPr>
+          <w:sz w:val="28"/>
+          <w:szCs w:val="28"/>
+        </w:rPr>
+        <w:t xml:space="preserve"> ở </w:t>
+      </w:r>
+      <w:proofErr w:type="spellStart"/>
+      <w:r>
+        <w:rPr>
+          <w:sz w:val="28"/>
+          <w:szCs w:val="28"/>
+        </w:rPr>
+        <w:t>máy</w:t>
+      </w:r>
+      <w:proofErr w:type="spellEnd"/>
+      <w:r>
+        <w:rPr>
+          <w:sz w:val="28"/>
+          <w:szCs w:val="28"/>
+        </w:rPr>
+        <w:t xml:space="preserve"> </w:t>
+      </w:r>
+      <w:proofErr w:type="spellStart"/>
+      <w:r>
+        <w:rPr>
+          <w:sz w:val="28"/>
+          <w:szCs w:val="28"/>
+        </w:rPr>
+        <w:t>trạm</w:t>
+      </w:r>
+      <w:proofErr w:type="spellEnd"/>
+      <w:r>
+        <w:rPr>
+          <w:sz w:val="28"/>
+          <w:szCs w:val="28"/>
+        </w:rPr>
+        <w:t>.</w:t>
+      </w:r>
+    </w:p>
+    <w:p>
+      <w:pPr>
+        <w:rPr>
+          <w:sz w:val="28"/>
+          <w:szCs w:val="28"/>
+        </w:rPr>
+      </w:pPr>
+      <w:r>
+        <w:rPr>
+          <w:sz w:val="28"/>
+          <w:szCs w:val="28"/>
+        </w:rPr>
+        <w:lastRenderedPageBreak/>
+        <w:t xml:space="preserve">- </w:t>
+      </w:r>
+      <w:proofErr w:type="spellStart"/>
+      <w:r>
+        <w:rPr>
+          <w:sz w:val="28"/>
+          <w:szCs w:val="28"/>
+        </w:rPr>
+        <w:t>Khả</w:t>
+      </w:r>
+      <w:proofErr w:type="spellEnd"/>
+      <w:r>
+        <w:rPr>
+          <w:sz w:val="28"/>
+          <w:szCs w:val="28"/>
+        </w:rPr>
+        <w:t xml:space="preserve"> </w:t>
+      </w:r>
+      <w:proofErr w:type="spellStart"/>
+      <w:r>
+        <w:rPr>
+          <w:sz w:val="28"/>
+          <w:szCs w:val="28"/>
+        </w:rPr>
+        <w:t>năng</w:t>
+      </w:r>
+      <w:proofErr w:type="spellEnd"/>
+      <w:r>
+        <w:rPr>
+          <w:sz w:val="28"/>
+          <w:szCs w:val="28"/>
+        </w:rPr>
+        <w:t xml:space="preserve"> </w:t>
+      </w:r>
+      <w:proofErr w:type="spellStart"/>
+      <w:r>
+        <w:rPr>
+          <w:sz w:val="28"/>
+          <w:szCs w:val="28"/>
+        </w:rPr>
+        <w:t>mở</w:t>
+      </w:r>
+      <w:proofErr w:type="spellEnd"/>
+      <w:r>
+        <w:rPr>
+          <w:sz w:val="28"/>
+          <w:szCs w:val="28"/>
+        </w:rPr>
+        <w:t xml:space="preserve"> </w:t>
+      </w:r>
+      <w:proofErr w:type="spellStart"/>
+      <w:r>
+        <w:rPr>
+          <w:sz w:val="28"/>
+          <w:szCs w:val="28"/>
+        </w:rPr>
+        <w:t>rộng</w:t>
+      </w:r>
+      <w:proofErr w:type="spellEnd"/>
+      <w:r>
+        <w:rPr>
+          <w:sz w:val="28"/>
+          <w:szCs w:val="28"/>
+        </w:rPr>
+        <w:t xml:space="preserve"> </w:t>
+      </w:r>
+      <w:proofErr w:type="spellStart"/>
+      <w:r>
+        <w:rPr>
+          <w:sz w:val="28"/>
+          <w:szCs w:val="28"/>
+        </w:rPr>
+        <w:t>linh</w:t>
+      </w:r>
+      <w:proofErr w:type="spellEnd"/>
+      <w:r>
+        <w:rPr>
+          <w:sz w:val="28"/>
+          <w:szCs w:val="28"/>
+        </w:rPr>
+        <w:t xml:space="preserve"> </w:t>
+      </w:r>
+      <w:proofErr w:type="spellStart"/>
+      <w:r>
+        <w:rPr>
+          <w:sz w:val="28"/>
+          <w:szCs w:val="28"/>
+        </w:rPr>
+        <w:t>hoạt</w:t>
+      </w:r>
+      <w:proofErr w:type="spellEnd"/>
+      <w:r>
+        <w:rPr>
+          <w:sz w:val="28"/>
+          <w:szCs w:val="28"/>
+        </w:rPr>
+        <w:t xml:space="preserve"> (Scalability): H</w:t>
+      </w:r>
+      <w:proofErr w:type="spellStart"/>
+      <w:r>
+        <w:rPr>
+          <w:sz w:val="28"/>
+          <w:szCs w:val="28"/>
+        </w:rPr>
+        <w:t>ệ</w:t>
+      </w:r>
+      <w:proofErr w:type="spellEnd"/>
+      <w:r>
+        <w:rPr>
+          <w:sz w:val="28"/>
+          <w:szCs w:val="28"/>
+        </w:rPr>
+        <w:t xml:space="preserve"> </w:t>
+      </w:r>
+      <w:proofErr w:type="spellStart"/>
+      <w:r>
+        <w:rPr>
+          <w:sz w:val="28"/>
+          <w:szCs w:val="28"/>
+        </w:rPr>
+        <w:t>thống</w:t>
+      </w:r>
+      <w:proofErr w:type="spellEnd"/>
+      <w:r>
+        <w:rPr>
+          <w:sz w:val="28"/>
+          <w:szCs w:val="28"/>
+        </w:rPr>
+        <w:t xml:space="preserve"> </w:t>
+      </w:r>
+      <w:proofErr w:type="spellStart"/>
+      <w:r>
+        <w:rPr>
+          <w:sz w:val="28"/>
+          <w:szCs w:val="28"/>
+        </w:rPr>
+        <w:t>dễ</w:t>
+      </w:r>
+      <w:proofErr w:type="spellEnd"/>
+      <w:r>
+        <w:rPr>
+          <w:sz w:val="28"/>
+          <w:szCs w:val="28"/>
+        </w:rPr>
+        <w:t xml:space="preserve"> </w:t>
+      </w:r>
+      <w:proofErr w:type="spellStart"/>
+      <w:r>
+        <w:rPr>
+          <w:sz w:val="28"/>
+          <w:szCs w:val="28"/>
+        </w:rPr>
+        <w:t>dàng</w:t>
+      </w:r>
+      <w:proofErr w:type="spellEnd"/>
+      <w:r>
+        <w:rPr>
+          <w:sz w:val="28"/>
+          <w:szCs w:val="28"/>
+        </w:rPr>
+        <w:t xml:space="preserve"> </w:t>
+      </w:r>
+      <w:proofErr w:type="spellStart"/>
+      <w:r>
+        <w:rPr>
+          <w:sz w:val="28"/>
+          <w:szCs w:val="28"/>
+        </w:rPr>
+        <w:t>nâng</w:t>
+      </w:r>
+      <w:proofErr w:type="spellEnd"/>
+      <w:r>
+        <w:rPr>
+          <w:sz w:val="28"/>
+          <w:szCs w:val="28"/>
+        </w:rPr>
+        <w:t xml:space="preserve"> </w:t>
+      </w:r>
+      <w:proofErr w:type="spellStart"/>
+      <w:r>
+        <w:rPr>
+          <w:sz w:val="28"/>
+          <w:szCs w:val="28"/>
+        </w:rPr>
+        <w:t>cấp</w:t>
+      </w:r>
+      <w:proofErr w:type="spellEnd"/>
+      <w:r>
+        <w:rPr>
+          <w:sz w:val="28"/>
+          <w:szCs w:val="28"/>
+        </w:rPr>
+        <w:t xml:space="preserve"> </w:t>
+      </w:r>
+      <w:proofErr w:type="spellStart"/>
+      <w:r>
+        <w:rPr>
+          <w:sz w:val="28"/>
+          <w:szCs w:val="28"/>
+        </w:rPr>
+        <w:t>năng</w:t>
+      </w:r>
+      <w:proofErr w:type="spellEnd"/>
+      <w:r>
+        <w:rPr>
+          <w:sz w:val="28"/>
+          <w:szCs w:val="28"/>
+        </w:rPr>
+        <w:t xml:space="preserve"> </w:t>
+      </w:r>
+      <w:proofErr w:type="spellStart"/>
+      <w:r>
+        <w:rPr>
+          <w:sz w:val="28"/>
+          <w:szCs w:val="28"/>
+        </w:rPr>
+        <w:t>lực</w:t>
+      </w:r>
+      <w:proofErr w:type="spellEnd"/>
+      <w:r>
+        <w:rPr>
+          <w:sz w:val="28"/>
+          <w:szCs w:val="28"/>
+        </w:rPr>
+        <w:t xml:space="preserve"> </w:t>
+      </w:r>
+      <w:proofErr w:type="spellStart"/>
+      <w:r>
+        <w:rPr>
+          <w:sz w:val="28"/>
+          <w:szCs w:val="28"/>
+        </w:rPr>
+        <w:t>máy</w:t>
+      </w:r>
+      <w:proofErr w:type="spellEnd"/>
+      <w:r>
+        <w:rPr>
+          <w:sz w:val="28"/>
+          <w:szCs w:val="28"/>
+        </w:rPr>
+        <w:t xml:space="preserve"> </w:t>
+      </w:r>
+      <w:proofErr w:type="spellStart"/>
+      <w:r>
+        <w:rPr>
+          <w:sz w:val="28"/>
+          <w:szCs w:val="28"/>
+        </w:rPr>
+        <w:t>chủ</w:t>
+      </w:r>
+      <w:proofErr w:type="spellEnd"/>
+      <w:r>
+        <w:rPr>
+          <w:sz w:val="28"/>
+          <w:szCs w:val="28"/>
+        </w:rPr>
+        <w:t xml:space="preserve"> </w:t>
+      </w:r>
+      <w:proofErr w:type="spellStart"/>
+      <w:r>
+        <w:rPr>
+          <w:sz w:val="28"/>
+          <w:szCs w:val="28"/>
+        </w:rPr>
+        <w:t>hoặc</w:t>
+      </w:r>
+      <w:proofErr w:type="spellEnd"/>
+      <w:r>
+        <w:rPr>
+          <w:sz w:val="28"/>
+          <w:szCs w:val="28"/>
+        </w:rPr>
+        <w:t xml:space="preserve"> </w:t>
+      </w:r>
+      <w:proofErr w:type="spellStart"/>
+      <w:r>
+        <w:rPr>
+          <w:sz w:val="28"/>
+          <w:szCs w:val="28"/>
+        </w:rPr>
+        <w:t>bổ</w:t>
+      </w:r>
+      <w:proofErr w:type="spellEnd"/>
+      <w:r>
+        <w:rPr>
+          <w:sz w:val="28"/>
+          <w:szCs w:val="28"/>
+        </w:rPr>
+        <w:t xml:space="preserve"> sung </w:t>
+      </w:r>
+      <w:proofErr w:type="spellStart"/>
+      <w:r>
+        <w:rPr>
+          <w:sz w:val="28"/>
+          <w:szCs w:val="28"/>
+        </w:rPr>
+        <w:t>thêm</w:t>
+      </w:r>
+      <w:proofErr w:type="spellEnd"/>
+      <w:r>
+        <w:rPr>
+          <w:sz w:val="28"/>
+          <w:szCs w:val="28"/>
+        </w:rPr>
+        <w:t xml:space="preserve"> </w:t>
+      </w:r>
+      <w:proofErr w:type="spellStart"/>
+      <w:r>
+        <w:rPr>
+          <w:sz w:val="28"/>
+          <w:szCs w:val="28"/>
+        </w:rPr>
+        <w:t>hàng</w:t>
+      </w:r>
+      <w:proofErr w:type="spellEnd"/>
+      <w:r>
+        <w:rPr>
+          <w:sz w:val="28"/>
+          <w:szCs w:val="28"/>
+        </w:rPr>
+        <w:t xml:space="preserve"> </w:t>
+      </w:r>
+      <w:proofErr w:type="spellStart"/>
+      <w:r>
+        <w:rPr>
+          <w:sz w:val="28"/>
+          <w:szCs w:val="28"/>
+        </w:rPr>
+        <w:t>trăm</w:t>
+      </w:r>
+      <w:proofErr w:type="spellEnd"/>
+      <w:r>
+        <w:rPr>
+          <w:sz w:val="28"/>
+          <w:szCs w:val="28"/>
+        </w:rPr>
+        <w:t xml:space="preserve"> Client </w:t>
+      </w:r>
+      <w:proofErr w:type="spellStart"/>
+      <w:r>
+        <w:rPr>
+          <w:sz w:val="28"/>
+          <w:szCs w:val="28"/>
+        </w:rPr>
+        <w:t>mới</w:t>
+      </w:r>
+      <w:proofErr w:type="spellEnd"/>
+      <w:r>
+        <w:rPr>
+          <w:sz w:val="28"/>
+          <w:szCs w:val="28"/>
+        </w:rPr>
+        <w:t xml:space="preserve"> </w:t>
+      </w:r>
+      <w:proofErr w:type="spellStart"/>
+      <w:r>
+        <w:rPr>
+          <w:sz w:val="28"/>
+          <w:szCs w:val="28"/>
+        </w:rPr>
+        <w:t>vào</w:t>
+      </w:r>
+      <w:proofErr w:type="spellEnd"/>
+      <w:r>
+        <w:rPr>
+          <w:sz w:val="28"/>
+          <w:szCs w:val="28"/>
+        </w:rPr>
+        <w:t xml:space="preserve"> </w:t>
+      </w:r>
+      <w:proofErr w:type="spellStart"/>
+      <w:r>
+        <w:rPr>
+          <w:sz w:val="28"/>
+          <w:szCs w:val="28"/>
+        </w:rPr>
+        <w:t>mạng</w:t>
+      </w:r>
+      <w:proofErr w:type="spellEnd"/>
+      <w:r>
+        <w:rPr>
+          <w:sz w:val="28"/>
+          <w:szCs w:val="28"/>
+        </w:rPr>
+        <w:t xml:space="preserve"> </w:t>
+      </w:r>
+      <w:proofErr w:type="spellStart"/>
+      <w:r>
+        <w:rPr>
+          <w:sz w:val="28"/>
+          <w:szCs w:val="28"/>
+        </w:rPr>
+        <w:t>mà</w:t>
+      </w:r>
+      <w:proofErr w:type="spellEnd"/>
+      <w:r>
+        <w:rPr>
+          <w:sz w:val="28"/>
+          <w:szCs w:val="28"/>
+        </w:rPr>
+        <w:t xml:space="preserve"> </w:t>
+      </w:r>
+      <w:proofErr w:type="spellStart"/>
+      <w:r>
+        <w:rPr>
+          <w:sz w:val="28"/>
+          <w:szCs w:val="28"/>
+        </w:rPr>
+        <w:t>không</w:t>
+      </w:r>
+      <w:proofErr w:type="spellEnd"/>
+      <w:r>
+        <w:rPr>
+          <w:sz w:val="28"/>
+          <w:szCs w:val="28"/>
+        </w:rPr>
+        <w:t xml:space="preserve"> </w:t>
+      </w:r>
+      <w:proofErr w:type="spellStart"/>
+      <w:r>
+        <w:rPr>
+          <w:sz w:val="28"/>
+          <w:szCs w:val="28"/>
+        </w:rPr>
+        <w:t>làm</w:t>
+      </w:r>
+      <w:proofErr w:type="spellEnd"/>
+      <w:r>
+        <w:rPr>
+          <w:sz w:val="28"/>
+          <w:szCs w:val="28"/>
+        </w:rPr>
+        <w:t xml:space="preserve"> </w:t>
+      </w:r>
+      <w:proofErr w:type="spellStart"/>
+      <w:r>
+        <w:rPr>
+          <w:sz w:val="28"/>
+          <w:szCs w:val="28"/>
+        </w:rPr>
+        <w:t>phá</w:t>
+      </w:r>
+      <w:proofErr w:type="spellEnd"/>
+      <w:r>
+        <w:rPr>
+          <w:sz w:val="28"/>
+          <w:szCs w:val="28"/>
+        </w:rPr>
+        <w:t xml:space="preserve"> </w:t>
+      </w:r>
+      <w:proofErr w:type="spellStart"/>
+      <w:r>
+        <w:rPr>
+          <w:sz w:val="28"/>
+          <w:szCs w:val="28"/>
+        </w:rPr>
+        <w:t>vỡ</w:t>
+      </w:r>
+      <w:proofErr w:type="spellEnd"/>
+      <w:r>
+        <w:rPr>
+          <w:sz w:val="28"/>
+          <w:szCs w:val="28"/>
+        </w:rPr>
+        <w:t xml:space="preserve"> </w:t>
+      </w:r>
+      <w:proofErr w:type="spellStart"/>
+      <w:r>
+        <w:rPr>
+          <w:sz w:val="28"/>
+          <w:szCs w:val="28"/>
+        </w:rPr>
+        <w:t>cấu</w:t>
+      </w:r>
+      <w:proofErr w:type="spellEnd"/>
+      <w:r>
+        <w:rPr>
+          <w:sz w:val="28"/>
+          <w:szCs w:val="28"/>
+        </w:rPr>
+        <w:t xml:space="preserve"> </w:t>
+      </w:r>
+      <w:proofErr w:type="spellStart"/>
+      <w:r>
+        <w:rPr>
+          <w:sz w:val="28"/>
+          <w:szCs w:val="28"/>
+        </w:rPr>
+        <w:t>trúc</w:t>
+      </w:r>
+      <w:proofErr w:type="spellEnd"/>
+      <w:r>
+        <w:rPr>
+          <w:sz w:val="28"/>
+          <w:szCs w:val="28"/>
+        </w:rPr>
+        <w:t xml:space="preserve"> </w:t>
+      </w:r>
+      <w:proofErr w:type="spellStart"/>
+      <w:r>
+        <w:rPr>
+          <w:sz w:val="28"/>
+          <w:szCs w:val="28"/>
+        </w:rPr>
+        <w:t>tổng</w:t>
+      </w:r>
+      <w:proofErr w:type="spellEnd"/>
+      <w:r>
+        <w:rPr>
+          <w:sz w:val="28"/>
+          <w:szCs w:val="28"/>
+        </w:rPr>
+        <w:t xml:space="preserve"> </w:t>
+      </w:r>
+      <w:proofErr w:type="spellStart"/>
+      <w:r>
+        <w:rPr>
+          <w:sz w:val="28"/>
+          <w:szCs w:val="28"/>
+        </w:rPr>
+        <w:t>thể</w:t>
+      </w:r>
+      <w:proofErr w:type="spellEnd"/>
+      <w:r>
+        <w:rPr>
+          <w:sz w:val="28"/>
+          <w:szCs w:val="28"/>
+        </w:rPr>
+        <w:t>.</w:t>
+      </w:r>
+    </w:p>
+    <w:p>
+      <w:pPr>
+        <w:rPr>
+          <w:sz w:val="28"/>
+          <w:szCs w:val="28"/>
+        </w:rPr>
+      </w:pPr>
+      <w:r>
+        <w:rPr>
+          <w:sz w:val="28"/>
+          <w:szCs w:val="28"/>
+        </w:rPr>
+        <w:t xml:space="preserve">* Lý do </w:t>
+      </w:r>
+      <w:proofErr w:type="spellStart"/>
+      <w:r>
+        <w:rPr>
+          <w:sz w:val="28"/>
+          <w:szCs w:val="28"/>
+        </w:rPr>
+        <w:t>không</w:t>
+      </w:r>
+      <w:proofErr w:type="spellEnd"/>
+      <w:r>
+        <w:rPr>
+          <w:sz w:val="28"/>
+          <w:szCs w:val="28"/>
+        </w:rPr>
+        <w:t xml:space="preserve"> </w:t>
+      </w:r>
+      <w:proofErr w:type="spellStart"/>
+      <w:r>
+        <w:rPr>
+          <w:sz w:val="28"/>
+          <w:szCs w:val="28"/>
+        </w:rPr>
+        <w:t>lựa</w:t>
+      </w:r>
+      <w:proofErr w:type="spellEnd"/>
+      <w:r>
+        <w:rPr>
+          <w:sz w:val="28"/>
+          <w:szCs w:val="28"/>
+        </w:rPr>
+        <w:t xml:space="preserve"> </w:t>
+      </w:r>
+      <w:proofErr w:type="spellStart"/>
+      <w:r>
+        <w:rPr>
+          <w:sz w:val="28"/>
+          <w:szCs w:val="28"/>
+        </w:rPr>
+        <w:t>chọn</w:t>
+      </w:r>
+      <w:proofErr w:type="spellEnd"/>
+      <w:r>
+        <w:rPr>
+          <w:sz w:val="28"/>
+          <w:szCs w:val="28"/>
+        </w:rPr>
+        <w:t xml:space="preserve"> </w:t>
+      </w:r>
+      <w:proofErr w:type="spellStart"/>
+      <w:r>
+        <w:rPr>
+          <w:sz w:val="28"/>
+          <w:szCs w:val="28"/>
+        </w:rPr>
+        <w:t>mô</w:t>
+      </w:r>
+      <w:proofErr w:type="spellEnd"/>
+      <w:r>
+        <w:rPr>
+          <w:sz w:val="28"/>
+          <w:szCs w:val="28"/>
+        </w:rPr>
+        <w:t xml:space="preserve"> </w:t>
+      </w:r>
+      <w:proofErr w:type="spellStart"/>
+      <w:r>
+        <w:rPr>
+          <w:sz w:val="28"/>
+          <w:szCs w:val="28"/>
+        </w:rPr>
+        <w:t>hình</w:t>
+      </w:r>
+      <w:proofErr w:type="spellEnd"/>
+      <w:r>
+        <w:rPr>
+          <w:sz w:val="28"/>
+          <w:szCs w:val="28"/>
+        </w:rPr>
+        <w:t xml:space="preserve"> Peer-to-Peer (P2P):</w:t>
+      </w:r>
+      <w:r>
+        <w:rPr>
+          <w:sz w:val="28"/>
+          <w:szCs w:val="28"/>
+        </w:rPr>
+        <w:t xml:space="preserve"> </w:t>
+      </w:r>
+      <w:proofErr w:type="spellStart"/>
+      <w:r>
+        <w:rPr>
+          <w:sz w:val="28"/>
+          <w:szCs w:val="28"/>
+        </w:rPr>
+        <w:t>Mô</w:t>
+      </w:r>
+      <w:proofErr w:type="spellEnd"/>
+      <w:r>
+        <w:rPr>
+          <w:sz w:val="28"/>
+          <w:szCs w:val="28"/>
+        </w:rPr>
+        <w:t xml:space="preserve"> </w:t>
+      </w:r>
+      <w:proofErr w:type="spellStart"/>
+      <w:r>
+        <w:rPr>
+          <w:sz w:val="28"/>
+          <w:szCs w:val="28"/>
+        </w:rPr>
+        <w:t>hình</w:t>
+      </w:r>
+      <w:proofErr w:type="spellEnd"/>
+      <w:r>
+        <w:rPr>
+          <w:sz w:val="28"/>
+          <w:szCs w:val="28"/>
+        </w:rPr>
+        <w:t xml:space="preserve"> P2P </w:t>
+      </w:r>
+      <w:proofErr w:type="spellStart"/>
+      <w:r>
+        <w:rPr>
+          <w:sz w:val="28"/>
+          <w:szCs w:val="28"/>
+        </w:rPr>
+        <w:t>chỉ</w:t>
+      </w:r>
+      <w:proofErr w:type="spellEnd"/>
+      <w:r>
+        <w:rPr>
+          <w:sz w:val="28"/>
+          <w:szCs w:val="28"/>
+        </w:rPr>
+        <w:t xml:space="preserve"> </w:t>
+      </w:r>
+      <w:proofErr w:type="spellStart"/>
+      <w:r>
+        <w:rPr>
+          <w:sz w:val="28"/>
+          <w:szCs w:val="28"/>
+        </w:rPr>
+        <w:t>phù</w:t>
+      </w:r>
+      <w:proofErr w:type="spellEnd"/>
+      <w:r>
+        <w:rPr>
+          <w:sz w:val="28"/>
+          <w:szCs w:val="28"/>
+        </w:rPr>
+        <w:t xml:space="preserve"> </w:t>
+      </w:r>
+      <w:proofErr w:type="spellStart"/>
+      <w:r>
+        <w:rPr>
+          <w:sz w:val="28"/>
+          <w:szCs w:val="28"/>
+        </w:rPr>
+        <w:t>hợp</w:t>
+      </w:r>
+      <w:proofErr w:type="spellEnd"/>
+      <w:r>
+        <w:rPr>
+          <w:sz w:val="28"/>
+          <w:szCs w:val="28"/>
+        </w:rPr>
+        <w:t xml:space="preserve"> </w:t>
+      </w:r>
+      <w:proofErr w:type="spellStart"/>
+      <w:r>
+        <w:rPr>
+          <w:sz w:val="28"/>
+          <w:szCs w:val="28"/>
+        </w:rPr>
+        <w:t>cho</w:t>
+      </w:r>
+      <w:proofErr w:type="spellEnd"/>
+      <w:r>
+        <w:rPr>
+          <w:sz w:val="28"/>
+          <w:szCs w:val="28"/>
+        </w:rPr>
+        <w:t xml:space="preserve"> </w:t>
+      </w:r>
+      <w:proofErr w:type="spellStart"/>
+      <w:r>
+        <w:rPr>
+          <w:sz w:val="28"/>
+          <w:szCs w:val="28"/>
+        </w:rPr>
+        <w:t>quy</w:t>
+      </w:r>
+      <w:proofErr w:type="spellEnd"/>
+      <w:r>
+        <w:rPr>
+          <w:sz w:val="28"/>
+          <w:szCs w:val="28"/>
+        </w:rPr>
+        <w:t xml:space="preserve"> </w:t>
+      </w:r>
+      <w:proofErr w:type="spellStart"/>
+      <w:r>
+        <w:rPr>
+          <w:sz w:val="28"/>
+          <w:szCs w:val="28"/>
+        </w:rPr>
+        <w:t>mô</w:t>
+      </w:r>
+      <w:proofErr w:type="spellEnd"/>
+      <w:r>
+        <w:rPr>
+          <w:sz w:val="28"/>
+          <w:szCs w:val="28"/>
+        </w:rPr>
+        <w:t xml:space="preserve"> </w:t>
+      </w:r>
+      <w:proofErr w:type="spellStart"/>
+      <w:r>
+        <w:rPr>
+          <w:sz w:val="28"/>
+          <w:szCs w:val="28"/>
+        </w:rPr>
+        <w:t>rất</w:t>
+      </w:r>
+      <w:proofErr w:type="spellEnd"/>
+      <w:r>
+        <w:rPr>
+          <w:sz w:val="28"/>
+          <w:szCs w:val="28"/>
+        </w:rPr>
+        <w:t xml:space="preserve"> </w:t>
+      </w:r>
+      <w:proofErr w:type="spellStart"/>
+      <w:r>
+        <w:rPr>
+          <w:sz w:val="28"/>
+          <w:szCs w:val="28"/>
+        </w:rPr>
+        <w:t>nhỏ</w:t>
+      </w:r>
+      <w:proofErr w:type="spellEnd"/>
+      <w:r>
+        <w:rPr>
+          <w:sz w:val="28"/>
+          <w:szCs w:val="28"/>
+        </w:rPr>
+        <w:t xml:space="preserve"> (</w:t>
+      </w:r>
+      <w:proofErr w:type="spellStart"/>
+      <w:r>
+        <w:rPr>
+          <w:sz w:val="28"/>
+          <w:szCs w:val="28"/>
+        </w:rPr>
+        <w:t>dưới</w:t>
+      </w:r>
+      <w:proofErr w:type="spellEnd"/>
+      <w:r>
+        <w:rPr>
+          <w:sz w:val="28"/>
+          <w:szCs w:val="28"/>
+        </w:rPr>
+        <w:t xml:space="preserve"> 10 </w:t>
+      </w:r>
+      <w:proofErr w:type="spellStart"/>
+      <w:r>
+        <w:rPr>
+          <w:sz w:val="28"/>
+          <w:szCs w:val="28"/>
+        </w:rPr>
+        <w:t>thiết</w:t>
+      </w:r>
+      <w:proofErr w:type="spellEnd"/>
+      <w:r>
+        <w:rPr>
+          <w:sz w:val="28"/>
+          <w:szCs w:val="28"/>
+        </w:rPr>
+        <w:t xml:space="preserve"> </w:t>
+      </w:r>
+      <w:proofErr w:type="spellStart"/>
+      <w:r>
+        <w:rPr>
+          <w:sz w:val="28"/>
+          <w:szCs w:val="28"/>
+        </w:rPr>
+        <w:t>bị</w:t>
+      </w:r>
+      <w:proofErr w:type="spellEnd"/>
+      <w:r>
+        <w:rPr>
+          <w:sz w:val="28"/>
+          <w:szCs w:val="28"/>
+        </w:rPr>
+        <w:t xml:space="preserve">). </w:t>
+      </w:r>
+      <w:proofErr w:type="spellStart"/>
+      <w:r>
+        <w:rPr>
+          <w:sz w:val="28"/>
+          <w:szCs w:val="28"/>
+        </w:rPr>
+        <w:t>Với</w:t>
+      </w:r>
+      <w:proofErr w:type="spellEnd"/>
+      <w:r>
+        <w:rPr>
+          <w:sz w:val="28"/>
+          <w:szCs w:val="28"/>
+        </w:rPr>
+        <w:t xml:space="preserve"> </w:t>
+      </w:r>
+      <w:proofErr w:type="spellStart"/>
+      <w:r>
+        <w:rPr>
+          <w:sz w:val="28"/>
+          <w:szCs w:val="28"/>
+        </w:rPr>
+        <w:t>quy</w:t>
+      </w:r>
+      <w:proofErr w:type="spellEnd"/>
+      <w:r>
+        <w:rPr>
+          <w:sz w:val="28"/>
+          <w:szCs w:val="28"/>
+        </w:rPr>
+        <w:t xml:space="preserve"> </w:t>
+      </w:r>
+      <w:proofErr w:type="spellStart"/>
+      <w:r>
+        <w:rPr>
+          <w:sz w:val="28"/>
+          <w:szCs w:val="28"/>
+        </w:rPr>
+        <w:t>mô</w:t>
+      </w:r>
+      <w:proofErr w:type="spellEnd"/>
+      <w:r>
+        <w:rPr>
+          <w:sz w:val="28"/>
+          <w:szCs w:val="28"/>
+        </w:rPr>
+        <w:t xml:space="preserve"> </w:t>
+      </w:r>
+      <w:r>
+        <w:rPr>
+          <w:sz w:val="28"/>
+          <w:szCs w:val="28"/>
+        </w:rPr>
+        <w:t>~</w:t>
+      </w:r>
+      <w:r>
+        <w:rPr>
+          <w:sz w:val="28"/>
+          <w:szCs w:val="28"/>
+        </w:rPr>
+        <w:t>750 thi</w:t>
+      </w:r>
+      <w:proofErr w:type="spellStart"/>
+      <w:r>
+        <w:rPr>
+          <w:sz w:val="28"/>
+          <w:szCs w:val="28"/>
+        </w:rPr>
+        <w:t>ết</w:t>
+      </w:r>
+      <w:proofErr w:type="spellEnd"/>
+      <w:r>
+        <w:rPr>
+          <w:sz w:val="28"/>
+          <w:szCs w:val="28"/>
+        </w:rPr>
+        <w:t xml:space="preserve"> </w:t>
+      </w:r>
+      <w:proofErr w:type="spellStart"/>
+      <w:r>
+        <w:rPr>
+          <w:sz w:val="28"/>
+          <w:szCs w:val="28"/>
+        </w:rPr>
+        <w:t>bị</w:t>
+      </w:r>
+      <w:proofErr w:type="spellEnd"/>
+      <w:r>
+        <w:rPr>
+          <w:sz w:val="28"/>
+          <w:szCs w:val="28"/>
+        </w:rPr>
+        <w:t xml:space="preserve"> </w:t>
+      </w:r>
+      <w:proofErr w:type="spellStart"/>
+      <w:r>
+        <w:rPr>
+          <w:sz w:val="28"/>
+          <w:szCs w:val="28"/>
+        </w:rPr>
+        <w:t>của</w:t>
+      </w:r>
+      <w:proofErr w:type="spellEnd"/>
+      <w:r>
+        <w:rPr>
+          <w:sz w:val="28"/>
+          <w:szCs w:val="28"/>
+        </w:rPr>
+        <w:t xml:space="preserve"> </w:t>
+      </w:r>
+      <w:proofErr w:type="spellStart"/>
+      <w:r>
+        <w:rPr>
+          <w:sz w:val="28"/>
+          <w:szCs w:val="28"/>
+        </w:rPr>
+        <w:t>trường</w:t>
+      </w:r>
+      <w:proofErr w:type="spellEnd"/>
+      <w:r>
+        <w:rPr>
+          <w:sz w:val="28"/>
+          <w:szCs w:val="28"/>
+        </w:rPr>
+        <w:t xml:space="preserve">, P2P </w:t>
+      </w:r>
+      <w:proofErr w:type="spellStart"/>
+      <w:r>
+        <w:rPr>
+          <w:sz w:val="28"/>
+          <w:szCs w:val="28"/>
+        </w:rPr>
+        <w:t>sẽ</w:t>
+      </w:r>
+      <w:proofErr w:type="spellEnd"/>
+      <w:r>
+        <w:rPr>
+          <w:sz w:val="28"/>
+          <w:szCs w:val="28"/>
+        </w:rPr>
+        <w:t xml:space="preserve"> </w:t>
+      </w:r>
+      <w:proofErr w:type="spellStart"/>
+      <w:r>
+        <w:rPr>
+          <w:sz w:val="28"/>
+          <w:szCs w:val="28"/>
+        </w:rPr>
+        <w:t>dẫn</w:t>
+      </w:r>
+      <w:proofErr w:type="spellEnd"/>
+      <w:r>
+        <w:rPr>
+          <w:sz w:val="28"/>
+          <w:szCs w:val="28"/>
+        </w:rPr>
+        <w:t xml:space="preserve"> </w:t>
+      </w:r>
+      <w:proofErr w:type="spellStart"/>
+      <w:r>
+        <w:rPr>
+          <w:sz w:val="28"/>
+          <w:szCs w:val="28"/>
+        </w:rPr>
+        <w:t>đến</w:t>
+      </w:r>
+      <w:proofErr w:type="spellEnd"/>
+      <w:r>
+        <w:rPr>
+          <w:sz w:val="28"/>
+          <w:szCs w:val="28"/>
+        </w:rPr>
+        <w:t xml:space="preserve"> </w:t>
+      </w:r>
+      <w:proofErr w:type="spellStart"/>
+      <w:r>
+        <w:rPr>
+          <w:sz w:val="28"/>
+          <w:szCs w:val="28"/>
+        </w:rPr>
+        <w:t>tình</w:t>
+      </w:r>
+      <w:proofErr w:type="spellEnd"/>
+      <w:r>
+        <w:rPr>
+          <w:sz w:val="28"/>
+          <w:szCs w:val="28"/>
+        </w:rPr>
+        <w:t xml:space="preserve"> </w:t>
+      </w:r>
+      <w:proofErr w:type="spellStart"/>
+      <w:r>
+        <w:rPr>
+          <w:sz w:val="28"/>
+          <w:szCs w:val="28"/>
+        </w:rPr>
+        <w:t>trạng</w:t>
+      </w:r>
+      <w:proofErr w:type="spellEnd"/>
+      <w:r>
+        <w:rPr>
+          <w:sz w:val="28"/>
+          <w:szCs w:val="28"/>
+        </w:rPr>
+        <w:t xml:space="preserve"> </w:t>
+      </w:r>
+      <w:proofErr w:type="spellStart"/>
+      <w:r>
+        <w:rPr>
+          <w:sz w:val="28"/>
+          <w:szCs w:val="28"/>
+        </w:rPr>
+        <w:t>mất</w:t>
+      </w:r>
+      <w:proofErr w:type="spellEnd"/>
+      <w:r>
+        <w:rPr>
+          <w:sz w:val="28"/>
+          <w:szCs w:val="28"/>
+        </w:rPr>
+        <w:t xml:space="preserve"> </w:t>
+      </w:r>
+      <w:proofErr w:type="spellStart"/>
+      <w:r>
+        <w:rPr>
+          <w:sz w:val="28"/>
+          <w:szCs w:val="28"/>
+        </w:rPr>
+        <w:t>kiểm</w:t>
+      </w:r>
+      <w:proofErr w:type="spellEnd"/>
+      <w:r>
+        <w:rPr>
+          <w:sz w:val="28"/>
+          <w:szCs w:val="28"/>
+        </w:rPr>
+        <w:t xml:space="preserve"> </w:t>
+      </w:r>
+      <w:proofErr w:type="spellStart"/>
+      <w:r>
+        <w:rPr>
+          <w:sz w:val="28"/>
+          <w:szCs w:val="28"/>
+        </w:rPr>
+        <w:t>soát</w:t>
+      </w:r>
+      <w:proofErr w:type="spellEnd"/>
+      <w:r>
+        <w:rPr>
+          <w:sz w:val="28"/>
+          <w:szCs w:val="28"/>
+        </w:rPr>
+        <w:t xml:space="preserve"> an </w:t>
+      </w:r>
+      <w:proofErr w:type="spellStart"/>
+      <w:r>
+        <w:rPr>
+          <w:sz w:val="28"/>
+          <w:szCs w:val="28"/>
+        </w:rPr>
+        <w:t>toàn</w:t>
+      </w:r>
+      <w:proofErr w:type="spellEnd"/>
+      <w:r>
+        <w:rPr>
+          <w:sz w:val="28"/>
+          <w:szCs w:val="28"/>
+        </w:rPr>
+        <w:t xml:space="preserve"> </w:t>
+      </w:r>
+      <w:proofErr w:type="spellStart"/>
+      <w:r>
+        <w:rPr>
+          <w:sz w:val="28"/>
+          <w:szCs w:val="28"/>
+        </w:rPr>
+        <w:t>thông</w:t>
+      </w:r>
+      <w:proofErr w:type="spellEnd"/>
+      <w:r>
+        <w:rPr>
+          <w:sz w:val="28"/>
+          <w:szCs w:val="28"/>
+        </w:rPr>
+        <w:t xml:space="preserve"> tin, </w:t>
+      </w:r>
+      <w:proofErr w:type="spellStart"/>
+      <w:r>
+        <w:rPr>
+          <w:sz w:val="28"/>
+          <w:szCs w:val="28"/>
+        </w:rPr>
+        <w:t>không</w:t>
+      </w:r>
+      <w:proofErr w:type="spellEnd"/>
+      <w:r>
+        <w:rPr>
+          <w:sz w:val="28"/>
+          <w:szCs w:val="28"/>
+        </w:rPr>
+        <w:t xml:space="preserve"> </w:t>
+      </w:r>
+      <w:proofErr w:type="spellStart"/>
+      <w:r>
+        <w:rPr>
+          <w:sz w:val="28"/>
+          <w:szCs w:val="28"/>
+        </w:rPr>
+        <w:t>thể</w:t>
+      </w:r>
+      <w:proofErr w:type="spellEnd"/>
+      <w:r>
+        <w:rPr>
+          <w:sz w:val="28"/>
+          <w:szCs w:val="28"/>
+        </w:rPr>
+        <w:t xml:space="preserve"> </w:t>
+      </w:r>
+      <w:proofErr w:type="spellStart"/>
+      <w:r>
+        <w:rPr>
+          <w:sz w:val="28"/>
+          <w:szCs w:val="28"/>
+        </w:rPr>
+        <w:t>phân</w:t>
+      </w:r>
+      <w:proofErr w:type="spellEnd"/>
+      <w:r>
+        <w:rPr>
+          <w:sz w:val="28"/>
+          <w:szCs w:val="28"/>
+        </w:rPr>
+        <w:t xml:space="preserve"> </w:t>
+      </w:r>
+      <w:proofErr w:type="spellStart"/>
+      <w:r>
+        <w:rPr>
+          <w:sz w:val="28"/>
+          <w:szCs w:val="28"/>
+        </w:rPr>
+        <w:t>quyền</w:t>
+      </w:r>
+      <w:proofErr w:type="spellEnd"/>
+      <w:r>
+        <w:rPr>
+          <w:sz w:val="28"/>
+          <w:szCs w:val="28"/>
+        </w:rPr>
+        <w:t xml:space="preserve"> </w:t>
+      </w:r>
+      <w:proofErr w:type="spellStart"/>
+      <w:r>
+        <w:rPr>
+          <w:sz w:val="28"/>
+          <w:szCs w:val="28"/>
+        </w:rPr>
+        <w:t>dữ</w:t>
+      </w:r>
+      <w:proofErr w:type="spellEnd"/>
+      <w:r>
+        <w:rPr>
+          <w:sz w:val="28"/>
+          <w:szCs w:val="28"/>
+        </w:rPr>
+        <w:t xml:space="preserve"> </w:t>
+      </w:r>
+      <w:proofErr w:type="spellStart"/>
+      <w:r>
+        <w:rPr>
+          <w:sz w:val="28"/>
+          <w:szCs w:val="28"/>
+        </w:rPr>
+        <w:t>liệu</w:t>
+      </w:r>
+      <w:proofErr w:type="spellEnd"/>
+      <w:r>
+        <w:rPr>
+          <w:sz w:val="28"/>
+          <w:szCs w:val="28"/>
+        </w:rPr>
+        <w:t xml:space="preserve">, </w:t>
+      </w:r>
+      <w:proofErr w:type="spellStart"/>
+      <w:r>
+        <w:rPr>
+          <w:sz w:val="28"/>
+          <w:szCs w:val="28"/>
+        </w:rPr>
+        <w:t>dễ</w:t>
+      </w:r>
+      <w:proofErr w:type="spellEnd"/>
+      <w:r>
+        <w:rPr>
+          <w:sz w:val="28"/>
+          <w:szCs w:val="28"/>
+        </w:rPr>
+        <w:t xml:space="preserve"> </w:t>
+      </w:r>
+      <w:proofErr w:type="spellStart"/>
+      <w:r>
+        <w:rPr>
+          <w:sz w:val="28"/>
+          <w:szCs w:val="28"/>
+        </w:rPr>
+        <w:t>lây</w:t>
+      </w:r>
+      <w:proofErr w:type="spellEnd"/>
+      <w:r>
+        <w:rPr>
+          <w:sz w:val="28"/>
+          <w:szCs w:val="28"/>
+        </w:rPr>
+        <w:t xml:space="preserve"> </w:t>
+      </w:r>
+      <w:proofErr w:type="spellStart"/>
+      <w:r>
+        <w:rPr>
+          <w:sz w:val="28"/>
+          <w:szCs w:val="28"/>
+        </w:rPr>
+        <w:t>nhiễm</w:t>
+      </w:r>
+      <w:proofErr w:type="spellEnd"/>
+      <w:r>
+        <w:rPr>
+          <w:sz w:val="28"/>
+          <w:szCs w:val="28"/>
+        </w:rPr>
+        <w:t xml:space="preserve"> </w:t>
+      </w:r>
+      <w:proofErr w:type="spellStart"/>
+      <w:r>
+        <w:rPr>
+          <w:sz w:val="28"/>
+          <w:szCs w:val="28"/>
+        </w:rPr>
+        <w:t>mã</w:t>
+      </w:r>
+      <w:proofErr w:type="spellEnd"/>
+      <w:r>
+        <w:rPr>
+          <w:sz w:val="28"/>
+          <w:szCs w:val="28"/>
+        </w:rPr>
+        <w:t xml:space="preserve"> </w:t>
+      </w:r>
+      <w:proofErr w:type="spellStart"/>
+      <w:r>
+        <w:rPr>
+          <w:sz w:val="28"/>
+          <w:szCs w:val="28"/>
+        </w:rPr>
+        <w:t>độc</w:t>
+      </w:r>
+      <w:proofErr w:type="spellEnd"/>
+      <w:r>
+        <w:rPr>
+          <w:sz w:val="28"/>
+          <w:szCs w:val="28"/>
+        </w:rPr>
+        <w:t xml:space="preserve"> </w:t>
+      </w:r>
+      <w:proofErr w:type="spellStart"/>
+      <w:r>
+        <w:rPr>
+          <w:sz w:val="28"/>
+          <w:szCs w:val="28"/>
+        </w:rPr>
+        <w:t>toàn</w:t>
+      </w:r>
+      <w:proofErr w:type="spellEnd"/>
+      <w:r>
+        <w:rPr>
+          <w:sz w:val="28"/>
+          <w:szCs w:val="28"/>
+        </w:rPr>
+        <w:t xml:space="preserve"> </w:t>
+      </w:r>
+      <w:proofErr w:type="spellStart"/>
+      <w:r>
+        <w:rPr>
+          <w:sz w:val="28"/>
+          <w:szCs w:val="28"/>
+        </w:rPr>
+        <w:t>mạng</w:t>
+      </w:r>
+      <w:proofErr w:type="spellEnd"/>
+      <w:r>
+        <w:rPr>
+          <w:sz w:val="28"/>
+          <w:szCs w:val="28"/>
+        </w:rPr>
+        <w:t xml:space="preserve"> </w:t>
+      </w:r>
+      <w:proofErr w:type="spellStart"/>
+      <w:r>
+        <w:rPr>
+          <w:sz w:val="28"/>
+          <w:szCs w:val="28"/>
+        </w:rPr>
+        <w:t>và</w:t>
+      </w:r>
+      <w:proofErr w:type="spellEnd"/>
+      <w:r>
+        <w:rPr>
+          <w:sz w:val="28"/>
+          <w:szCs w:val="28"/>
+        </w:rPr>
+        <w:t xml:space="preserve"> </w:t>
+      </w:r>
+      <w:proofErr w:type="spellStart"/>
+      <w:r>
+        <w:rPr>
+          <w:sz w:val="28"/>
+          <w:szCs w:val="28"/>
+        </w:rPr>
+        <w:t>gây</w:t>
+      </w:r>
+      <w:proofErr w:type="spellEnd"/>
+      <w:r>
+        <w:rPr>
+          <w:sz w:val="28"/>
+          <w:szCs w:val="28"/>
+        </w:rPr>
+        <w:t xml:space="preserve"> </w:t>
+      </w:r>
+      <w:proofErr w:type="spellStart"/>
+      <w:r>
+        <w:rPr>
+          <w:sz w:val="28"/>
+          <w:szCs w:val="28"/>
+        </w:rPr>
+        <w:t>quá</w:t>
+      </w:r>
+      <w:proofErr w:type="spellEnd"/>
+      <w:r>
+        <w:rPr>
+          <w:sz w:val="28"/>
+          <w:szCs w:val="28"/>
+        </w:rPr>
+        <w:t xml:space="preserve"> </w:t>
+      </w:r>
+      <w:proofErr w:type="spellStart"/>
+      <w:r>
+        <w:rPr>
+          <w:sz w:val="28"/>
+          <w:szCs w:val="28"/>
+        </w:rPr>
+        <w:t>tải</w:t>
+      </w:r>
+      <w:proofErr w:type="spellEnd"/>
+      <w:r>
+        <w:rPr>
+          <w:sz w:val="28"/>
+          <w:szCs w:val="28"/>
+        </w:rPr>
+        <w:t xml:space="preserve"> </w:t>
+      </w:r>
+      <w:proofErr w:type="spellStart"/>
+      <w:r>
+        <w:rPr>
+          <w:sz w:val="28"/>
+          <w:szCs w:val="28"/>
+        </w:rPr>
+        <w:t>đường</w:t>
+      </w:r>
+      <w:proofErr w:type="spellEnd"/>
+      <w:r>
+        <w:rPr>
+          <w:sz w:val="28"/>
+          <w:szCs w:val="28"/>
+        </w:rPr>
+        <w:t xml:space="preserve"> </w:t>
+      </w:r>
+      <w:proofErr w:type="spellStart"/>
+      <w:r>
+        <w:rPr>
+          <w:sz w:val="28"/>
+          <w:szCs w:val="28"/>
+        </w:rPr>
+        <w:t>truyền</w:t>
+      </w:r>
+      <w:proofErr w:type="spellEnd"/>
+      <w:r>
+        <w:rPr>
+          <w:sz w:val="28"/>
+          <w:szCs w:val="28"/>
+        </w:rPr>
+        <w:t>.</w:t>
+      </w:r>
+    </w:p>
+    <w:p>
+      <w:pPr>
+        <w:rPr>
+          <w:sz w:val="28"/>
+          <w:szCs w:val="28"/>
+        </w:rPr>
+      </w:pPr>
+      <w:r>
+        <w:rPr>
+          <w:sz w:val="28"/>
+          <w:szCs w:val="28"/>
+        </w:rPr>
+        <w:t>2.2. L</w:t>
+      </w:r>
+      <w:proofErr w:type="spellStart"/>
+      <w:r>
+        <w:rPr>
+          <w:sz w:val="28"/>
+          <w:szCs w:val="28"/>
+        </w:rPr>
+        <w:t>ựa</w:t>
+      </w:r>
+      <w:proofErr w:type="spellEnd"/>
+      <w:r>
+        <w:rPr>
+          <w:sz w:val="28"/>
+          <w:szCs w:val="28"/>
+        </w:rPr>
+        <w:t xml:space="preserve"> </w:t>
+      </w:r>
+      <w:proofErr w:type="spellStart"/>
+      <w:r>
+        <w:rPr>
+          <w:sz w:val="28"/>
+          <w:szCs w:val="28"/>
+        </w:rPr>
+        <w:t>chọn</w:t>
+      </w:r>
+      <w:proofErr w:type="spellEnd"/>
+      <w:r>
+        <w:rPr>
+          <w:sz w:val="28"/>
+          <w:szCs w:val="28"/>
+        </w:rPr>
+        <w:t xml:space="preserve"> </w:t>
+      </w:r>
+      <w:proofErr w:type="spellStart"/>
+      <w:r>
+        <w:rPr>
+          <w:sz w:val="28"/>
+          <w:szCs w:val="28"/>
+        </w:rPr>
+        <w:t>mô</w:t>
+      </w:r>
+      <w:proofErr w:type="spellEnd"/>
+      <w:r>
+        <w:rPr>
+          <w:sz w:val="28"/>
+          <w:szCs w:val="28"/>
+        </w:rPr>
+        <w:t xml:space="preserve"> </w:t>
+      </w:r>
+      <w:proofErr w:type="spellStart"/>
+      <w:r>
+        <w:rPr>
+          <w:sz w:val="28"/>
+          <w:szCs w:val="28"/>
+        </w:rPr>
+        <w:t>hình</w:t>
+      </w:r>
+      <w:proofErr w:type="spellEnd"/>
+      <w:r>
+        <w:rPr>
+          <w:sz w:val="28"/>
+          <w:szCs w:val="28"/>
+        </w:rPr>
+        <w:t xml:space="preserve"> </w:t>
+      </w:r>
+      <w:proofErr w:type="spellStart"/>
+      <w:r>
+        <w:rPr>
+          <w:sz w:val="28"/>
+          <w:szCs w:val="28"/>
+        </w:rPr>
+        <w:t>quản</w:t>
+      </w:r>
+      <w:proofErr w:type="spellEnd"/>
+      <w:r>
+        <w:rPr>
+          <w:sz w:val="28"/>
+          <w:szCs w:val="28"/>
+        </w:rPr>
+        <w:t xml:space="preserve"> </w:t>
+      </w:r>
+      <w:proofErr w:type="spellStart"/>
+      <w:r>
+        <w:rPr>
+          <w:sz w:val="28"/>
+          <w:szCs w:val="28"/>
+        </w:rPr>
+        <w:t>lý</w:t>
+      </w:r>
+      <w:proofErr w:type="spellEnd"/>
+      <w:r>
+        <w:rPr>
+          <w:sz w:val="28"/>
+          <w:szCs w:val="28"/>
+        </w:rPr>
+        <w:t xml:space="preserve"> </w:t>
+      </w:r>
+      <w:proofErr w:type="spellStart"/>
+      <w:r>
+        <w:rPr>
+          <w:sz w:val="28"/>
+          <w:szCs w:val="28"/>
+        </w:rPr>
+        <w:t>hệ</w:t>
+      </w:r>
+      <w:proofErr w:type="spellEnd"/>
+      <w:r>
+        <w:rPr>
+          <w:sz w:val="28"/>
+          <w:szCs w:val="28"/>
+        </w:rPr>
+        <w:t xml:space="preserve"> </w:t>
+      </w:r>
+      <w:proofErr w:type="spellStart"/>
+      <w:r>
+        <w:rPr>
+          <w:sz w:val="28"/>
+          <w:szCs w:val="28"/>
+        </w:rPr>
+        <w:t>thống</w:t>
+      </w:r>
+      <w:proofErr w:type="spellEnd"/>
+      <w:r>
+        <w:rPr>
+          <w:sz w:val="28"/>
+          <w:szCs w:val="28"/>
+        </w:rPr>
+        <w:t xml:space="preserve">: </w:t>
+      </w:r>
+      <w:proofErr w:type="spellStart"/>
+      <w:r>
+        <w:rPr>
+          <w:sz w:val="28"/>
+          <w:szCs w:val="28"/>
+        </w:rPr>
+        <w:t>Mô</w:t>
+      </w:r>
+      <w:proofErr w:type="spellEnd"/>
+      <w:r>
+        <w:rPr>
+          <w:sz w:val="28"/>
+          <w:szCs w:val="28"/>
+        </w:rPr>
+        <w:t xml:space="preserve"> </w:t>
+      </w:r>
+      <w:proofErr w:type="spellStart"/>
+      <w:r>
+        <w:rPr>
+          <w:sz w:val="28"/>
+          <w:szCs w:val="28"/>
+        </w:rPr>
+        <w:t>hình</w:t>
+      </w:r>
+      <w:proofErr w:type="spellEnd"/>
+      <w:r>
+        <w:rPr>
+          <w:sz w:val="28"/>
+          <w:szCs w:val="28"/>
+        </w:rPr>
+        <w:t xml:space="preserve"> </w:t>
+      </w:r>
+      <w:proofErr w:type="spellStart"/>
+      <w:r>
+        <w:rPr>
+          <w:sz w:val="28"/>
+          <w:szCs w:val="28"/>
+        </w:rPr>
+        <w:t>Miền</w:t>
+      </w:r>
+      <w:proofErr w:type="spellEnd"/>
+      <w:r>
+        <w:rPr>
+          <w:sz w:val="28"/>
+          <w:szCs w:val="28"/>
+        </w:rPr>
+        <w:t xml:space="preserve"> (Domain Model)</w:t>
+      </w:r>
+    </w:p>
+    <w:p>
+      <w:pPr>
+        <w:rPr>
+          <w:sz w:val="28"/>
+          <w:szCs w:val="28"/>
+        </w:rPr>
+      </w:pPr>
+      <w:proofErr w:type="spellStart"/>
+      <w:r>
+        <w:rPr>
+          <w:sz w:val="28"/>
+          <w:szCs w:val="28"/>
+        </w:rPr>
+        <w:t>Để</w:t>
+      </w:r>
+      <w:proofErr w:type="spellEnd"/>
+      <w:r>
+        <w:rPr>
+          <w:sz w:val="28"/>
+          <w:szCs w:val="28"/>
+        </w:rPr>
+        <w:t xml:space="preserve"> </w:t>
+      </w:r>
+      <w:proofErr w:type="spellStart"/>
+      <w:r>
+        <w:rPr>
+          <w:sz w:val="28"/>
+          <w:szCs w:val="28"/>
+        </w:rPr>
+        <w:t>quản</w:t>
+      </w:r>
+      <w:proofErr w:type="spellEnd"/>
+      <w:r>
+        <w:rPr>
+          <w:sz w:val="28"/>
+          <w:szCs w:val="28"/>
+        </w:rPr>
+        <w:t xml:space="preserve"> </w:t>
+      </w:r>
+      <w:proofErr w:type="spellStart"/>
+      <w:r>
+        <w:rPr>
+          <w:sz w:val="28"/>
+          <w:szCs w:val="28"/>
+        </w:rPr>
+        <w:t>lý</w:t>
+      </w:r>
+      <w:proofErr w:type="spellEnd"/>
+      <w:r>
+        <w:rPr>
+          <w:sz w:val="28"/>
+          <w:szCs w:val="28"/>
+        </w:rPr>
+        <w:t xml:space="preserve"> </w:t>
+      </w:r>
+      <w:proofErr w:type="spellStart"/>
+      <w:r>
+        <w:rPr>
+          <w:sz w:val="28"/>
+          <w:szCs w:val="28"/>
+        </w:rPr>
+        <w:t>toàn</w:t>
+      </w:r>
+      <w:proofErr w:type="spellEnd"/>
+      <w:r>
+        <w:rPr>
+          <w:sz w:val="28"/>
+          <w:szCs w:val="28"/>
+        </w:rPr>
+        <w:t xml:space="preserve"> </w:t>
+      </w:r>
+      <w:proofErr w:type="spellStart"/>
+      <w:r>
+        <w:rPr>
+          <w:sz w:val="28"/>
+          <w:szCs w:val="28"/>
+        </w:rPr>
+        <w:t>bộ</w:t>
+      </w:r>
+      <w:proofErr w:type="spellEnd"/>
+      <w:r>
+        <w:rPr>
+          <w:sz w:val="28"/>
+          <w:szCs w:val="28"/>
+        </w:rPr>
+        <w:t xml:space="preserve"> </w:t>
+      </w:r>
+      <w:proofErr w:type="spellStart"/>
+      <w:r>
+        <w:rPr>
+          <w:sz w:val="28"/>
+          <w:szCs w:val="28"/>
+        </w:rPr>
+        <w:t>tài</w:t>
+      </w:r>
+      <w:proofErr w:type="spellEnd"/>
+      <w:r>
+        <w:rPr>
+          <w:sz w:val="28"/>
+          <w:szCs w:val="28"/>
+        </w:rPr>
+        <w:t xml:space="preserve"> </w:t>
+      </w:r>
+      <w:proofErr w:type="spellStart"/>
+      <w:r>
+        <w:rPr>
+          <w:sz w:val="28"/>
+          <w:szCs w:val="28"/>
+        </w:rPr>
+        <w:t>khoản</w:t>
+      </w:r>
+      <w:proofErr w:type="spellEnd"/>
+      <w:r>
+        <w:rPr>
+          <w:sz w:val="28"/>
+          <w:szCs w:val="28"/>
+        </w:rPr>
+        <w:t xml:space="preserve"> </w:t>
+      </w:r>
+      <w:proofErr w:type="spellStart"/>
+      <w:r>
+        <w:rPr>
+          <w:sz w:val="28"/>
+          <w:szCs w:val="28"/>
+        </w:rPr>
+        <w:t>người</w:t>
+      </w:r>
+      <w:proofErr w:type="spellEnd"/>
+      <w:r>
+        <w:rPr>
+          <w:sz w:val="28"/>
+          <w:szCs w:val="28"/>
+        </w:rPr>
+        <w:t xml:space="preserve"> </w:t>
+      </w:r>
+      <w:proofErr w:type="spellStart"/>
+      <w:r>
+        <w:rPr>
+          <w:sz w:val="28"/>
+          <w:szCs w:val="28"/>
+        </w:rPr>
+        <w:t>dùng</w:t>
+      </w:r>
+      <w:proofErr w:type="spellEnd"/>
+      <w:r>
+        <w:rPr>
+          <w:sz w:val="28"/>
+          <w:szCs w:val="28"/>
+        </w:rPr>
+        <w:t xml:space="preserve">, </w:t>
+      </w:r>
+      <w:proofErr w:type="spellStart"/>
+      <w:r>
+        <w:rPr>
+          <w:sz w:val="28"/>
+          <w:szCs w:val="28"/>
+        </w:rPr>
+        <w:t>máy</w:t>
+      </w:r>
+      <w:proofErr w:type="spellEnd"/>
+      <w:r>
+        <w:rPr>
+          <w:sz w:val="28"/>
+          <w:szCs w:val="28"/>
+        </w:rPr>
+        <w:t xml:space="preserve"> </w:t>
+      </w:r>
+      <w:proofErr w:type="spellStart"/>
+      <w:r>
+        <w:rPr>
+          <w:sz w:val="28"/>
+          <w:szCs w:val="28"/>
+        </w:rPr>
+        <w:t>tính</w:t>
+      </w:r>
+      <w:proofErr w:type="spellEnd"/>
+      <w:r>
+        <w:rPr>
+          <w:sz w:val="28"/>
+          <w:szCs w:val="28"/>
+        </w:rPr>
+        <w:t xml:space="preserve"> </w:t>
+      </w:r>
+      <w:proofErr w:type="spellStart"/>
+      <w:r>
+        <w:rPr>
+          <w:sz w:val="28"/>
+          <w:szCs w:val="28"/>
+        </w:rPr>
+        <w:t>và</w:t>
+      </w:r>
+      <w:proofErr w:type="spellEnd"/>
+      <w:r>
+        <w:rPr>
+          <w:sz w:val="28"/>
+          <w:szCs w:val="28"/>
+        </w:rPr>
+        <w:t xml:space="preserve"> </w:t>
+      </w:r>
+      <w:proofErr w:type="spellStart"/>
+      <w:r>
+        <w:rPr>
+          <w:sz w:val="28"/>
+          <w:szCs w:val="28"/>
+        </w:rPr>
+        <w:t>thiết</w:t>
+      </w:r>
+      <w:proofErr w:type="spellEnd"/>
+      <w:r>
+        <w:rPr>
+          <w:sz w:val="28"/>
+          <w:szCs w:val="28"/>
+        </w:rPr>
+        <w:t xml:space="preserve"> </w:t>
+      </w:r>
+      <w:proofErr w:type="spellStart"/>
+      <w:r>
+        <w:rPr>
+          <w:sz w:val="28"/>
+          <w:szCs w:val="28"/>
+        </w:rPr>
+        <w:t>bị</w:t>
+      </w:r>
+      <w:proofErr w:type="spellEnd"/>
+      <w:r>
+        <w:rPr>
+          <w:sz w:val="28"/>
+          <w:szCs w:val="28"/>
+        </w:rPr>
+        <w:t xml:space="preserve"> </w:t>
+      </w:r>
+      <w:proofErr w:type="spellStart"/>
+      <w:r>
+        <w:rPr>
+          <w:sz w:val="28"/>
+          <w:szCs w:val="28"/>
+        </w:rPr>
+        <w:t>trong</w:t>
+      </w:r>
+      <w:proofErr w:type="spellEnd"/>
+      <w:r>
+        <w:rPr>
+          <w:sz w:val="28"/>
+          <w:szCs w:val="28"/>
+        </w:rPr>
+        <w:t xml:space="preserve"> </w:t>
+      </w:r>
+      <w:proofErr w:type="spellStart"/>
+      <w:r>
+        <w:rPr>
+          <w:sz w:val="28"/>
+          <w:szCs w:val="28"/>
+        </w:rPr>
+        <w:t>hạ</w:t>
+      </w:r>
+      <w:proofErr w:type="spellEnd"/>
+      <w:r>
+        <w:rPr>
+          <w:sz w:val="28"/>
+          <w:szCs w:val="28"/>
+        </w:rPr>
+        <w:t xml:space="preserve"> </w:t>
+      </w:r>
+      <w:proofErr w:type="spellStart"/>
+      <w:r>
+        <w:rPr>
+          <w:sz w:val="28"/>
+          <w:szCs w:val="28"/>
+        </w:rPr>
+        <w:t>tầng</w:t>
+      </w:r>
+      <w:proofErr w:type="spellEnd"/>
+      <w:r>
+        <w:rPr>
+          <w:sz w:val="28"/>
+          <w:szCs w:val="28"/>
+        </w:rPr>
+        <w:t xml:space="preserve"> </w:t>
+      </w:r>
+      <w:proofErr w:type="spellStart"/>
+      <w:r>
+        <w:rPr>
+          <w:sz w:val="28"/>
+          <w:szCs w:val="28"/>
+        </w:rPr>
+        <w:t>mạng</w:t>
+      </w:r>
+      <w:proofErr w:type="spellEnd"/>
+      <w:r>
+        <w:rPr>
+          <w:sz w:val="28"/>
+          <w:szCs w:val="28"/>
+        </w:rPr>
+        <w:t xml:space="preserve"> </w:t>
+      </w:r>
+      <w:proofErr w:type="spellStart"/>
+      <w:r>
+        <w:rPr>
+          <w:sz w:val="28"/>
+          <w:szCs w:val="28"/>
+        </w:rPr>
+        <w:t>trường</w:t>
+      </w:r>
+      <w:proofErr w:type="spellEnd"/>
+      <w:r>
+        <w:rPr>
+          <w:sz w:val="28"/>
+          <w:szCs w:val="28"/>
+        </w:rPr>
+        <w:t xml:space="preserve"> </w:t>
+      </w:r>
+      <w:proofErr w:type="spellStart"/>
+      <w:r>
+        <w:rPr>
+          <w:sz w:val="28"/>
+          <w:szCs w:val="28"/>
+        </w:rPr>
+        <w:t>học</w:t>
+      </w:r>
+      <w:proofErr w:type="spellEnd"/>
+      <w:r>
+        <w:rPr>
+          <w:sz w:val="28"/>
+          <w:szCs w:val="28"/>
+        </w:rPr>
+        <w:t xml:space="preserve">, </w:t>
+      </w:r>
+      <w:proofErr w:type="spellStart"/>
+      <w:r>
+        <w:rPr>
+          <w:sz w:val="28"/>
+          <w:szCs w:val="28"/>
+        </w:rPr>
+        <w:t>hệ</w:t>
+      </w:r>
+      <w:proofErr w:type="spellEnd"/>
+      <w:r>
+        <w:rPr>
+          <w:sz w:val="28"/>
+          <w:szCs w:val="28"/>
+        </w:rPr>
+        <w:t xml:space="preserve"> </w:t>
+      </w:r>
+      <w:proofErr w:type="spellStart"/>
+      <w:r>
+        <w:rPr>
+          <w:sz w:val="28"/>
+          <w:szCs w:val="28"/>
+        </w:rPr>
+        <w:t>thống</w:t>
+      </w:r>
+      <w:proofErr w:type="spellEnd"/>
+      <w:r>
+        <w:rPr>
+          <w:sz w:val="28"/>
+          <w:szCs w:val="28"/>
+        </w:rPr>
+        <w:t xml:space="preserve"> </w:t>
+      </w:r>
+      <w:proofErr w:type="spellStart"/>
+      <w:r>
+        <w:rPr>
+          <w:sz w:val="28"/>
+          <w:szCs w:val="28"/>
+        </w:rPr>
+        <w:t>sẽ</w:t>
+      </w:r>
+      <w:proofErr w:type="spellEnd"/>
+      <w:r>
+        <w:rPr>
+          <w:sz w:val="28"/>
+          <w:szCs w:val="28"/>
+        </w:rPr>
+        <w:t xml:space="preserve"> </w:t>
+      </w:r>
+      <w:proofErr w:type="spellStart"/>
+      <w:r>
+        <w:rPr>
+          <w:sz w:val="28"/>
+          <w:szCs w:val="28"/>
+        </w:rPr>
+        <w:t>triển</w:t>
+      </w:r>
+      <w:proofErr w:type="spellEnd"/>
+      <w:r>
+        <w:rPr>
+          <w:sz w:val="28"/>
+          <w:szCs w:val="28"/>
+        </w:rPr>
+        <w:t xml:space="preserve"> </w:t>
+      </w:r>
+      <w:proofErr w:type="spellStart"/>
+      <w:r>
+        <w:rPr>
+          <w:sz w:val="28"/>
+          <w:szCs w:val="28"/>
+        </w:rPr>
+        <w:t>khai</w:t>
+      </w:r>
+      <w:proofErr w:type="spellEnd"/>
+      <w:r>
+        <w:rPr>
+          <w:sz w:val="28"/>
+          <w:szCs w:val="28"/>
+        </w:rPr>
+        <w:t xml:space="preserve"> </w:t>
+      </w:r>
+      <w:proofErr w:type="spellStart"/>
+      <w:r>
+        <w:rPr>
+          <w:b/>
+          <w:bCs/>
+          <w:sz w:val="28"/>
+          <w:szCs w:val="28"/>
+        </w:rPr>
+        <w:t>mô</w:t>
+      </w:r>
+      <w:proofErr w:type="spellEnd"/>
+      <w:r>
+        <w:rPr>
+          <w:b/>
+          <w:bCs/>
+          <w:sz w:val="28"/>
+          <w:szCs w:val="28"/>
+        </w:rPr>
+        <w:t xml:space="preserve"> </w:t>
+      </w:r>
+      <w:proofErr w:type="spellStart"/>
+      <w:r>
+        <w:rPr>
+          <w:b/>
+          <w:bCs/>
+          <w:sz w:val="28"/>
+          <w:szCs w:val="28"/>
+        </w:rPr>
+        <w:t>hình</w:t>
+      </w:r>
+      <w:proofErr w:type="spellEnd"/>
+      <w:r>
+        <w:rPr>
+          <w:b/>
+          <w:bCs/>
+          <w:sz w:val="28"/>
+          <w:szCs w:val="28"/>
+        </w:rPr>
+        <w:t xml:space="preserve"> Domain</w:t>
+      </w:r>
+      <w:r>
+        <w:rPr>
+          <w:sz w:val="28"/>
+          <w:szCs w:val="28"/>
+        </w:rPr>
+        <w:t xml:space="preserve"> d</w:t>
+      </w:r>
+      <w:proofErr w:type="spellStart"/>
+      <w:r>
+        <w:rPr>
+          <w:sz w:val="28"/>
+          <w:szCs w:val="28"/>
+        </w:rPr>
+        <w:t>ựa</w:t>
+      </w:r>
+      <w:proofErr w:type="spellEnd"/>
+      <w:r>
+        <w:rPr>
+          <w:sz w:val="28"/>
+          <w:szCs w:val="28"/>
+        </w:rPr>
+        <w:t xml:space="preserve"> </w:t>
+      </w:r>
+      <w:proofErr w:type="spellStart"/>
+      <w:r>
+        <w:rPr>
+          <w:sz w:val="28"/>
+          <w:szCs w:val="28"/>
+        </w:rPr>
+        <w:t>trên</w:t>
+      </w:r>
+      <w:proofErr w:type="spellEnd"/>
+      <w:r>
+        <w:rPr>
+          <w:sz w:val="28"/>
+          <w:szCs w:val="28"/>
+        </w:rPr>
+        <w:t xml:space="preserve"> </w:t>
+      </w:r>
+      <w:proofErr w:type="spellStart"/>
+      <w:r>
+        <w:rPr>
+          <w:sz w:val="28"/>
+          <w:szCs w:val="28"/>
+        </w:rPr>
+        <w:t>dịch</w:t>
+      </w:r>
+      <w:proofErr w:type="spellEnd"/>
+      <w:r>
+        <w:rPr>
+          <w:sz w:val="28"/>
+          <w:szCs w:val="28"/>
+        </w:rPr>
+        <w:t xml:space="preserve"> </w:t>
+      </w:r>
+      <w:proofErr w:type="spellStart"/>
+      <w:r>
+        <w:rPr>
+          <w:sz w:val="28"/>
+          <w:szCs w:val="28"/>
+        </w:rPr>
+        <w:t>vụ</w:t>
+      </w:r>
+      <w:proofErr w:type="spellEnd"/>
+      <w:r>
+        <w:rPr>
+          <w:sz w:val="28"/>
+          <w:szCs w:val="28"/>
+        </w:rPr>
+        <w:t xml:space="preserve"> </w:t>
+      </w:r>
+      <w:r>
+        <w:rPr>
+          <w:b/>
+          <w:bCs/>
+          <w:sz w:val="28"/>
+          <w:szCs w:val="28"/>
+        </w:rPr>
+        <w:t>Active Directory Domain Services (AD DS)</w:t>
+      </w:r>
+      <w:r>
+        <w:rPr>
+          <w:sz w:val="28"/>
+          <w:szCs w:val="28"/>
+        </w:rPr>
+        <w:t xml:space="preserve"> tr</w:t>
+      </w:r>
+      <w:proofErr w:type="spellStart"/>
+      <w:r>
+        <w:rPr>
+          <w:sz w:val="28"/>
+          <w:szCs w:val="28"/>
+        </w:rPr>
+        <w:t>ên</w:t>
+      </w:r>
+      <w:proofErr w:type="spellEnd"/>
+      <w:r>
+        <w:rPr>
+          <w:sz w:val="28"/>
+          <w:szCs w:val="28"/>
+        </w:rPr>
+        <w:t xml:space="preserve"> </w:t>
+      </w:r>
+      <w:proofErr w:type="spellStart"/>
+      <w:r>
+        <w:rPr>
+          <w:sz w:val="28"/>
+          <w:szCs w:val="28"/>
+        </w:rPr>
+        <w:t>nền</w:t>
+      </w:r>
+      <w:proofErr w:type="spellEnd"/>
+      <w:r>
+        <w:rPr>
+          <w:sz w:val="28"/>
+          <w:szCs w:val="28"/>
+        </w:rPr>
+        <w:t xml:space="preserve"> </w:t>
+      </w:r>
+      <w:proofErr w:type="spellStart"/>
+      <w:r>
+        <w:rPr>
+          <w:sz w:val="28"/>
+          <w:szCs w:val="28"/>
+        </w:rPr>
+        <w:t>tảng</w:t>
+      </w:r>
+      <w:proofErr w:type="spellEnd"/>
+      <w:r>
+        <w:rPr>
+          <w:sz w:val="28"/>
+          <w:szCs w:val="28"/>
+        </w:rPr>
+        <w:t xml:space="preserve"> Windows Server.</w:t>
+      </w:r>
+    </w:p>
+    <w:p>
+      <w:pPr>
+        <w:rPr>
+          <w:sz w:val="28"/>
+          <w:szCs w:val="28"/>
+        </w:rPr>
+      </w:pPr>
+      <w:r>
+        <w:rPr>
+          <w:sz w:val="28"/>
+          <w:szCs w:val="28"/>
+        </w:rPr>
+        <w:t xml:space="preserve">* Lý do </w:t>
+      </w:r>
+      <w:proofErr w:type="spellStart"/>
+      <w:r>
+        <w:rPr>
+          <w:sz w:val="28"/>
+          <w:szCs w:val="28"/>
+        </w:rPr>
+        <w:t>lựa</w:t>
+      </w:r>
+      <w:proofErr w:type="spellEnd"/>
+      <w:r>
+        <w:rPr>
+          <w:sz w:val="28"/>
+          <w:szCs w:val="28"/>
+        </w:rPr>
+        <w:t xml:space="preserve"> </w:t>
+      </w:r>
+      <w:proofErr w:type="spellStart"/>
+      <w:r>
+        <w:rPr>
+          <w:sz w:val="28"/>
+          <w:szCs w:val="28"/>
+        </w:rPr>
+        <w:t>chọn</w:t>
+      </w:r>
+      <w:proofErr w:type="spellEnd"/>
+      <w:r>
+        <w:rPr>
+          <w:sz w:val="28"/>
+          <w:szCs w:val="28"/>
+        </w:rPr>
+        <w:t xml:space="preserve"> </w:t>
+      </w:r>
+      <w:proofErr w:type="spellStart"/>
+      <w:r>
+        <w:rPr>
+          <w:sz w:val="28"/>
+          <w:szCs w:val="28"/>
+        </w:rPr>
+        <w:t>mô</w:t>
+      </w:r>
+      <w:proofErr w:type="spellEnd"/>
+      <w:r>
+        <w:rPr>
+          <w:sz w:val="28"/>
+          <w:szCs w:val="28"/>
+        </w:rPr>
+        <w:t xml:space="preserve"> </w:t>
+      </w:r>
+      <w:proofErr w:type="spellStart"/>
+      <w:r>
+        <w:rPr>
+          <w:sz w:val="28"/>
+          <w:szCs w:val="28"/>
+        </w:rPr>
+        <w:t>hình</w:t>
+      </w:r>
+      <w:proofErr w:type="spellEnd"/>
+      <w:r>
+        <w:rPr>
+          <w:sz w:val="28"/>
+          <w:szCs w:val="28"/>
+        </w:rPr>
+        <w:t xml:space="preserve"> Domain:</w:t>
+      </w:r>
+    </w:p>
+    <w:p>
+      <w:pPr>
+        <w:rPr>
+          <w:sz w:val="28"/>
+          <w:szCs w:val="28"/>
+        </w:rPr>
+      </w:pPr>
+      <w:r>
+        <w:rPr>
+          <w:sz w:val="28"/>
+          <w:szCs w:val="28"/>
+        </w:rPr>
+        <w:t xml:space="preserve">- </w:t>
+      </w:r>
+      <w:proofErr w:type="spellStart"/>
+      <w:r>
+        <w:rPr>
+          <w:sz w:val="28"/>
+          <w:szCs w:val="28"/>
+        </w:rPr>
+        <w:t>Xác</w:t>
+      </w:r>
+      <w:proofErr w:type="spellEnd"/>
+      <w:r>
+        <w:rPr>
+          <w:sz w:val="28"/>
+          <w:szCs w:val="28"/>
+        </w:rPr>
+        <w:t xml:space="preserve"> </w:t>
+      </w:r>
+      <w:proofErr w:type="spellStart"/>
+      <w:r>
+        <w:rPr>
+          <w:sz w:val="28"/>
+          <w:szCs w:val="28"/>
+        </w:rPr>
+        <w:t>thực</w:t>
+      </w:r>
+      <w:proofErr w:type="spellEnd"/>
+      <w:r>
+        <w:rPr>
+          <w:sz w:val="28"/>
+          <w:szCs w:val="28"/>
+        </w:rPr>
+        <w:t xml:space="preserve"> </w:t>
+      </w:r>
+      <w:proofErr w:type="spellStart"/>
+      <w:r>
+        <w:rPr>
+          <w:sz w:val="28"/>
+          <w:szCs w:val="28"/>
+        </w:rPr>
+        <w:t>tập</w:t>
+      </w:r>
+      <w:proofErr w:type="spellEnd"/>
+      <w:r>
+        <w:rPr>
+          <w:sz w:val="28"/>
+          <w:szCs w:val="28"/>
+        </w:rPr>
+        <w:t xml:space="preserve"> </w:t>
+      </w:r>
+      <w:proofErr w:type="spellStart"/>
+      <w:r>
+        <w:rPr>
+          <w:sz w:val="28"/>
+          <w:szCs w:val="28"/>
+        </w:rPr>
+        <w:t>trung</w:t>
+      </w:r>
+      <w:proofErr w:type="spellEnd"/>
+      <w:r>
+        <w:rPr>
+          <w:sz w:val="28"/>
+          <w:szCs w:val="28"/>
+        </w:rPr>
+        <w:t xml:space="preserve"> (Centralized Authentication): </w:t>
+      </w:r>
+      <w:proofErr w:type="spellStart"/>
+      <w:r>
+        <w:rPr>
+          <w:sz w:val="28"/>
+          <w:szCs w:val="28"/>
+        </w:rPr>
+        <w:t>Quản</w:t>
+      </w:r>
+      <w:proofErr w:type="spellEnd"/>
+      <w:r>
+        <w:rPr>
+          <w:sz w:val="28"/>
+          <w:szCs w:val="28"/>
+        </w:rPr>
+        <w:t xml:space="preserve"> </w:t>
+      </w:r>
+      <w:proofErr w:type="spellStart"/>
+      <w:r>
+        <w:rPr>
+          <w:sz w:val="28"/>
+          <w:szCs w:val="28"/>
+        </w:rPr>
+        <w:t>trị</w:t>
+      </w:r>
+      <w:proofErr w:type="spellEnd"/>
+      <w:r>
+        <w:rPr>
+          <w:sz w:val="28"/>
+          <w:szCs w:val="28"/>
+        </w:rPr>
+        <w:t xml:space="preserve"> </w:t>
+      </w:r>
+      <w:proofErr w:type="spellStart"/>
+      <w:r>
+        <w:rPr>
+          <w:sz w:val="28"/>
+          <w:szCs w:val="28"/>
+        </w:rPr>
+        <w:t>viên</w:t>
+      </w:r>
+      <w:proofErr w:type="spellEnd"/>
+      <w:r>
+        <w:rPr>
+          <w:sz w:val="28"/>
+          <w:szCs w:val="28"/>
+        </w:rPr>
+        <w:t xml:space="preserve"> </w:t>
+      </w:r>
+      <w:proofErr w:type="spellStart"/>
+      <w:r>
+        <w:rPr>
+          <w:sz w:val="28"/>
+          <w:szCs w:val="28"/>
+        </w:rPr>
+        <w:t>chỉ</w:t>
+      </w:r>
+      <w:proofErr w:type="spellEnd"/>
+      <w:r>
+        <w:rPr>
+          <w:sz w:val="28"/>
+          <w:szCs w:val="28"/>
+        </w:rPr>
+        <w:t xml:space="preserve"> </w:t>
+      </w:r>
+      <w:proofErr w:type="spellStart"/>
+      <w:r>
+        <w:rPr>
+          <w:sz w:val="28"/>
+          <w:szCs w:val="28"/>
+        </w:rPr>
+        <w:t>cần</w:t>
+      </w:r>
+      <w:proofErr w:type="spellEnd"/>
+      <w:r>
+        <w:rPr>
+          <w:sz w:val="28"/>
+          <w:szCs w:val="28"/>
+        </w:rPr>
+        <w:t xml:space="preserve"> </w:t>
+      </w:r>
+      <w:proofErr w:type="spellStart"/>
+      <w:r>
+        <w:rPr>
+          <w:sz w:val="28"/>
+          <w:szCs w:val="28"/>
+        </w:rPr>
+        <w:t>tạo</w:t>
+      </w:r>
+      <w:proofErr w:type="spellEnd"/>
+      <w:r>
+        <w:rPr>
+          <w:sz w:val="28"/>
+          <w:szCs w:val="28"/>
+        </w:rPr>
+        <w:t xml:space="preserve"> </w:t>
+      </w:r>
+      <w:proofErr w:type="spellStart"/>
+      <w:r>
+        <w:rPr>
+          <w:sz w:val="28"/>
+          <w:szCs w:val="28"/>
+        </w:rPr>
+        <w:t>tài</w:t>
+      </w:r>
+      <w:proofErr w:type="spellEnd"/>
+      <w:r>
+        <w:rPr>
+          <w:sz w:val="28"/>
+          <w:szCs w:val="28"/>
+        </w:rPr>
+        <w:t xml:space="preserve"> </w:t>
+      </w:r>
+      <w:proofErr w:type="spellStart"/>
+      <w:r>
+        <w:rPr>
+          <w:sz w:val="28"/>
+          <w:szCs w:val="28"/>
+        </w:rPr>
+        <w:t>khoản</w:t>
+      </w:r>
+      <w:proofErr w:type="spellEnd"/>
+      <w:r>
+        <w:rPr>
+          <w:sz w:val="28"/>
+          <w:szCs w:val="28"/>
+        </w:rPr>
+        <w:t xml:space="preserve"> </w:t>
+      </w:r>
+      <w:proofErr w:type="spellStart"/>
+      <w:r>
+        <w:rPr>
+          <w:sz w:val="28"/>
+          <w:szCs w:val="28"/>
+        </w:rPr>
+        <w:t>một</w:t>
+      </w:r>
+      <w:proofErr w:type="spellEnd"/>
+      <w:r>
+        <w:rPr>
+          <w:sz w:val="28"/>
+          <w:szCs w:val="28"/>
+        </w:rPr>
+        <w:t xml:space="preserve"> </w:t>
+      </w:r>
+      <w:proofErr w:type="spellStart"/>
+      <w:r>
+        <w:rPr>
+          <w:sz w:val="28"/>
+          <w:szCs w:val="28"/>
+        </w:rPr>
+        <w:t>lần</w:t>
+      </w:r>
+      <w:proofErr w:type="spellEnd"/>
+      <w:r>
+        <w:rPr>
+          <w:sz w:val="28"/>
+          <w:szCs w:val="28"/>
+        </w:rPr>
+        <w:t xml:space="preserve"> </w:t>
+      </w:r>
+      <w:proofErr w:type="spellStart"/>
+      <w:r>
+        <w:rPr>
+          <w:sz w:val="28"/>
+          <w:szCs w:val="28"/>
+        </w:rPr>
+        <w:t>trên</w:t>
+      </w:r>
+      <w:proofErr w:type="spellEnd"/>
+      <w:r>
+        <w:rPr>
+          <w:sz w:val="28"/>
+          <w:szCs w:val="28"/>
+        </w:rPr>
+        <w:t xml:space="preserve"> Domain Controller. </w:t>
+      </w:r>
+      <w:proofErr w:type="spellStart"/>
+      <w:r>
+        <w:rPr>
+          <w:sz w:val="28"/>
+          <w:szCs w:val="28"/>
+        </w:rPr>
+        <w:t>Người</w:t>
+      </w:r>
+      <w:proofErr w:type="spellEnd"/>
+      <w:r>
+        <w:rPr>
+          <w:sz w:val="28"/>
+          <w:szCs w:val="28"/>
+        </w:rPr>
+        <w:t xml:space="preserve"> </w:t>
+      </w:r>
+      <w:proofErr w:type="spellStart"/>
+      <w:r>
+        <w:rPr>
+          <w:sz w:val="28"/>
+          <w:szCs w:val="28"/>
+        </w:rPr>
+        <w:t>dùng</w:t>
+      </w:r>
+      <w:proofErr w:type="spellEnd"/>
+      <w:r>
+        <w:rPr>
+          <w:sz w:val="28"/>
+          <w:szCs w:val="28"/>
+        </w:rPr>
+        <w:t xml:space="preserve"> (</w:t>
+      </w:r>
+      <w:proofErr w:type="spellStart"/>
+      <w:r>
+        <w:rPr>
+          <w:sz w:val="28"/>
+          <w:szCs w:val="28"/>
+        </w:rPr>
+        <w:t>Cán</w:t>
+      </w:r>
+      <w:proofErr w:type="spellEnd"/>
+      <w:r>
+        <w:rPr>
+          <w:sz w:val="28"/>
+          <w:szCs w:val="28"/>
+        </w:rPr>
+        <w:t xml:space="preserve"> </w:t>
+      </w:r>
+      <w:proofErr w:type="spellStart"/>
+      <w:r>
+        <w:rPr>
+          <w:sz w:val="28"/>
+          <w:szCs w:val="28"/>
+        </w:rPr>
+        <w:t>bộ</w:t>
+      </w:r>
+      <w:proofErr w:type="spellEnd"/>
+      <w:r>
+        <w:rPr>
+          <w:sz w:val="28"/>
+          <w:szCs w:val="28"/>
+        </w:rPr>
+        <w:t xml:space="preserve">, </w:t>
+      </w:r>
+      <w:proofErr w:type="spellStart"/>
+      <w:r>
+        <w:rPr>
+          <w:sz w:val="28"/>
+          <w:szCs w:val="28"/>
+        </w:rPr>
+        <w:t>Giảng</w:t>
+      </w:r>
+      <w:proofErr w:type="spellEnd"/>
+      <w:r>
+        <w:rPr>
+          <w:sz w:val="28"/>
+          <w:szCs w:val="28"/>
+        </w:rPr>
+        <w:t xml:space="preserve"> </w:t>
+      </w:r>
+      <w:proofErr w:type="spellStart"/>
+      <w:r>
+        <w:rPr>
+          <w:sz w:val="28"/>
+          <w:szCs w:val="28"/>
+        </w:rPr>
+        <w:t>viên</w:t>
+      </w:r>
+      <w:proofErr w:type="spellEnd"/>
+      <w:r>
+        <w:rPr>
+          <w:sz w:val="28"/>
+          <w:szCs w:val="28"/>
+        </w:rPr>
+        <w:t xml:space="preserve">, Sinh </w:t>
+      </w:r>
+      <w:proofErr w:type="spellStart"/>
+      <w:r>
+        <w:rPr>
+          <w:sz w:val="28"/>
+          <w:szCs w:val="28"/>
+        </w:rPr>
+        <w:t>viên</w:t>
+      </w:r>
+      <w:proofErr w:type="spellEnd"/>
+      <w:r>
+        <w:rPr>
+          <w:sz w:val="28"/>
+          <w:szCs w:val="28"/>
+        </w:rPr>
+        <w:t xml:space="preserve">) </w:t>
+      </w:r>
+      <w:proofErr w:type="spellStart"/>
+      <w:r>
+        <w:rPr>
+          <w:sz w:val="28"/>
+          <w:szCs w:val="28"/>
+        </w:rPr>
+        <w:t>có</w:t>
+      </w:r>
+      <w:proofErr w:type="spellEnd"/>
+      <w:r>
+        <w:rPr>
+          <w:sz w:val="28"/>
+          <w:szCs w:val="28"/>
+        </w:rPr>
+        <w:t xml:space="preserve"> </w:t>
+      </w:r>
+      <w:proofErr w:type="spellStart"/>
+      <w:r>
+        <w:rPr>
+          <w:sz w:val="28"/>
+          <w:szCs w:val="28"/>
+        </w:rPr>
+        <w:t>thể</w:t>
+      </w:r>
+      <w:proofErr w:type="spellEnd"/>
+      <w:r>
+        <w:rPr>
+          <w:sz w:val="28"/>
+          <w:szCs w:val="28"/>
+        </w:rPr>
+        <w:t xml:space="preserve"> </w:t>
+      </w:r>
+      <w:proofErr w:type="spellStart"/>
+      <w:r>
+        <w:rPr>
+          <w:sz w:val="28"/>
+          <w:szCs w:val="28"/>
+        </w:rPr>
+        <w:t>sử</w:t>
+      </w:r>
+      <w:proofErr w:type="spellEnd"/>
+      <w:r>
+        <w:rPr>
+          <w:sz w:val="28"/>
+          <w:szCs w:val="28"/>
+        </w:rPr>
+        <w:t xml:space="preserve"> </w:t>
+      </w:r>
+      <w:proofErr w:type="spellStart"/>
+      <w:r>
+        <w:rPr>
+          <w:sz w:val="28"/>
+          <w:szCs w:val="28"/>
+        </w:rPr>
+        <w:t>dụng</w:t>
+      </w:r>
+      <w:proofErr w:type="spellEnd"/>
+      <w:r>
+        <w:rPr>
+          <w:sz w:val="28"/>
+          <w:szCs w:val="28"/>
+        </w:rPr>
+        <w:t xml:space="preserve"> </w:t>
+      </w:r>
+      <w:proofErr w:type="spellStart"/>
+      <w:r>
+        <w:rPr>
+          <w:sz w:val="28"/>
+          <w:szCs w:val="28"/>
+        </w:rPr>
+        <w:t>cơ</w:t>
+      </w:r>
+      <w:proofErr w:type="spellEnd"/>
+      <w:r>
+        <w:rPr>
+          <w:sz w:val="28"/>
+          <w:szCs w:val="28"/>
+        </w:rPr>
+        <w:t xml:space="preserve"> </w:t>
+      </w:r>
+      <w:proofErr w:type="spellStart"/>
+      <w:r>
+        <w:rPr>
+          <w:sz w:val="28"/>
+          <w:szCs w:val="28"/>
+        </w:rPr>
+        <w:t>chế</w:t>
+      </w:r>
+      <w:proofErr w:type="spellEnd"/>
+      <w:r>
+        <w:rPr>
+          <w:sz w:val="28"/>
+          <w:szCs w:val="28"/>
+        </w:rPr>
+        <w:t xml:space="preserve"> </w:t>
+      </w:r>
+      <w:proofErr w:type="spellStart"/>
+      <w:r>
+        <w:rPr>
+          <w:sz w:val="28"/>
+          <w:szCs w:val="28"/>
+        </w:rPr>
+        <w:t>đăng</w:t>
+      </w:r>
+      <w:proofErr w:type="spellEnd"/>
+      <w:r>
+        <w:rPr>
+          <w:sz w:val="28"/>
+          <w:szCs w:val="28"/>
+        </w:rPr>
+        <w:t xml:space="preserve"> </w:t>
+      </w:r>
+      <w:proofErr w:type="spellStart"/>
+      <w:r>
+        <w:rPr>
+          <w:sz w:val="28"/>
+          <w:szCs w:val="28"/>
+        </w:rPr>
+        <w:t>nhập</w:t>
+      </w:r>
+      <w:proofErr w:type="spellEnd"/>
+      <w:r>
+        <w:rPr>
+          <w:sz w:val="28"/>
+          <w:szCs w:val="28"/>
+        </w:rPr>
+        <w:t xml:space="preserve"> </w:t>
+      </w:r>
+      <w:proofErr w:type="spellStart"/>
+      <w:r>
+        <w:rPr>
+          <w:sz w:val="28"/>
+          <w:szCs w:val="28"/>
+        </w:rPr>
+        <w:t>một</w:t>
+      </w:r>
+      <w:proofErr w:type="spellEnd"/>
+      <w:r>
+        <w:rPr>
+          <w:sz w:val="28"/>
+          <w:szCs w:val="28"/>
+        </w:rPr>
+        <w:t xml:space="preserve"> </w:t>
+      </w:r>
+      <w:proofErr w:type="spellStart"/>
+      <w:r>
+        <w:rPr>
+          <w:sz w:val="28"/>
+          <w:szCs w:val="28"/>
+        </w:rPr>
+        <w:t>lần</w:t>
+      </w:r>
+      <w:proofErr w:type="spellEnd"/>
+      <w:r>
+        <w:rPr>
+          <w:sz w:val="28"/>
+          <w:szCs w:val="28"/>
+        </w:rPr>
+        <w:t xml:space="preserve"> (Single Sign-On - SSO) </w:t>
+      </w:r>
+      <w:proofErr w:type="spellStart"/>
+      <w:r>
+        <w:rPr>
+          <w:sz w:val="28"/>
+          <w:szCs w:val="28"/>
+        </w:rPr>
+        <w:t>để</w:t>
+      </w:r>
+      <w:proofErr w:type="spellEnd"/>
+      <w:r>
+        <w:rPr>
+          <w:sz w:val="28"/>
+          <w:szCs w:val="28"/>
+        </w:rPr>
+        <w:t xml:space="preserve"> </w:t>
+      </w:r>
+      <w:proofErr w:type="spellStart"/>
+      <w:r>
+        <w:rPr>
+          <w:sz w:val="28"/>
+          <w:szCs w:val="28"/>
+        </w:rPr>
+        <w:t>truy</w:t>
+      </w:r>
+      <w:proofErr w:type="spellEnd"/>
+      <w:r>
+        <w:rPr>
+          <w:sz w:val="28"/>
+          <w:szCs w:val="28"/>
+        </w:rPr>
+        <w:t xml:space="preserve"> </w:t>
+      </w:r>
+      <w:proofErr w:type="spellStart"/>
+      <w:r>
+        <w:rPr>
+          <w:sz w:val="28"/>
+          <w:szCs w:val="28"/>
+        </w:rPr>
+        <w:t>cập</w:t>
+      </w:r>
+      <w:proofErr w:type="spellEnd"/>
+      <w:r>
+        <w:rPr>
+          <w:sz w:val="28"/>
+          <w:szCs w:val="28"/>
+        </w:rPr>
+        <w:t xml:space="preserve"> </w:t>
+      </w:r>
+      <w:proofErr w:type="spellStart"/>
+      <w:r>
+        <w:rPr>
+          <w:sz w:val="28"/>
+          <w:szCs w:val="28"/>
+        </w:rPr>
+        <w:t>máy</w:t>
+      </w:r>
+      <w:proofErr w:type="spellEnd"/>
+      <w:r>
+        <w:rPr>
+          <w:sz w:val="28"/>
+          <w:szCs w:val="28"/>
+        </w:rPr>
+        <w:t xml:space="preserve"> </w:t>
+      </w:r>
+      <w:proofErr w:type="spellStart"/>
+      <w:r>
+        <w:rPr>
+          <w:sz w:val="28"/>
+          <w:szCs w:val="28"/>
+        </w:rPr>
+        <w:t>tính</w:t>
+      </w:r>
+      <w:proofErr w:type="spellEnd"/>
+      <w:r>
+        <w:rPr>
+          <w:sz w:val="28"/>
+          <w:szCs w:val="28"/>
+        </w:rPr>
+        <w:t xml:space="preserve"> </w:t>
+      </w:r>
+      <w:proofErr w:type="spellStart"/>
+      <w:r>
+        <w:rPr>
+          <w:sz w:val="28"/>
+          <w:szCs w:val="28"/>
+        </w:rPr>
+        <w:t>phòng</w:t>
+      </w:r>
+      <w:proofErr w:type="spellEnd"/>
+      <w:r>
+        <w:rPr>
+          <w:sz w:val="28"/>
+          <w:szCs w:val="28"/>
+        </w:rPr>
+        <w:t xml:space="preserve"> Lab, </w:t>
+      </w:r>
+      <w:proofErr w:type="spellStart"/>
+      <w:r>
+        <w:rPr>
+          <w:sz w:val="28"/>
+          <w:szCs w:val="28"/>
+        </w:rPr>
+        <w:t>hệ</w:t>
+      </w:r>
+      <w:proofErr w:type="spellEnd"/>
+      <w:r>
+        <w:rPr>
+          <w:sz w:val="28"/>
+          <w:szCs w:val="28"/>
+        </w:rPr>
+        <w:t xml:space="preserve"> </w:t>
+      </w:r>
+      <w:proofErr w:type="spellStart"/>
+      <w:r>
+        <w:rPr>
+          <w:sz w:val="28"/>
+          <w:szCs w:val="28"/>
+        </w:rPr>
+        <w:t>thống</w:t>
+      </w:r>
+      <w:proofErr w:type="spellEnd"/>
+      <w:r>
+        <w:rPr>
+          <w:sz w:val="28"/>
+          <w:szCs w:val="28"/>
+        </w:rPr>
+        <w:t xml:space="preserve"> Wi-Fi, File Server </w:t>
+      </w:r>
+      <w:proofErr w:type="spellStart"/>
+      <w:r>
+        <w:rPr>
+          <w:sz w:val="28"/>
+          <w:szCs w:val="28"/>
+        </w:rPr>
+        <w:t>và</w:t>
+      </w:r>
+      <w:proofErr w:type="spellEnd"/>
+      <w:r>
+        <w:rPr>
+          <w:sz w:val="28"/>
+          <w:szCs w:val="28"/>
+        </w:rPr>
+        <w:t xml:space="preserve"> </w:t>
+      </w:r>
+      <w:proofErr w:type="spellStart"/>
+      <w:r>
+        <w:rPr>
+          <w:sz w:val="28"/>
+          <w:szCs w:val="28"/>
+        </w:rPr>
+        <w:t>các</w:t>
+      </w:r>
+      <w:proofErr w:type="spellEnd"/>
+      <w:r>
+        <w:rPr>
+          <w:sz w:val="28"/>
+          <w:szCs w:val="28"/>
+        </w:rPr>
+        <w:t xml:space="preserve"> </w:t>
+      </w:r>
+      <w:proofErr w:type="spellStart"/>
+      <w:r>
+        <w:rPr>
+          <w:sz w:val="28"/>
+          <w:szCs w:val="28"/>
+        </w:rPr>
+        <w:t>dịch</w:t>
+      </w:r>
+      <w:proofErr w:type="spellEnd"/>
+      <w:r>
+        <w:rPr>
+          <w:sz w:val="28"/>
+          <w:szCs w:val="28"/>
+        </w:rPr>
+        <w:t xml:space="preserve"> </w:t>
+      </w:r>
+      <w:proofErr w:type="spellStart"/>
+      <w:r>
+        <w:rPr>
+          <w:sz w:val="28"/>
+          <w:szCs w:val="28"/>
+        </w:rPr>
+        <w:t>vụ</w:t>
+      </w:r>
+      <w:proofErr w:type="spellEnd"/>
+      <w:r>
+        <w:rPr>
+          <w:sz w:val="28"/>
+          <w:szCs w:val="28"/>
+        </w:rPr>
+        <w:t xml:space="preserve"> </w:t>
+      </w:r>
+      <w:proofErr w:type="spellStart"/>
+      <w:r>
+        <w:rPr>
+          <w:sz w:val="28"/>
+          <w:szCs w:val="28"/>
+        </w:rPr>
+        <w:t>nội</w:t>
+      </w:r>
+      <w:proofErr w:type="spellEnd"/>
+      <w:r>
+        <w:rPr>
+          <w:sz w:val="28"/>
+          <w:szCs w:val="28"/>
+        </w:rPr>
+        <w:t xml:space="preserve"> </w:t>
+      </w:r>
+      <w:proofErr w:type="spellStart"/>
+      <w:r>
+        <w:rPr>
+          <w:sz w:val="28"/>
+          <w:szCs w:val="28"/>
+        </w:rPr>
+        <w:t>bộ</w:t>
+      </w:r>
+      <w:proofErr w:type="spellEnd"/>
+      <w:r>
+        <w:rPr>
+          <w:sz w:val="28"/>
+          <w:szCs w:val="28"/>
+        </w:rPr>
+        <w:t>.</w:t>
+      </w:r>
+    </w:p>
+    <w:p>
+      <w:pPr>
+        <w:rPr>
+          <w:sz w:val="28"/>
+          <w:szCs w:val="28"/>
+        </w:rPr>
+      </w:pPr>
+      <w:r>
+        <w:rPr>
+          <w:sz w:val="28"/>
+          <w:szCs w:val="28"/>
+        </w:rPr>
+        <w:t xml:space="preserve">- </w:t>
+      </w:r>
+      <w:proofErr w:type="spellStart"/>
+      <w:r>
+        <w:rPr>
+          <w:sz w:val="28"/>
+          <w:szCs w:val="28"/>
+        </w:rPr>
+        <w:t>Quản</w:t>
+      </w:r>
+      <w:proofErr w:type="spellEnd"/>
+      <w:r>
+        <w:rPr>
+          <w:sz w:val="28"/>
+          <w:szCs w:val="28"/>
+        </w:rPr>
+        <w:t xml:space="preserve"> </w:t>
+      </w:r>
+      <w:proofErr w:type="spellStart"/>
+      <w:r>
+        <w:rPr>
+          <w:sz w:val="28"/>
+          <w:szCs w:val="28"/>
+        </w:rPr>
+        <w:t>trị</w:t>
+      </w:r>
+      <w:proofErr w:type="spellEnd"/>
+      <w:r>
+        <w:rPr>
+          <w:sz w:val="28"/>
+          <w:szCs w:val="28"/>
+        </w:rPr>
+        <w:t xml:space="preserve"> </w:t>
+      </w:r>
+      <w:proofErr w:type="spellStart"/>
+      <w:r>
+        <w:rPr>
+          <w:sz w:val="28"/>
+          <w:szCs w:val="28"/>
+        </w:rPr>
+        <w:t>chính</w:t>
+      </w:r>
+      <w:proofErr w:type="spellEnd"/>
+      <w:r>
+        <w:rPr>
+          <w:sz w:val="28"/>
+          <w:szCs w:val="28"/>
+        </w:rPr>
+        <w:t xml:space="preserve"> </w:t>
+      </w:r>
+      <w:proofErr w:type="spellStart"/>
+      <w:r>
+        <w:rPr>
+          <w:sz w:val="28"/>
+          <w:szCs w:val="28"/>
+        </w:rPr>
+        <w:t>sách</w:t>
+      </w:r>
+      <w:proofErr w:type="spellEnd"/>
+      <w:r>
+        <w:rPr>
+          <w:sz w:val="28"/>
+          <w:szCs w:val="28"/>
+        </w:rPr>
+        <w:t xml:space="preserve"> </w:t>
+      </w:r>
+      <w:proofErr w:type="spellStart"/>
+      <w:r>
+        <w:rPr>
+          <w:sz w:val="28"/>
+          <w:szCs w:val="28"/>
+        </w:rPr>
+        <w:t>nhóm</w:t>
+      </w:r>
+      <w:proofErr w:type="spellEnd"/>
+      <w:r>
+        <w:rPr>
+          <w:sz w:val="28"/>
+          <w:szCs w:val="28"/>
+        </w:rPr>
+        <w:t xml:space="preserve"> (Group Policy Object - GPO): Cho </w:t>
+      </w:r>
+      <w:proofErr w:type="spellStart"/>
+      <w:r>
+        <w:rPr>
+          <w:sz w:val="28"/>
+          <w:szCs w:val="28"/>
+        </w:rPr>
+        <w:t>phép</w:t>
+      </w:r>
+      <w:proofErr w:type="spellEnd"/>
+      <w:r>
+        <w:rPr>
+          <w:sz w:val="28"/>
+          <w:szCs w:val="28"/>
+        </w:rPr>
+        <w:t xml:space="preserve"> </w:t>
+      </w:r>
+      <w:proofErr w:type="spellStart"/>
+      <w:r>
+        <w:rPr>
+          <w:sz w:val="28"/>
+          <w:szCs w:val="28"/>
+        </w:rPr>
+        <w:t>áp</w:t>
+      </w:r>
+      <w:proofErr w:type="spellEnd"/>
+      <w:r>
+        <w:rPr>
+          <w:sz w:val="28"/>
+          <w:szCs w:val="28"/>
+        </w:rPr>
+        <w:t xml:space="preserve"> </w:t>
+      </w:r>
+      <w:proofErr w:type="spellStart"/>
+      <w:r>
+        <w:rPr>
+          <w:sz w:val="28"/>
+          <w:szCs w:val="28"/>
+        </w:rPr>
+        <w:t>đặt</w:t>
+      </w:r>
+      <w:proofErr w:type="spellEnd"/>
+      <w:r>
+        <w:rPr>
+          <w:sz w:val="28"/>
+          <w:szCs w:val="28"/>
+        </w:rPr>
+        <w:t xml:space="preserve"> </w:t>
+      </w:r>
+      <w:proofErr w:type="spellStart"/>
+      <w:r>
+        <w:rPr>
+          <w:sz w:val="28"/>
+          <w:szCs w:val="28"/>
+        </w:rPr>
+        <w:t>tự</w:t>
+      </w:r>
+      <w:proofErr w:type="spellEnd"/>
+      <w:r>
+        <w:rPr>
+          <w:sz w:val="28"/>
+          <w:szCs w:val="28"/>
+        </w:rPr>
+        <w:t xml:space="preserve"> </w:t>
+      </w:r>
+      <w:proofErr w:type="spellStart"/>
+      <w:r>
+        <w:rPr>
+          <w:sz w:val="28"/>
+          <w:szCs w:val="28"/>
+        </w:rPr>
+        <w:t>động</w:t>
+      </w:r>
+      <w:proofErr w:type="spellEnd"/>
+      <w:r>
+        <w:rPr>
+          <w:sz w:val="28"/>
+          <w:szCs w:val="28"/>
+        </w:rPr>
+        <w:t xml:space="preserve"> </w:t>
+      </w:r>
+      <w:proofErr w:type="spellStart"/>
+      <w:r>
+        <w:rPr>
+          <w:sz w:val="28"/>
+          <w:szCs w:val="28"/>
+        </w:rPr>
+        <w:t>các</w:t>
+      </w:r>
+      <w:proofErr w:type="spellEnd"/>
+      <w:r>
+        <w:rPr>
+          <w:sz w:val="28"/>
+          <w:szCs w:val="28"/>
+        </w:rPr>
+        <w:t xml:space="preserve"> </w:t>
+      </w:r>
+      <w:proofErr w:type="spellStart"/>
+      <w:r>
+        <w:rPr>
+          <w:sz w:val="28"/>
+          <w:szCs w:val="28"/>
+        </w:rPr>
+        <w:t>chính</w:t>
+      </w:r>
+      <w:proofErr w:type="spellEnd"/>
+      <w:r>
+        <w:rPr>
+          <w:sz w:val="28"/>
+          <w:szCs w:val="28"/>
+        </w:rPr>
+        <w:t xml:space="preserve"> </w:t>
+      </w:r>
+      <w:proofErr w:type="spellStart"/>
+      <w:r>
+        <w:rPr>
+          <w:sz w:val="28"/>
+          <w:szCs w:val="28"/>
+        </w:rPr>
+        <w:t>sách</w:t>
+      </w:r>
+      <w:proofErr w:type="spellEnd"/>
+      <w:r>
+        <w:rPr>
+          <w:sz w:val="28"/>
+          <w:szCs w:val="28"/>
+        </w:rPr>
+        <w:t xml:space="preserve"> an </w:t>
+      </w:r>
+      <w:proofErr w:type="spellStart"/>
+      <w:r>
+        <w:rPr>
+          <w:sz w:val="28"/>
+          <w:szCs w:val="28"/>
+        </w:rPr>
+        <w:t>ninh</w:t>
+      </w:r>
+      <w:proofErr w:type="spellEnd"/>
+      <w:r>
+        <w:rPr>
+          <w:sz w:val="28"/>
+          <w:szCs w:val="28"/>
+        </w:rPr>
+        <w:t xml:space="preserve"> </w:t>
+      </w:r>
+      <w:proofErr w:type="spellStart"/>
+      <w:r>
+        <w:rPr>
+          <w:sz w:val="28"/>
+          <w:szCs w:val="28"/>
+        </w:rPr>
+        <w:t>hàng</w:t>
+      </w:r>
+      <w:proofErr w:type="spellEnd"/>
+      <w:r>
+        <w:rPr>
+          <w:sz w:val="28"/>
+          <w:szCs w:val="28"/>
+        </w:rPr>
+        <w:t xml:space="preserve"> </w:t>
+      </w:r>
+      <w:proofErr w:type="spellStart"/>
+      <w:r>
+        <w:rPr>
+          <w:sz w:val="28"/>
+          <w:szCs w:val="28"/>
+        </w:rPr>
+        <w:t>loạt</w:t>
+      </w:r>
+      <w:proofErr w:type="spellEnd"/>
+      <w:r>
+        <w:rPr>
+          <w:sz w:val="28"/>
+          <w:szCs w:val="28"/>
+        </w:rPr>
+        <w:t xml:space="preserve"> </w:t>
+      </w:r>
+      <w:proofErr w:type="spellStart"/>
+      <w:r>
+        <w:rPr>
+          <w:sz w:val="28"/>
+          <w:szCs w:val="28"/>
+        </w:rPr>
+        <w:t>xuống</w:t>
+      </w:r>
+      <w:proofErr w:type="spellEnd"/>
+      <w:r>
+        <w:rPr>
+          <w:sz w:val="28"/>
+          <w:szCs w:val="28"/>
+        </w:rPr>
+        <w:t xml:space="preserve"> 160</w:t>
+      </w:r>
+      <w:r>
+        <w:rPr>
+          <w:sz w:val="28"/>
+          <w:szCs w:val="28"/>
+        </w:rPr>
+        <w:t xml:space="preserve"> </w:t>
+      </w:r>
+      <w:proofErr w:type="spellStart"/>
+      <w:r>
+        <w:rPr>
+          <w:sz w:val="28"/>
+          <w:szCs w:val="28"/>
+        </w:rPr>
+        <w:t>thiết</w:t>
+      </w:r>
+      <w:proofErr w:type="spellEnd"/>
+      <w:r>
+        <w:rPr>
+          <w:sz w:val="28"/>
+          <w:szCs w:val="28"/>
+        </w:rPr>
+        <w:t xml:space="preserve"> </w:t>
+      </w:r>
+      <w:proofErr w:type="spellStart"/>
+      <w:r>
+        <w:rPr>
+          <w:sz w:val="28"/>
+          <w:szCs w:val="28"/>
+        </w:rPr>
+        <w:t>bị</w:t>
+      </w:r>
+      <w:proofErr w:type="spellEnd"/>
+      <w:r>
+        <w:rPr>
+          <w:sz w:val="28"/>
+          <w:szCs w:val="28"/>
+        </w:rPr>
+        <w:t xml:space="preserve"> </w:t>
+      </w:r>
+      <w:proofErr w:type="spellStart"/>
+      <w:r>
+        <w:rPr>
+          <w:sz w:val="28"/>
+          <w:szCs w:val="28"/>
+        </w:rPr>
+        <w:t>không</w:t>
+      </w:r>
+      <w:proofErr w:type="spellEnd"/>
+      <w:r>
+        <w:rPr>
+          <w:sz w:val="28"/>
+          <w:szCs w:val="28"/>
+        </w:rPr>
+        <w:t xml:space="preserve"> </w:t>
+      </w:r>
+      <w:proofErr w:type="spellStart"/>
+      <w:r>
+        <w:rPr>
+          <w:sz w:val="28"/>
+          <w:szCs w:val="28"/>
+        </w:rPr>
+        <w:t>dây</w:t>
+      </w:r>
+      <w:proofErr w:type="spellEnd"/>
+      <w:r>
+        <w:rPr>
+          <w:sz w:val="28"/>
+          <w:szCs w:val="28"/>
+        </w:rPr>
+        <w:t xml:space="preserve"> v</w:t>
+      </w:r>
+      <w:proofErr w:type="spellStart"/>
+      <w:r>
+        <w:rPr>
+          <w:sz w:val="28"/>
+          <w:szCs w:val="28"/>
+        </w:rPr>
+        <w:t>à</w:t>
+      </w:r>
+      <w:proofErr w:type="spellEnd"/>
+      <w:r>
+        <w:rPr>
+          <w:sz w:val="28"/>
+          <w:szCs w:val="28"/>
+        </w:rPr>
+        <w:t xml:space="preserve"> 60 PC </w:t>
+      </w:r>
+      <w:proofErr w:type="spellStart"/>
+      <w:r>
+        <w:rPr>
+          <w:sz w:val="28"/>
+          <w:szCs w:val="28"/>
+        </w:rPr>
+        <w:t>hành</w:t>
+      </w:r>
+      <w:proofErr w:type="spellEnd"/>
+      <w:r>
+        <w:rPr>
+          <w:sz w:val="28"/>
+          <w:szCs w:val="28"/>
+        </w:rPr>
+        <w:t xml:space="preserve"> </w:t>
+      </w:r>
+      <w:proofErr w:type="spellStart"/>
+      <w:r>
+        <w:rPr>
+          <w:sz w:val="28"/>
+          <w:szCs w:val="28"/>
+        </w:rPr>
+        <w:t>chính</w:t>
+      </w:r>
+      <w:proofErr w:type="spellEnd"/>
+      <w:r>
+        <w:rPr>
+          <w:sz w:val="28"/>
+          <w:szCs w:val="28"/>
+        </w:rPr>
+        <w:t xml:space="preserve"> (</w:t>
+      </w:r>
+      <w:proofErr w:type="spellStart"/>
+      <w:r>
+        <w:rPr>
+          <w:sz w:val="28"/>
+          <w:szCs w:val="28"/>
+        </w:rPr>
+        <w:t>ví</w:t>
+      </w:r>
+      <w:proofErr w:type="spellEnd"/>
+      <w:r>
+        <w:rPr>
+          <w:sz w:val="28"/>
+          <w:szCs w:val="28"/>
+        </w:rPr>
+        <w:t xml:space="preserve"> </w:t>
+      </w:r>
+      <w:proofErr w:type="spellStart"/>
+      <w:r>
+        <w:rPr>
+          <w:sz w:val="28"/>
+          <w:szCs w:val="28"/>
+        </w:rPr>
+        <w:t>dụ</w:t>
+      </w:r>
+      <w:proofErr w:type="spellEnd"/>
+      <w:r>
+        <w:rPr>
+          <w:sz w:val="28"/>
+          <w:szCs w:val="28"/>
+        </w:rPr>
+        <w:t xml:space="preserve">: </w:t>
+      </w:r>
+      <w:proofErr w:type="spellStart"/>
+      <w:r>
+        <w:rPr>
+          <w:sz w:val="28"/>
+          <w:szCs w:val="28"/>
+        </w:rPr>
+        <w:t>tự</w:t>
+      </w:r>
+      <w:proofErr w:type="spellEnd"/>
+      <w:r>
+        <w:rPr>
+          <w:sz w:val="28"/>
+          <w:szCs w:val="28"/>
+        </w:rPr>
+        <w:t xml:space="preserve"> </w:t>
+      </w:r>
+      <w:proofErr w:type="spellStart"/>
+      <w:r>
+        <w:rPr>
+          <w:sz w:val="28"/>
+          <w:szCs w:val="28"/>
+        </w:rPr>
+        <w:t>động</w:t>
+      </w:r>
+      <w:proofErr w:type="spellEnd"/>
+      <w:r>
+        <w:rPr>
+          <w:sz w:val="28"/>
+          <w:szCs w:val="28"/>
+        </w:rPr>
+        <w:t xml:space="preserve"> </w:t>
+      </w:r>
+      <w:proofErr w:type="spellStart"/>
+      <w:r>
+        <w:rPr>
+          <w:sz w:val="28"/>
+          <w:szCs w:val="28"/>
+        </w:rPr>
+        <w:t>khóa</w:t>
+      </w:r>
+      <w:proofErr w:type="spellEnd"/>
+      <w:r>
+        <w:rPr>
+          <w:sz w:val="28"/>
+          <w:szCs w:val="28"/>
+        </w:rPr>
+        <w:t xml:space="preserve"> </w:t>
+      </w:r>
+      <w:proofErr w:type="spellStart"/>
+      <w:r>
+        <w:rPr>
+          <w:sz w:val="28"/>
+          <w:szCs w:val="28"/>
+        </w:rPr>
+        <w:t>màn</w:t>
+      </w:r>
+      <w:proofErr w:type="spellEnd"/>
+      <w:r>
+        <w:rPr>
+          <w:sz w:val="28"/>
+          <w:szCs w:val="28"/>
+        </w:rPr>
+        <w:t xml:space="preserve"> </w:t>
+      </w:r>
+      <w:proofErr w:type="spellStart"/>
+      <w:r>
+        <w:rPr>
+          <w:sz w:val="28"/>
+          <w:szCs w:val="28"/>
+        </w:rPr>
+        <w:t>hình</w:t>
+      </w:r>
+      <w:proofErr w:type="spellEnd"/>
+      <w:r>
+        <w:rPr>
+          <w:sz w:val="28"/>
+          <w:szCs w:val="28"/>
+        </w:rPr>
+        <w:t xml:space="preserve">, </w:t>
+      </w:r>
+      <w:proofErr w:type="spellStart"/>
+      <w:r>
+        <w:rPr>
+          <w:sz w:val="28"/>
+          <w:szCs w:val="28"/>
+        </w:rPr>
+        <w:t>cấm</w:t>
+      </w:r>
+      <w:proofErr w:type="spellEnd"/>
+      <w:r>
+        <w:rPr>
+          <w:sz w:val="28"/>
+          <w:szCs w:val="28"/>
+        </w:rPr>
+        <w:t xml:space="preserve"> </w:t>
+      </w:r>
+      <w:proofErr w:type="spellStart"/>
+      <w:r>
+        <w:rPr>
+          <w:sz w:val="28"/>
+          <w:szCs w:val="28"/>
+        </w:rPr>
+        <w:t>sử</w:t>
+      </w:r>
+      <w:proofErr w:type="spellEnd"/>
+      <w:r>
+        <w:rPr>
+          <w:sz w:val="28"/>
+          <w:szCs w:val="28"/>
+        </w:rPr>
+        <w:t xml:space="preserve"> </w:t>
+      </w:r>
+      <w:proofErr w:type="spellStart"/>
+      <w:r>
+        <w:rPr>
+          <w:sz w:val="28"/>
+          <w:szCs w:val="28"/>
+        </w:rPr>
+        <w:t>dụng</w:t>
+      </w:r>
+      <w:proofErr w:type="spellEnd"/>
+      <w:r>
+        <w:rPr>
+          <w:sz w:val="28"/>
+          <w:szCs w:val="28"/>
+        </w:rPr>
+        <w:t xml:space="preserve"> USB, </w:t>
+      </w:r>
+      <w:proofErr w:type="spellStart"/>
+      <w:r>
+        <w:rPr>
+          <w:sz w:val="28"/>
+          <w:szCs w:val="28"/>
+        </w:rPr>
+        <w:t>đẩy</w:t>
+      </w:r>
+      <w:proofErr w:type="spellEnd"/>
+      <w:r>
+        <w:rPr>
+          <w:sz w:val="28"/>
+          <w:szCs w:val="28"/>
+        </w:rPr>
+        <w:t xml:space="preserve"> </w:t>
+      </w:r>
+      <w:proofErr w:type="spellStart"/>
+      <w:r>
+        <w:rPr>
+          <w:sz w:val="28"/>
+          <w:szCs w:val="28"/>
+        </w:rPr>
+        <w:t>cấu</w:t>
+      </w:r>
+      <w:proofErr w:type="spellEnd"/>
+      <w:r>
+        <w:rPr>
+          <w:sz w:val="28"/>
+          <w:szCs w:val="28"/>
+        </w:rPr>
+        <w:t xml:space="preserve"> </w:t>
+      </w:r>
+      <w:proofErr w:type="spellStart"/>
+      <w:r>
+        <w:rPr>
+          <w:sz w:val="28"/>
+          <w:szCs w:val="28"/>
+        </w:rPr>
+        <w:t>hình</w:t>
+      </w:r>
+      <w:proofErr w:type="spellEnd"/>
+      <w:r>
+        <w:rPr>
+          <w:sz w:val="28"/>
+          <w:szCs w:val="28"/>
+        </w:rPr>
+        <w:t xml:space="preserve"> </w:t>
+      </w:r>
+      <w:proofErr w:type="spellStart"/>
+      <w:r>
+        <w:rPr>
+          <w:sz w:val="28"/>
+          <w:szCs w:val="28"/>
+        </w:rPr>
+        <w:t>máy</w:t>
+      </w:r>
+      <w:proofErr w:type="spellEnd"/>
+      <w:r>
+        <w:rPr>
+          <w:sz w:val="28"/>
+          <w:szCs w:val="28"/>
+        </w:rPr>
+        <w:t xml:space="preserve"> in, </w:t>
+      </w:r>
+      <w:proofErr w:type="spellStart"/>
+      <w:r>
+        <w:rPr>
+          <w:sz w:val="28"/>
+          <w:szCs w:val="28"/>
+        </w:rPr>
+        <w:t>cập</w:t>
+      </w:r>
+      <w:proofErr w:type="spellEnd"/>
+      <w:r>
+        <w:rPr>
+          <w:sz w:val="28"/>
+          <w:szCs w:val="28"/>
+        </w:rPr>
+        <w:t xml:space="preserve"> </w:t>
+      </w:r>
+      <w:proofErr w:type="spellStart"/>
+      <w:r>
+        <w:rPr>
+          <w:sz w:val="28"/>
+          <w:szCs w:val="28"/>
+        </w:rPr>
+        <w:t>nhật</w:t>
+      </w:r>
+      <w:proofErr w:type="spellEnd"/>
+      <w:r>
+        <w:rPr>
+          <w:sz w:val="28"/>
+          <w:szCs w:val="28"/>
+        </w:rPr>
+        <w:t xml:space="preserve"> </w:t>
+      </w:r>
+      <w:proofErr w:type="spellStart"/>
+      <w:r>
+        <w:rPr>
+          <w:sz w:val="28"/>
+          <w:szCs w:val="28"/>
+        </w:rPr>
+        <w:t>phần</w:t>
+      </w:r>
+      <w:proofErr w:type="spellEnd"/>
+      <w:r>
+        <w:rPr>
+          <w:sz w:val="28"/>
+          <w:szCs w:val="28"/>
+        </w:rPr>
+        <w:t xml:space="preserve"> </w:t>
+      </w:r>
+      <w:proofErr w:type="spellStart"/>
+      <w:r>
+        <w:rPr>
+          <w:sz w:val="28"/>
+          <w:szCs w:val="28"/>
+        </w:rPr>
+        <w:t>mềm</w:t>
+      </w:r>
+      <w:proofErr w:type="spellEnd"/>
+      <w:r>
+        <w:rPr>
+          <w:sz w:val="28"/>
+          <w:szCs w:val="28"/>
+        </w:rPr>
+        <w:t xml:space="preserve">, </w:t>
+      </w:r>
+      <w:proofErr w:type="spellStart"/>
+      <w:r>
+        <w:rPr>
+          <w:sz w:val="28"/>
+          <w:szCs w:val="28"/>
+        </w:rPr>
+        <w:t>chặn</w:t>
+      </w:r>
+      <w:proofErr w:type="spellEnd"/>
+      <w:r>
+        <w:rPr>
+          <w:sz w:val="28"/>
+          <w:szCs w:val="28"/>
+        </w:rPr>
+        <w:t xml:space="preserve"> </w:t>
+      </w:r>
+      <w:proofErr w:type="spellStart"/>
+      <w:r>
+        <w:rPr>
+          <w:sz w:val="28"/>
+          <w:szCs w:val="28"/>
+        </w:rPr>
+        <w:t>thay</w:t>
+      </w:r>
+      <w:proofErr w:type="spellEnd"/>
+      <w:r>
+        <w:rPr>
+          <w:sz w:val="28"/>
+          <w:szCs w:val="28"/>
+        </w:rPr>
+        <w:t xml:space="preserve"> </w:t>
+      </w:r>
+      <w:proofErr w:type="spellStart"/>
+      <w:r>
+        <w:rPr>
+          <w:sz w:val="28"/>
+          <w:szCs w:val="28"/>
+        </w:rPr>
+        <w:t>đổi</w:t>
+      </w:r>
+      <w:proofErr w:type="spellEnd"/>
+      <w:r>
+        <w:rPr>
+          <w:sz w:val="28"/>
+          <w:szCs w:val="28"/>
+        </w:rPr>
+        <w:t xml:space="preserve"> </w:t>
+      </w:r>
+      <w:proofErr w:type="spellStart"/>
+      <w:r>
+        <w:rPr>
+          <w:sz w:val="28"/>
+          <w:szCs w:val="28"/>
+        </w:rPr>
+        <w:t>nền</w:t>
+      </w:r>
+      <w:proofErr w:type="spellEnd"/>
+      <w:r>
+        <w:rPr>
+          <w:sz w:val="28"/>
+          <w:szCs w:val="28"/>
+        </w:rPr>
+        <w:t xml:space="preserve"> </w:t>
+      </w:r>
+      <w:proofErr w:type="spellStart"/>
+      <w:r>
+        <w:rPr>
+          <w:sz w:val="28"/>
+          <w:szCs w:val="28"/>
+        </w:rPr>
+        <w:t>màn</w:t>
+      </w:r>
+      <w:proofErr w:type="spellEnd"/>
+      <w:r>
+        <w:rPr>
+          <w:sz w:val="28"/>
+          <w:szCs w:val="28"/>
+        </w:rPr>
+        <w:t xml:space="preserve"> </w:t>
+      </w:r>
+      <w:proofErr w:type="spellStart"/>
+      <w:r>
+        <w:rPr>
+          <w:sz w:val="28"/>
+          <w:szCs w:val="28"/>
+        </w:rPr>
+        <w:t>hình</w:t>
+      </w:r>
+      <w:proofErr w:type="spellEnd"/>
+      <w:r>
+        <w:rPr>
+          <w:sz w:val="28"/>
+          <w:szCs w:val="28"/>
+        </w:rPr>
+        <w:t>/</w:t>
+      </w:r>
+      <w:proofErr w:type="spellStart"/>
+      <w:r>
+        <w:rPr>
+          <w:sz w:val="28"/>
+          <w:szCs w:val="28"/>
+        </w:rPr>
+        <w:t>cấu</w:t>
+      </w:r>
+      <w:proofErr w:type="spellEnd"/>
+      <w:r>
+        <w:rPr>
+          <w:sz w:val="28"/>
+          <w:szCs w:val="28"/>
+        </w:rPr>
+        <w:t xml:space="preserve"> </w:t>
+      </w:r>
+      <w:proofErr w:type="spellStart"/>
+      <w:r>
+        <w:rPr>
+          <w:sz w:val="28"/>
+          <w:szCs w:val="28"/>
+        </w:rPr>
+        <w:t>hình</w:t>
+      </w:r>
+      <w:proofErr w:type="spellEnd"/>
+      <w:r>
+        <w:rPr>
+          <w:sz w:val="28"/>
+          <w:szCs w:val="28"/>
+        </w:rPr>
+        <w:t xml:space="preserve"> </w:t>
+      </w:r>
+      <w:proofErr w:type="spellStart"/>
+      <w:r>
+        <w:rPr>
+          <w:sz w:val="28"/>
+          <w:szCs w:val="28"/>
+        </w:rPr>
+        <w:t>hệ</w:t>
+      </w:r>
+      <w:proofErr w:type="spellEnd"/>
+      <w:r>
+        <w:rPr>
+          <w:sz w:val="28"/>
+          <w:szCs w:val="28"/>
+        </w:rPr>
+        <w:t xml:space="preserve"> </w:t>
+      </w:r>
+      <w:proofErr w:type="spellStart"/>
+      <w:r>
+        <w:rPr>
+          <w:sz w:val="28"/>
+          <w:szCs w:val="28"/>
+        </w:rPr>
+        <w:t>thống</w:t>
+      </w:r>
+      <w:proofErr w:type="spellEnd"/>
+      <w:r>
+        <w:rPr>
+          <w:sz w:val="28"/>
+          <w:szCs w:val="28"/>
+        </w:rPr>
+        <w:t xml:space="preserve">) </w:t>
+      </w:r>
+      <w:proofErr w:type="spellStart"/>
+      <w:r>
+        <w:rPr>
+          <w:sz w:val="28"/>
+          <w:szCs w:val="28"/>
+        </w:rPr>
+        <w:t>chỉ</w:t>
+      </w:r>
+      <w:proofErr w:type="spellEnd"/>
+      <w:r>
+        <w:rPr>
+          <w:sz w:val="28"/>
+          <w:szCs w:val="28"/>
+        </w:rPr>
+        <w:t xml:space="preserve"> </w:t>
+      </w:r>
+      <w:proofErr w:type="spellStart"/>
+      <w:r>
+        <w:rPr>
+          <w:sz w:val="28"/>
+          <w:szCs w:val="28"/>
+        </w:rPr>
+        <w:t>bằng</w:t>
+      </w:r>
+      <w:proofErr w:type="spellEnd"/>
+      <w:r>
+        <w:rPr>
+          <w:sz w:val="28"/>
+          <w:szCs w:val="28"/>
+        </w:rPr>
+        <w:t xml:space="preserve"> </w:t>
+      </w:r>
+      <w:proofErr w:type="spellStart"/>
+      <w:r>
+        <w:rPr>
+          <w:sz w:val="28"/>
+          <w:szCs w:val="28"/>
+        </w:rPr>
+        <w:t>một</w:t>
+      </w:r>
+      <w:proofErr w:type="spellEnd"/>
+      <w:r>
+        <w:rPr>
+          <w:sz w:val="28"/>
+          <w:szCs w:val="28"/>
+        </w:rPr>
+        <w:t xml:space="preserve"> </w:t>
+      </w:r>
+      <w:proofErr w:type="spellStart"/>
+      <w:r>
+        <w:rPr>
+          <w:sz w:val="28"/>
+          <w:szCs w:val="28"/>
+        </w:rPr>
+        <w:t>thao</w:t>
+      </w:r>
+      <w:proofErr w:type="spellEnd"/>
+      <w:r>
+        <w:rPr>
+          <w:sz w:val="28"/>
+          <w:szCs w:val="28"/>
+        </w:rPr>
+        <w:t xml:space="preserve"> </w:t>
+      </w:r>
+      <w:proofErr w:type="spellStart"/>
+      <w:r>
+        <w:rPr>
+          <w:sz w:val="28"/>
+          <w:szCs w:val="28"/>
+        </w:rPr>
+        <w:t>tác</w:t>
+      </w:r>
+      <w:proofErr w:type="spellEnd"/>
+      <w:r>
+        <w:rPr>
+          <w:sz w:val="28"/>
+          <w:szCs w:val="28"/>
+        </w:rPr>
+        <w:t xml:space="preserve"> </w:t>
+      </w:r>
+      <w:proofErr w:type="spellStart"/>
+      <w:r>
+        <w:rPr>
+          <w:sz w:val="28"/>
+          <w:szCs w:val="28"/>
+        </w:rPr>
+        <w:t>trên</w:t>
+      </w:r>
+      <w:proofErr w:type="spellEnd"/>
+      <w:r>
+        <w:rPr>
+          <w:sz w:val="28"/>
+          <w:szCs w:val="28"/>
+        </w:rPr>
+        <w:t xml:space="preserve"> </w:t>
+      </w:r>
+      <w:proofErr w:type="spellStart"/>
+      <w:r>
+        <w:rPr>
+          <w:sz w:val="28"/>
+          <w:szCs w:val="28"/>
+        </w:rPr>
+        <w:t>máy</w:t>
+      </w:r>
+      <w:proofErr w:type="spellEnd"/>
+      <w:r>
+        <w:rPr>
+          <w:sz w:val="28"/>
+          <w:szCs w:val="28"/>
+        </w:rPr>
+        <w:t xml:space="preserve"> </w:t>
+      </w:r>
+      <w:proofErr w:type="spellStart"/>
+      <w:r>
+        <w:rPr>
+          <w:sz w:val="28"/>
+          <w:szCs w:val="28"/>
+        </w:rPr>
+        <w:t>chủ</w:t>
+      </w:r>
+      <w:proofErr w:type="spellEnd"/>
+      <w:r>
+        <w:rPr>
+          <w:sz w:val="28"/>
+          <w:szCs w:val="28"/>
+        </w:rPr>
+        <w:t>.</w:t>
+      </w:r>
+    </w:p>
+    <w:p>
+      <w:pPr>
+        <w:rPr>
+          <w:sz w:val="28"/>
+          <w:szCs w:val="28"/>
+        </w:rPr>
+      </w:pPr>
+      <w:r>
+        <w:rPr>
+          <w:sz w:val="28"/>
+          <w:szCs w:val="28"/>
+        </w:rPr>
+        <w:t xml:space="preserve">- </w:t>
+      </w:r>
+      <w:proofErr w:type="spellStart"/>
+      <w:r>
+        <w:rPr>
+          <w:sz w:val="28"/>
+          <w:szCs w:val="28"/>
+        </w:rPr>
+        <w:t>Tích</w:t>
+      </w:r>
+      <w:proofErr w:type="spellEnd"/>
+      <w:r>
+        <w:rPr>
+          <w:sz w:val="28"/>
+          <w:szCs w:val="28"/>
+        </w:rPr>
+        <w:t xml:space="preserve"> </w:t>
+      </w:r>
+      <w:proofErr w:type="spellStart"/>
+      <w:r>
+        <w:rPr>
+          <w:sz w:val="28"/>
+          <w:szCs w:val="28"/>
+        </w:rPr>
+        <w:t>hợp</w:t>
+      </w:r>
+      <w:proofErr w:type="spellEnd"/>
+      <w:r>
+        <w:rPr>
+          <w:sz w:val="28"/>
+          <w:szCs w:val="28"/>
+        </w:rPr>
+        <w:t xml:space="preserve"> </w:t>
+      </w:r>
+      <w:proofErr w:type="spellStart"/>
+      <w:r>
+        <w:rPr>
+          <w:sz w:val="28"/>
+          <w:szCs w:val="28"/>
+        </w:rPr>
+        <w:t>sâu</w:t>
+      </w:r>
+      <w:proofErr w:type="spellEnd"/>
+      <w:r>
+        <w:rPr>
+          <w:sz w:val="28"/>
+          <w:szCs w:val="28"/>
+        </w:rPr>
+        <w:t xml:space="preserve"> </w:t>
+      </w:r>
+      <w:proofErr w:type="spellStart"/>
+      <w:r>
+        <w:rPr>
+          <w:sz w:val="28"/>
+          <w:szCs w:val="28"/>
+        </w:rPr>
+        <w:t>với</w:t>
+      </w:r>
+      <w:proofErr w:type="spellEnd"/>
+      <w:r>
+        <w:rPr>
+          <w:sz w:val="28"/>
+          <w:szCs w:val="28"/>
+        </w:rPr>
+        <w:t xml:space="preserve"> </w:t>
+      </w:r>
+      <w:proofErr w:type="spellStart"/>
+      <w:r>
+        <w:rPr>
+          <w:sz w:val="28"/>
+          <w:szCs w:val="28"/>
+        </w:rPr>
+        <w:t>các</w:t>
+      </w:r>
+      <w:proofErr w:type="spellEnd"/>
+      <w:r>
+        <w:rPr>
+          <w:sz w:val="28"/>
+          <w:szCs w:val="28"/>
+        </w:rPr>
+        <w:t xml:space="preserve"> </w:t>
+      </w:r>
+      <w:proofErr w:type="spellStart"/>
+      <w:r>
+        <w:rPr>
+          <w:sz w:val="28"/>
+          <w:szCs w:val="28"/>
+        </w:rPr>
+        <w:t>dịch</w:t>
+      </w:r>
+      <w:proofErr w:type="spellEnd"/>
+      <w:r>
+        <w:rPr>
+          <w:sz w:val="28"/>
+          <w:szCs w:val="28"/>
+        </w:rPr>
+        <w:t xml:space="preserve"> </w:t>
+      </w:r>
+      <w:proofErr w:type="spellStart"/>
+      <w:r>
+        <w:rPr>
+          <w:sz w:val="28"/>
+          <w:szCs w:val="28"/>
+        </w:rPr>
+        <w:t>vụ</w:t>
+      </w:r>
+      <w:proofErr w:type="spellEnd"/>
+      <w:r>
+        <w:rPr>
+          <w:sz w:val="28"/>
+          <w:szCs w:val="28"/>
+        </w:rPr>
+        <w:t xml:space="preserve"> </w:t>
+      </w:r>
+      <w:proofErr w:type="spellStart"/>
+      <w:r>
+        <w:rPr>
+          <w:sz w:val="28"/>
+          <w:szCs w:val="28"/>
+        </w:rPr>
+        <w:t>hạ</w:t>
+      </w:r>
+      <w:proofErr w:type="spellEnd"/>
+      <w:r>
+        <w:rPr>
+          <w:sz w:val="28"/>
+          <w:szCs w:val="28"/>
+        </w:rPr>
+        <w:t xml:space="preserve"> </w:t>
+      </w:r>
+      <w:proofErr w:type="spellStart"/>
+      <w:r>
+        <w:rPr>
+          <w:sz w:val="28"/>
+          <w:szCs w:val="28"/>
+        </w:rPr>
+        <w:t>tầng</w:t>
+      </w:r>
+      <w:proofErr w:type="spellEnd"/>
+      <w:r>
+        <w:rPr>
+          <w:sz w:val="28"/>
+          <w:szCs w:val="28"/>
+        </w:rPr>
+        <w:t xml:space="preserve">: </w:t>
+      </w:r>
+      <w:proofErr w:type="spellStart"/>
+      <w:r>
+        <w:rPr>
+          <w:sz w:val="28"/>
+          <w:szCs w:val="28"/>
+        </w:rPr>
+        <w:t>Dịch</w:t>
+      </w:r>
+      <w:proofErr w:type="spellEnd"/>
+      <w:r>
+        <w:rPr>
+          <w:sz w:val="28"/>
+          <w:szCs w:val="28"/>
+        </w:rPr>
+        <w:t xml:space="preserve"> </w:t>
+      </w:r>
+      <w:proofErr w:type="spellStart"/>
+      <w:r>
+        <w:rPr>
+          <w:sz w:val="28"/>
+          <w:szCs w:val="28"/>
+        </w:rPr>
+        <w:t>vụ</w:t>
+      </w:r>
+      <w:proofErr w:type="spellEnd"/>
+      <w:r>
+        <w:rPr>
+          <w:sz w:val="28"/>
+          <w:szCs w:val="28"/>
+        </w:rPr>
+        <w:t xml:space="preserve"> Domain </w:t>
+      </w:r>
+      <w:proofErr w:type="spellStart"/>
+      <w:r>
+        <w:rPr>
+          <w:sz w:val="28"/>
+          <w:szCs w:val="28"/>
+        </w:rPr>
+        <w:t>kết</w:t>
+      </w:r>
+      <w:proofErr w:type="spellEnd"/>
+      <w:r>
+        <w:rPr>
+          <w:sz w:val="28"/>
+          <w:szCs w:val="28"/>
+        </w:rPr>
+        <w:t xml:space="preserve"> </w:t>
+      </w:r>
+      <w:proofErr w:type="spellStart"/>
+      <w:r>
+        <w:rPr>
+          <w:sz w:val="28"/>
+          <w:szCs w:val="28"/>
+        </w:rPr>
+        <w:t>hợp</w:t>
+      </w:r>
+      <w:proofErr w:type="spellEnd"/>
+      <w:r>
+        <w:rPr>
+          <w:sz w:val="28"/>
+          <w:szCs w:val="28"/>
+        </w:rPr>
+        <w:t xml:space="preserve"> </w:t>
+      </w:r>
+      <w:proofErr w:type="spellStart"/>
+      <w:r>
+        <w:rPr>
+          <w:sz w:val="28"/>
+          <w:szCs w:val="28"/>
+        </w:rPr>
+        <w:t>chặt</w:t>
+      </w:r>
+      <w:proofErr w:type="spellEnd"/>
+      <w:r>
+        <w:rPr>
+          <w:sz w:val="28"/>
+          <w:szCs w:val="28"/>
+        </w:rPr>
+        <w:t xml:space="preserve"> </w:t>
+      </w:r>
+      <w:proofErr w:type="spellStart"/>
+      <w:r>
+        <w:rPr>
+          <w:sz w:val="28"/>
+          <w:szCs w:val="28"/>
+        </w:rPr>
+        <w:t>chẽ</w:t>
+      </w:r>
+      <w:proofErr w:type="spellEnd"/>
+      <w:r>
+        <w:rPr>
+          <w:sz w:val="28"/>
+          <w:szCs w:val="28"/>
+        </w:rPr>
+        <w:t xml:space="preserve"> </w:t>
+      </w:r>
+      <w:proofErr w:type="spellStart"/>
+      <w:r>
+        <w:rPr>
+          <w:sz w:val="28"/>
+          <w:szCs w:val="28"/>
+        </w:rPr>
+        <w:t>với</w:t>
+      </w:r>
+      <w:proofErr w:type="spellEnd"/>
+      <w:r>
+        <w:rPr>
+          <w:sz w:val="28"/>
+          <w:szCs w:val="28"/>
+        </w:rPr>
+        <w:t xml:space="preserve"> DNS, DHCP </w:t>
+      </w:r>
+      <w:proofErr w:type="spellStart"/>
+      <w:r>
+        <w:rPr>
+          <w:sz w:val="28"/>
+          <w:szCs w:val="28"/>
+        </w:rPr>
+        <w:t>và</w:t>
+      </w:r>
+      <w:proofErr w:type="spellEnd"/>
+      <w:r>
+        <w:rPr>
+          <w:sz w:val="28"/>
+          <w:szCs w:val="28"/>
+        </w:rPr>
+        <w:t xml:space="preserve"> RADIUS Server </w:t>
+      </w:r>
+      <w:proofErr w:type="spellStart"/>
+      <w:r>
+        <w:rPr>
+          <w:sz w:val="28"/>
+          <w:szCs w:val="28"/>
+        </w:rPr>
+        <w:t>để</w:t>
+      </w:r>
+      <w:proofErr w:type="spellEnd"/>
+      <w:r>
+        <w:rPr>
+          <w:sz w:val="28"/>
+          <w:szCs w:val="28"/>
+        </w:rPr>
+        <w:t xml:space="preserve"> </w:t>
+      </w:r>
+      <w:proofErr w:type="spellStart"/>
+      <w:r>
+        <w:rPr>
+          <w:sz w:val="28"/>
+          <w:szCs w:val="28"/>
+        </w:rPr>
+        <w:t>xác</w:t>
+      </w:r>
+      <w:proofErr w:type="spellEnd"/>
+      <w:r>
+        <w:rPr>
+          <w:sz w:val="28"/>
+          <w:szCs w:val="28"/>
+        </w:rPr>
+        <w:t xml:space="preserve"> </w:t>
+      </w:r>
+      <w:proofErr w:type="spellStart"/>
+      <w:r>
+        <w:rPr>
+          <w:sz w:val="28"/>
+          <w:szCs w:val="28"/>
+        </w:rPr>
+        <w:t>thực</w:t>
+      </w:r>
+      <w:proofErr w:type="spellEnd"/>
+      <w:r>
+        <w:rPr>
+          <w:sz w:val="28"/>
+          <w:szCs w:val="28"/>
+        </w:rPr>
+        <w:t xml:space="preserve"> </w:t>
+      </w:r>
+      <w:proofErr w:type="spellStart"/>
+      <w:r>
+        <w:rPr>
+          <w:sz w:val="28"/>
+          <w:szCs w:val="28"/>
+        </w:rPr>
+        <w:t>người</w:t>
+      </w:r>
+      <w:proofErr w:type="spellEnd"/>
+      <w:r>
+        <w:rPr>
+          <w:sz w:val="28"/>
+          <w:szCs w:val="28"/>
+        </w:rPr>
+        <w:t xml:space="preserve"> </w:t>
+      </w:r>
+      <w:proofErr w:type="spellStart"/>
+      <w:r>
+        <w:rPr>
+          <w:sz w:val="28"/>
+          <w:szCs w:val="28"/>
+        </w:rPr>
+        <w:t>dùng</w:t>
+      </w:r>
+      <w:proofErr w:type="spellEnd"/>
+      <w:r>
+        <w:rPr>
+          <w:sz w:val="28"/>
+          <w:szCs w:val="28"/>
+        </w:rPr>
+        <w:t xml:space="preserve"> </w:t>
+      </w:r>
+      <w:proofErr w:type="spellStart"/>
+      <w:r>
+        <w:rPr>
+          <w:sz w:val="28"/>
+          <w:szCs w:val="28"/>
+        </w:rPr>
+        <w:t>khi</w:t>
+      </w:r>
+      <w:proofErr w:type="spellEnd"/>
+      <w:r>
+        <w:rPr>
+          <w:sz w:val="28"/>
+          <w:szCs w:val="28"/>
+        </w:rPr>
+        <w:t xml:space="preserve"> </w:t>
+      </w:r>
+      <w:proofErr w:type="spellStart"/>
+      <w:r>
+        <w:rPr>
+          <w:sz w:val="28"/>
+          <w:szCs w:val="28"/>
+        </w:rPr>
+        <w:t>truy</w:t>
+      </w:r>
+      <w:proofErr w:type="spellEnd"/>
+      <w:r>
+        <w:rPr>
+          <w:sz w:val="28"/>
+          <w:szCs w:val="28"/>
+        </w:rPr>
+        <w:t xml:space="preserve"> </w:t>
+      </w:r>
+      <w:proofErr w:type="spellStart"/>
+      <w:r>
+        <w:rPr>
+          <w:sz w:val="28"/>
+          <w:szCs w:val="28"/>
+        </w:rPr>
+        <w:t>cập</w:t>
+      </w:r>
+      <w:proofErr w:type="spellEnd"/>
+      <w:r>
+        <w:rPr>
+          <w:sz w:val="28"/>
+          <w:szCs w:val="28"/>
+        </w:rPr>
+        <w:t xml:space="preserve"> </w:t>
+      </w:r>
+      <w:proofErr w:type="spellStart"/>
+      <w:r>
+        <w:rPr>
+          <w:sz w:val="28"/>
+          <w:szCs w:val="28"/>
+        </w:rPr>
+        <w:t>mạng</w:t>
+      </w:r>
+      <w:proofErr w:type="spellEnd"/>
+      <w:r>
+        <w:rPr>
+          <w:sz w:val="28"/>
+          <w:szCs w:val="28"/>
+        </w:rPr>
+        <w:t xml:space="preserve"> Wi-Fi </w:t>
+      </w:r>
+      <w:proofErr w:type="spellStart"/>
+      <w:r>
+        <w:rPr>
+          <w:sz w:val="28"/>
+          <w:szCs w:val="28"/>
+        </w:rPr>
+        <w:t>giảng</w:t>
+      </w:r>
+      <w:proofErr w:type="spellEnd"/>
+      <w:r>
+        <w:rPr>
+          <w:sz w:val="28"/>
+          <w:szCs w:val="28"/>
+        </w:rPr>
+        <w:t xml:space="preserve"> </w:t>
+      </w:r>
+      <w:proofErr w:type="spellStart"/>
+      <w:r>
+        <w:rPr>
+          <w:sz w:val="28"/>
+          <w:szCs w:val="28"/>
+        </w:rPr>
+        <w:t>đường</w:t>
+      </w:r>
+      <w:proofErr w:type="spellEnd"/>
+      <w:r>
+        <w:rPr>
+          <w:sz w:val="28"/>
+          <w:szCs w:val="28"/>
+        </w:rPr>
+        <w:t>/</w:t>
+      </w:r>
+      <w:proofErr w:type="spellStart"/>
+      <w:r>
+        <w:rPr>
+          <w:sz w:val="28"/>
+          <w:szCs w:val="28"/>
+        </w:rPr>
+        <w:t>sân</w:t>
+      </w:r>
+      <w:proofErr w:type="spellEnd"/>
+      <w:r>
+        <w:rPr>
+          <w:sz w:val="28"/>
+          <w:szCs w:val="28"/>
+        </w:rPr>
+        <w:t xml:space="preserve"> </w:t>
+      </w:r>
+      <w:proofErr w:type="spellStart"/>
+      <w:r>
+        <w:rPr>
+          <w:sz w:val="28"/>
+          <w:szCs w:val="28"/>
+        </w:rPr>
+        <w:t>trường</w:t>
+      </w:r>
+      <w:proofErr w:type="spellEnd"/>
+      <w:r>
+        <w:rPr>
+          <w:sz w:val="28"/>
+          <w:szCs w:val="28"/>
+        </w:rPr>
+        <w:t xml:space="preserve"> (</w:t>
+      </w:r>
+      <w:proofErr w:type="spellStart"/>
+      <w:r>
+        <w:rPr>
+          <w:sz w:val="28"/>
+          <w:szCs w:val="28"/>
+        </w:rPr>
+        <w:t>chuẩn</w:t>
+      </w:r>
+      <w:proofErr w:type="spellEnd"/>
+      <w:r>
+        <w:rPr>
+          <w:sz w:val="28"/>
+          <w:szCs w:val="28"/>
+        </w:rPr>
+        <w:t xml:space="preserve"> WPA2/WPA3 Enterprise).</w:t>
+      </w:r>
+    </w:p>
+    <w:p>
+      <w:pPr>
+        <w:rPr>
+          <w:sz w:val="28"/>
+          <w:szCs w:val="28"/>
+        </w:rPr>
+      </w:pPr>
+      <w:r>
+        <w:rPr>
+          <w:sz w:val="28"/>
+          <w:szCs w:val="28"/>
+        </w:rPr>
+        <w:t xml:space="preserve">- </w:t>
+      </w:r>
+      <w:proofErr w:type="spellStart"/>
+      <w:r>
+        <w:rPr>
+          <w:sz w:val="28"/>
+          <w:szCs w:val="28"/>
+        </w:rPr>
+        <w:t>Tăng</w:t>
+      </w:r>
+      <w:proofErr w:type="spellEnd"/>
+      <w:r>
+        <w:rPr>
+          <w:sz w:val="28"/>
+          <w:szCs w:val="28"/>
+        </w:rPr>
+        <w:t xml:space="preserve"> </w:t>
+      </w:r>
+      <w:proofErr w:type="spellStart"/>
+      <w:r>
+        <w:rPr>
+          <w:sz w:val="28"/>
+          <w:szCs w:val="28"/>
+        </w:rPr>
+        <w:t>cường</w:t>
+      </w:r>
+      <w:proofErr w:type="spellEnd"/>
+      <w:r>
+        <w:rPr>
+          <w:sz w:val="28"/>
+          <w:szCs w:val="28"/>
+        </w:rPr>
+        <w:t xml:space="preserve"> </w:t>
+      </w:r>
+      <w:proofErr w:type="spellStart"/>
+      <w:r>
+        <w:rPr>
+          <w:sz w:val="28"/>
+          <w:szCs w:val="28"/>
+        </w:rPr>
+        <w:t>khả</w:t>
+      </w:r>
+      <w:proofErr w:type="spellEnd"/>
+      <w:r>
+        <w:rPr>
+          <w:sz w:val="28"/>
+          <w:szCs w:val="28"/>
+        </w:rPr>
+        <w:t xml:space="preserve"> </w:t>
+      </w:r>
+      <w:proofErr w:type="spellStart"/>
+      <w:r>
+        <w:rPr>
+          <w:sz w:val="28"/>
+          <w:szCs w:val="28"/>
+        </w:rPr>
+        <w:t>năng</w:t>
+      </w:r>
+      <w:proofErr w:type="spellEnd"/>
+      <w:r>
+        <w:rPr>
+          <w:sz w:val="28"/>
+          <w:szCs w:val="28"/>
+        </w:rPr>
+        <w:t xml:space="preserve"> </w:t>
+      </w:r>
+      <w:proofErr w:type="spellStart"/>
+      <w:r>
+        <w:rPr>
+          <w:sz w:val="28"/>
+          <w:szCs w:val="28"/>
+        </w:rPr>
+        <w:t>bảo</w:t>
+      </w:r>
+      <w:proofErr w:type="spellEnd"/>
+      <w:r>
+        <w:rPr>
+          <w:sz w:val="28"/>
+          <w:szCs w:val="28"/>
+        </w:rPr>
+        <w:t xml:space="preserve"> </w:t>
+      </w:r>
+      <w:proofErr w:type="spellStart"/>
+      <w:r>
+        <w:rPr>
+          <w:sz w:val="28"/>
+          <w:szCs w:val="28"/>
+        </w:rPr>
+        <w:t>mật</w:t>
+      </w:r>
+      <w:proofErr w:type="spellEnd"/>
+      <w:r>
+        <w:rPr>
+          <w:sz w:val="28"/>
+          <w:szCs w:val="28"/>
+        </w:rPr>
+        <w:t xml:space="preserve">: </w:t>
+      </w:r>
+      <w:proofErr w:type="spellStart"/>
+      <w:r>
+        <w:rPr>
+          <w:sz w:val="28"/>
+          <w:szCs w:val="28"/>
+        </w:rPr>
+        <w:t>Mọi</w:t>
+      </w:r>
+      <w:proofErr w:type="spellEnd"/>
+      <w:r>
+        <w:rPr>
+          <w:sz w:val="28"/>
+          <w:szCs w:val="28"/>
+        </w:rPr>
+        <w:t xml:space="preserve"> </w:t>
+      </w:r>
+      <w:proofErr w:type="spellStart"/>
+      <w:r>
+        <w:rPr>
+          <w:sz w:val="28"/>
+          <w:szCs w:val="28"/>
+        </w:rPr>
+        <w:t>thông</w:t>
+      </w:r>
+      <w:proofErr w:type="spellEnd"/>
+      <w:r>
+        <w:rPr>
+          <w:sz w:val="28"/>
+          <w:szCs w:val="28"/>
+        </w:rPr>
+        <w:t xml:space="preserve"> tin </w:t>
+      </w:r>
+      <w:proofErr w:type="spellStart"/>
+      <w:r>
+        <w:rPr>
+          <w:sz w:val="28"/>
+          <w:szCs w:val="28"/>
+        </w:rPr>
+        <w:t>xác</w:t>
+      </w:r>
+      <w:proofErr w:type="spellEnd"/>
+      <w:r>
+        <w:rPr>
+          <w:sz w:val="28"/>
+          <w:szCs w:val="28"/>
+        </w:rPr>
+        <w:t xml:space="preserve"> </w:t>
+      </w:r>
+      <w:proofErr w:type="spellStart"/>
+      <w:r>
+        <w:rPr>
+          <w:sz w:val="28"/>
+          <w:szCs w:val="28"/>
+        </w:rPr>
+        <w:t>thực</w:t>
+      </w:r>
+      <w:proofErr w:type="spellEnd"/>
+      <w:r>
+        <w:rPr>
+          <w:sz w:val="28"/>
+          <w:szCs w:val="28"/>
+        </w:rPr>
+        <w:t xml:space="preserve"> </w:t>
+      </w:r>
+      <w:proofErr w:type="spellStart"/>
+      <w:r>
+        <w:rPr>
+          <w:sz w:val="28"/>
+          <w:szCs w:val="28"/>
+        </w:rPr>
+        <w:t>đều</w:t>
+      </w:r>
+      <w:proofErr w:type="spellEnd"/>
+      <w:r>
+        <w:rPr>
+          <w:sz w:val="28"/>
+          <w:szCs w:val="28"/>
+        </w:rPr>
+        <w:t xml:space="preserve"> </w:t>
+      </w:r>
+      <w:proofErr w:type="spellStart"/>
+      <w:r>
+        <w:rPr>
+          <w:sz w:val="28"/>
+          <w:szCs w:val="28"/>
+        </w:rPr>
+        <w:t>được</w:t>
+      </w:r>
+      <w:proofErr w:type="spellEnd"/>
+      <w:r>
+        <w:rPr>
+          <w:sz w:val="28"/>
+          <w:szCs w:val="28"/>
+        </w:rPr>
+        <w:t xml:space="preserve"> </w:t>
+      </w:r>
+      <w:proofErr w:type="spellStart"/>
+      <w:r>
+        <w:rPr>
+          <w:sz w:val="28"/>
+          <w:szCs w:val="28"/>
+        </w:rPr>
+        <w:t>mã</w:t>
+      </w:r>
+      <w:proofErr w:type="spellEnd"/>
+      <w:r>
+        <w:rPr>
+          <w:sz w:val="28"/>
+          <w:szCs w:val="28"/>
+        </w:rPr>
+        <w:t xml:space="preserve"> </w:t>
+      </w:r>
+      <w:proofErr w:type="spellStart"/>
+      <w:r>
+        <w:rPr>
+          <w:sz w:val="28"/>
+          <w:szCs w:val="28"/>
+        </w:rPr>
+        <w:t>hóa</w:t>
+      </w:r>
+      <w:proofErr w:type="spellEnd"/>
+      <w:r>
+        <w:rPr>
+          <w:sz w:val="28"/>
+          <w:szCs w:val="28"/>
+        </w:rPr>
+        <w:t xml:space="preserve">. Khi </w:t>
+      </w:r>
+      <w:proofErr w:type="spellStart"/>
+      <w:r>
+        <w:rPr>
+          <w:sz w:val="28"/>
+          <w:szCs w:val="28"/>
+        </w:rPr>
+        <w:t>một</w:t>
+      </w:r>
+      <w:proofErr w:type="spellEnd"/>
+      <w:r>
+        <w:rPr>
+          <w:sz w:val="28"/>
+          <w:szCs w:val="28"/>
+        </w:rPr>
+        <w:t xml:space="preserve"> </w:t>
+      </w:r>
+      <w:proofErr w:type="spellStart"/>
+      <w:r>
+        <w:rPr>
+          <w:sz w:val="28"/>
+          <w:szCs w:val="28"/>
+        </w:rPr>
+        <w:t>cán</w:t>
+      </w:r>
+      <w:proofErr w:type="spellEnd"/>
+      <w:r>
+        <w:rPr>
+          <w:sz w:val="28"/>
+          <w:szCs w:val="28"/>
+        </w:rPr>
+        <w:t xml:space="preserve"> </w:t>
+      </w:r>
+      <w:proofErr w:type="spellStart"/>
+      <w:r>
+        <w:rPr>
+          <w:sz w:val="28"/>
+          <w:szCs w:val="28"/>
+        </w:rPr>
+        <w:t>bộ</w:t>
+      </w:r>
+      <w:proofErr w:type="spellEnd"/>
+      <w:r>
+        <w:rPr>
+          <w:sz w:val="28"/>
+          <w:szCs w:val="28"/>
+        </w:rPr>
+        <w:t xml:space="preserve"> </w:t>
+      </w:r>
+      <w:proofErr w:type="spellStart"/>
+      <w:r>
+        <w:rPr>
+          <w:sz w:val="28"/>
+          <w:szCs w:val="28"/>
+        </w:rPr>
+        <w:t>nghỉ</w:t>
+      </w:r>
+      <w:proofErr w:type="spellEnd"/>
+      <w:r>
+        <w:rPr>
+          <w:sz w:val="28"/>
+          <w:szCs w:val="28"/>
+        </w:rPr>
+        <w:t xml:space="preserve"> </w:t>
+      </w:r>
+      <w:proofErr w:type="spellStart"/>
+      <w:r>
+        <w:rPr>
+          <w:sz w:val="28"/>
+          <w:szCs w:val="28"/>
+        </w:rPr>
+        <w:t>việc</w:t>
+      </w:r>
+      <w:proofErr w:type="spellEnd"/>
+      <w:r>
+        <w:rPr>
+          <w:sz w:val="28"/>
+          <w:szCs w:val="28"/>
+        </w:rPr>
+        <w:t xml:space="preserve"> </w:t>
+      </w:r>
+      <w:proofErr w:type="spellStart"/>
+      <w:r>
+        <w:rPr>
+          <w:sz w:val="28"/>
+          <w:szCs w:val="28"/>
+        </w:rPr>
+        <w:t>hoặc</w:t>
+      </w:r>
+      <w:proofErr w:type="spellEnd"/>
+      <w:r>
+        <w:rPr>
+          <w:sz w:val="28"/>
+          <w:szCs w:val="28"/>
+        </w:rPr>
+        <w:t xml:space="preserve"> </w:t>
+      </w:r>
+      <w:proofErr w:type="spellStart"/>
+      <w:r>
+        <w:rPr>
+          <w:sz w:val="28"/>
+          <w:szCs w:val="28"/>
+        </w:rPr>
+        <w:t>sinh</w:t>
+      </w:r>
+      <w:proofErr w:type="spellEnd"/>
+      <w:r>
+        <w:rPr>
+          <w:sz w:val="28"/>
+          <w:szCs w:val="28"/>
+        </w:rPr>
+        <w:t xml:space="preserve"> </w:t>
+      </w:r>
+      <w:proofErr w:type="spellStart"/>
+      <w:r>
+        <w:rPr>
+          <w:sz w:val="28"/>
+          <w:szCs w:val="28"/>
+        </w:rPr>
+        <w:t>viên</w:t>
+      </w:r>
+      <w:proofErr w:type="spellEnd"/>
+      <w:r>
+        <w:rPr>
+          <w:sz w:val="28"/>
+          <w:szCs w:val="28"/>
+        </w:rPr>
+        <w:t xml:space="preserve"> </w:t>
+      </w:r>
+      <w:proofErr w:type="spellStart"/>
+      <w:r>
+        <w:rPr>
+          <w:sz w:val="28"/>
+          <w:szCs w:val="28"/>
+        </w:rPr>
+        <w:t>ra</w:t>
+      </w:r>
+      <w:proofErr w:type="spellEnd"/>
+      <w:r>
+        <w:rPr>
+          <w:sz w:val="28"/>
+          <w:szCs w:val="28"/>
+        </w:rPr>
+        <w:t xml:space="preserve"> </w:t>
+      </w:r>
+      <w:proofErr w:type="spellStart"/>
+      <w:r>
+        <w:rPr>
+          <w:sz w:val="28"/>
+          <w:szCs w:val="28"/>
+        </w:rPr>
+        <w:t>trường</w:t>
+      </w:r>
+      <w:proofErr w:type="spellEnd"/>
+      <w:r>
+        <w:rPr>
+          <w:sz w:val="28"/>
+          <w:szCs w:val="28"/>
+        </w:rPr>
+        <w:t xml:space="preserve">, </w:t>
+      </w:r>
+      <w:proofErr w:type="spellStart"/>
+      <w:r>
+        <w:rPr>
+          <w:sz w:val="28"/>
+          <w:szCs w:val="28"/>
+        </w:rPr>
+        <w:t>quản</w:t>
+      </w:r>
+      <w:proofErr w:type="spellEnd"/>
+      <w:r>
+        <w:rPr>
+          <w:sz w:val="28"/>
+          <w:szCs w:val="28"/>
+        </w:rPr>
+        <w:t xml:space="preserve"> </w:t>
+      </w:r>
+      <w:proofErr w:type="spellStart"/>
+      <w:r>
+        <w:rPr>
+          <w:sz w:val="28"/>
+          <w:szCs w:val="28"/>
+        </w:rPr>
+        <w:t>trị</w:t>
+      </w:r>
+      <w:proofErr w:type="spellEnd"/>
+      <w:r>
+        <w:rPr>
+          <w:sz w:val="28"/>
+          <w:szCs w:val="28"/>
+        </w:rPr>
+        <w:t xml:space="preserve"> </w:t>
+      </w:r>
+      <w:proofErr w:type="spellStart"/>
+      <w:r>
+        <w:rPr>
+          <w:sz w:val="28"/>
+          <w:szCs w:val="28"/>
+        </w:rPr>
+        <w:t>viên</w:t>
+      </w:r>
+      <w:proofErr w:type="spellEnd"/>
+      <w:r>
+        <w:rPr>
+          <w:sz w:val="28"/>
+          <w:szCs w:val="28"/>
+        </w:rPr>
+        <w:t xml:space="preserve"> </w:t>
+      </w:r>
+      <w:proofErr w:type="spellStart"/>
+      <w:r>
+        <w:rPr>
+          <w:sz w:val="28"/>
+          <w:szCs w:val="28"/>
+        </w:rPr>
+        <w:t>chỉ</w:t>
+      </w:r>
+      <w:proofErr w:type="spellEnd"/>
+      <w:r>
+        <w:rPr>
+          <w:sz w:val="28"/>
+          <w:szCs w:val="28"/>
+        </w:rPr>
+        <w:t xml:space="preserve"> </w:t>
+      </w:r>
+      <w:proofErr w:type="spellStart"/>
+      <w:r>
+        <w:rPr>
+          <w:sz w:val="28"/>
+          <w:szCs w:val="28"/>
+        </w:rPr>
+        <w:t>cần</w:t>
+      </w:r>
+      <w:proofErr w:type="spellEnd"/>
+      <w:r>
+        <w:rPr>
+          <w:sz w:val="28"/>
+          <w:szCs w:val="28"/>
+        </w:rPr>
+        <w:t xml:space="preserve"> </w:t>
+      </w:r>
+      <w:proofErr w:type="spellStart"/>
+      <w:r>
+        <w:rPr>
+          <w:sz w:val="28"/>
+          <w:szCs w:val="28"/>
+        </w:rPr>
+        <w:t>vô</w:t>
+      </w:r>
+      <w:proofErr w:type="spellEnd"/>
+      <w:r>
+        <w:rPr>
+          <w:sz w:val="28"/>
+          <w:szCs w:val="28"/>
+        </w:rPr>
+        <w:t xml:space="preserve"> </w:t>
+      </w:r>
+      <w:proofErr w:type="spellStart"/>
+      <w:r>
+        <w:rPr>
+          <w:sz w:val="28"/>
+          <w:szCs w:val="28"/>
+        </w:rPr>
+        <w:t>hiệu</w:t>
+      </w:r>
+      <w:proofErr w:type="spellEnd"/>
+      <w:r>
+        <w:rPr>
+          <w:sz w:val="28"/>
+          <w:szCs w:val="28"/>
+        </w:rPr>
+        <w:t xml:space="preserve"> </w:t>
+      </w:r>
+      <w:proofErr w:type="spellStart"/>
+      <w:r>
+        <w:rPr>
+          <w:sz w:val="28"/>
+          <w:szCs w:val="28"/>
+        </w:rPr>
+        <w:t>hóa</w:t>
+      </w:r>
+      <w:proofErr w:type="spellEnd"/>
+      <w:r>
+        <w:rPr>
+          <w:sz w:val="28"/>
+          <w:szCs w:val="28"/>
+        </w:rPr>
+        <w:t xml:space="preserve"> (Disable) </w:t>
+      </w:r>
+      <w:proofErr w:type="spellStart"/>
+      <w:r>
+        <w:rPr>
+          <w:sz w:val="28"/>
+          <w:szCs w:val="28"/>
+        </w:rPr>
+        <w:t>tài</w:t>
+      </w:r>
+      <w:proofErr w:type="spellEnd"/>
+      <w:r>
+        <w:rPr>
+          <w:sz w:val="28"/>
+          <w:szCs w:val="28"/>
+        </w:rPr>
+        <w:t xml:space="preserve"> </w:t>
+      </w:r>
+      <w:proofErr w:type="spellStart"/>
+      <w:r>
+        <w:rPr>
+          <w:sz w:val="28"/>
+          <w:szCs w:val="28"/>
+        </w:rPr>
+        <w:t>khoản</w:t>
+      </w:r>
+      <w:proofErr w:type="spellEnd"/>
+      <w:r>
+        <w:rPr>
+          <w:sz w:val="28"/>
+          <w:szCs w:val="28"/>
+        </w:rPr>
+        <w:t xml:space="preserve"> </w:t>
+      </w:r>
+      <w:proofErr w:type="spellStart"/>
+      <w:r>
+        <w:rPr>
+          <w:sz w:val="28"/>
+          <w:szCs w:val="28"/>
+        </w:rPr>
+        <w:t>trên</w:t>
+      </w:r>
+      <w:proofErr w:type="spellEnd"/>
+      <w:r>
+        <w:rPr>
+          <w:sz w:val="28"/>
+          <w:szCs w:val="28"/>
+        </w:rPr>
+        <w:t xml:space="preserve"> Domain Controller </w:t>
+      </w:r>
+      <w:proofErr w:type="spellStart"/>
+      <w:r>
+        <w:rPr>
+          <w:sz w:val="28"/>
+          <w:szCs w:val="28"/>
+        </w:rPr>
+        <w:t>là</w:t>
+      </w:r>
+      <w:proofErr w:type="spellEnd"/>
+      <w:r>
+        <w:rPr>
+          <w:sz w:val="28"/>
+          <w:szCs w:val="28"/>
+        </w:rPr>
+        <w:t xml:space="preserve"> </w:t>
+      </w:r>
+      <w:proofErr w:type="spellStart"/>
+      <w:r>
+        <w:rPr>
+          <w:sz w:val="28"/>
+          <w:szCs w:val="28"/>
+        </w:rPr>
+        <w:t>ngay</w:t>
+      </w:r>
+      <w:proofErr w:type="spellEnd"/>
+      <w:r>
+        <w:rPr>
+          <w:sz w:val="28"/>
+          <w:szCs w:val="28"/>
+        </w:rPr>
+        <w:t xml:space="preserve"> </w:t>
+      </w:r>
+      <w:proofErr w:type="spellStart"/>
+      <w:r>
+        <w:rPr>
+          <w:sz w:val="28"/>
+          <w:szCs w:val="28"/>
+        </w:rPr>
+        <w:t>lập</w:t>
+      </w:r>
+      <w:proofErr w:type="spellEnd"/>
+      <w:r>
+        <w:rPr>
+          <w:sz w:val="28"/>
+          <w:szCs w:val="28"/>
+        </w:rPr>
+        <w:t xml:space="preserve"> </w:t>
+      </w:r>
+      <w:proofErr w:type="spellStart"/>
+      <w:r>
+        <w:rPr>
+          <w:sz w:val="28"/>
+          <w:szCs w:val="28"/>
+        </w:rPr>
+        <w:t>tức</w:t>
+      </w:r>
+      <w:proofErr w:type="spellEnd"/>
+      <w:r>
+        <w:rPr>
+          <w:sz w:val="28"/>
+          <w:szCs w:val="28"/>
+        </w:rPr>
+        <w:t xml:space="preserve"> </w:t>
+      </w:r>
+      <w:proofErr w:type="spellStart"/>
+      <w:r>
+        <w:rPr>
+          <w:sz w:val="28"/>
+          <w:szCs w:val="28"/>
+        </w:rPr>
+        <w:t>tước</w:t>
+      </w:r>
+      <w:proofErr w:type="spellEnd"/>
+      <w:r>
+        <w:rPr>
+          <w:sz w:val="28"/>
+          <w:szCs w:val="28"/>
+        </w:rPr>
+        <w:t xml:space="preserve"> </w:t>
+      </w:r>
+      <w:proofErr w:type="spellStart"/>
+      <w:r>
+        <w:rPr>
+          <w:sz w:val="28"/>
+          <w:szCs w:val="28"/>
+        </w:rPr>
+        <w:t>bỏ</w:t>
+      </w:r>
+      <w:proofErr w:type="spellEnd"/>
+      <w:r>
+        <w:rPr>
+          <w:sz w:val="28"/>
+          <w:szCs w:val="28"/>
+        </w:rPr>
+        <w:t xml:space="preserve"> </w:t>
+      </w:r>
+      <w:proofErr w:type="spellStart"/>
+      <w:r>
+        <w:rPr>
+          <w:sz w:val="28"/>
+          <w:szCs w:val="28"/>
+        </w:rPr>
+        <w:t>mọi</w:t>
+      </w:r>
+      <w:proofErr w:type="spellEnd"/>
+      <w:r>
+        <w:rPr>
+          <w:sz w:val="28"/>
+          <w:szCs w:val="28"/>
+        </w:rPr>
+        <w:t xml:space="preserve"> </w:t>
+      </w:r>
+      <w:proofErr w:type="spellStart"/>
+      <w:r>
+        <w:rPr>
+          <w:sz w:val="28"/>
+          <w:szCs w:val="28"/>
+        </w:rPr>
+        <w:t>quyền</w:t>
+      </w:r>
+      <w:proofErr w:type="spellEnd"/>
+      <w:r>
+        <w:rPr>
+          <w:sz w:val="28"/>
+          <w:szCs w:val="28"/>
+        </w:rPr>
+        <w:t xml:space="preserve"> </w:t>
+      </w:r>
+      <w:proofErr w:type="spellStart"/>
+      <w:r>
+        <w:rPr>
+          <w:sz w:val="28"/>
+          <w:szCs w:val="28"/>
+        </w:rPr>
+        <w:t>truy</w:t>
+      </w:r>
+      <w:proofErr w:type="spellEnd"/>
+      <w:r>
+        <w:rPr>
+          <w:sz w:val="28"/>
+          <w:szCs w:val="28"/>
+        </w:rPr>
+        <w:t xml:space="preserve"> </w:t>
+      </w:r>
+      <w:proofErr w:type="spellStart"/>
+      <w:r>
+        <w:rPr>
+          <w:sz w:val="28"/>
+          <w:szCs w:val="28"/>
+        </w:rPr>
+        <w:t>cập</w:t>
+      </w:r>
+      <w:proofErr w:type="spellEnd"/>
+      <w:r>
+        <w:rPr>
+          <w:sz w:val="28"/>
+          <w:szCs w:val="28"/>
+        </w:rPr>
+        <w:t xml:space="preserve"> </w:t>
+      </w:r>
+      <w:proofErr w:type="spellStart"/>
+      <w:r>
+        <w:rPr>
+          <w:sz w:val="28"/>
+          <w:szCs w:val="28"/>
+        </w:rPr>
+        <w:t>vào</w:t>
+      </w:r>
+      <w:proofErr w:type="spellEnd"/>
+      <w:r>
+        <w:rPr>
+          <w:sz w:val="28"/>
+          <w:szCs w:val="28"/>
+        </w:rPr>
+        <w:t xml:space="preserve"> </w:t>
+      </w:r>
+      <w:proofErr w:type="spellStart"/>
+      <w:r>
+        <w:rPr>
+          <w:sz w:val="28"/>
+          <w:szCs w:val="28"/>
+        </w:rPr>
+        <w:t>hệ</w:t>
+      </w:r>
+      <w:proofErr w:type="spellEnd"/>
+      <w:r>
+        <w:rPr>
+          <w:sz w:val="28"/>
+          <w:szCs w:val="28"/>
+        </w:rPr>
+        <w:t xml:space="preserve"> </w:t>
+      </w:r>
+      <w:proofErr w:type="spellStart"/>
+      <w:r>
+        <w:rPr>
+          <w:sz w:val="28"/>
+          <w:szCs w:val="28"/>
+        </w:rPr>
+        <w:t>thống</w:t>
+      </w:r>
+      <w:proofErr w:type="spellEnd"/>
+      <w:r>
+        <w:rPr>
+          <w:sz w:val="28"/>
+          <w:szCs w:val="28"/>
+        </w:rPr>
+        <w:t>.</w:t>
+      </w:r>
+    </w:p>
+    <w:p>
+      <w:pPr>
+        <w:rPr>
+          <w:sz w:val="28"/>
+          <w:szCs w:val="28"/>
+        </w:rPr>
+      </w:pPr>
+      <w:r>
+        <w:rPr>
+          <w:sz w:val="28"/>
+          <w:szCs w:val="28"/>
+        </w:rPr>
+        <w:t xml:space="preserve">* Lý do </w:t>
+      </w:r>
+      <w:proofErr w:type="spellStart"/>
+      <w:r>
+        <w:rPr>
+          <w:sz w:val="28"/>
+          <w:szCs w:val="28"/>
+        </w:rPr>
+        <w:t>không</w:t>
+      </w:r>
+      <w:proofErr w:type="spellEnd"/>
+      <w:r>
+        <w:rPr>
+          <w:sz w:val="28"/>
+          <w:szCs w:val="28"/>
+        </w:rPr>
+        <w:t xml:space="preserve"> </w:t>
+      </w:r>
+      <w:proofErr w:type="spellStart"/>
+      <w:r>
+        <w:rPr>
+          <w:sz w:val="28"/>
+          <w:szCs w:val="28"/>
+        </w:rPr>
+        <w:t>lựa</w:t>
+      </w:r>
+      <w:proofErr w:type="spellEnd"/>
+      <w:r>
+        <w:rPr>
+          <w:sz w:val="28"/>
+          <w:szCs w:val="28"/>
+        </w:rPr>
+        <w:t xml:space="preserve"> </w:t>
+      </w:r>
+      <w:proofErr w:type="spellStart"/>
+      <w:r>
+        <w:rPr>
+          <w:sz w:val="28"/>
+          <w:szCs w:val="28"/>
+        </w:rPr>
+        <w:t>chọn</w:t>
+      </w:r>
+      <w:proofErr w:type="spellEnd"/>
+      <w:r>
+        <w:rPr>
+          <w:sz w:val="28"/>
+          <w:szCs w:val="28"/>
+        </w:rPr>
+        <w:t xml:space="preserve"> </w:t>
+      </w:r>
+      <w:proofErr w:type="spellStart"/>
+      <w:r>
+        <w:rPr>
+          <w:sz w:val="28"/>
+          <w:szCs w:val="28"/>
+        </w:rPr>
+        <w:t>mô</w:t>
+      </w:r>
+      <w:proofErr w:type="spellEnd"/>
+      <w:r>
+        <w:rPr>
+          <w:sz w:val="28"/>
+          <w:szCs w:val="28"/>
+        </w:rPr>
+        <w:t xml:space="preserve"> </w:t>
+      </w:r>
+      <w:proofErr w:type="spellStart"/>
+      <w:r>
+        <w:rPr>
+          <w:sz w:val="28"/>
+          <w:szCs w:val="28"/>
+        </w:rPr>
+        <w:t>hình</w:t>
+      </w:r>
+      <w:proofErr w:type="spellEnd"/>
+      <w:r>
+        <w:rPr>
+          <w:sz w:val="28"/>
+          <w:szCs w:val="28"/>
+        </w:rPr>
+        <w:t xml:space="preserve"> Workgroup:</w:t>
+      </w:r>
+      <w:r>
+        <w:rPr>
+          <w:sz w:val="28"/>
+          <w:szCs w:val="28"/>
+        </w:rPr>
+        <w:t xml:space="preserve"> </w:t>
+      </w:r>
+      <w:proofErr w:type="spellStart"/>
+      <w:r>
+        <w:rPr>
+          <w:sz w:val="28"/>
+          <w:szCs w:val="28"/>
+        </w:rPr>
+        <w:t>Mô</w:t>
+      </w:r>
+      <w:proofErr w:type="spellEnd"/>
+      <w:r>
+        <w:rPr>
+          <w:sz w:val="28"/>
+          <w:szCs w:val="28"/>
+        </w:rPr>
+        <w:t xml:space="preserve"> </w:t>
+      </w:r>
+      <w:proofErr w:type="spellStart"/>
+      <w:r>
+        <w:rPr>
+          <w:sz w:val="28"/>
+          <w:szCs w:val="28"/>
+        </w:rPr>
+        <w:t>hình</w:t>
+      </w:r>
+      <w:proofErr w:type="spellEnd"/>
+      <w:r>
+        <w:rPr>
+          <w:sz w:val="28"/>
+          <w:szCs w:val="28"/>
+        </w:rPr>
+        <w:t xml:space="preserve"> Workgroup </w:t>
+      </w:r>
+      <w:proofErr w:type="spellStart"/>
+      <w:r>
+        <w:rPr>
+          <w:sz w:val="28"/>
+          <w:szCs w:val="28"/>
+        </w:rPr>
+        <w:t>quản</w:t>
+      </w:r>
+      <w:proofErr w:type="spellEnd"/>
+      <w:r>
+        <w:rPr>
+          <w:sz w:val="28"/>
+          <w:szCs w:val="28"/>
+        </w:rPr>
+        <w:t xml:space="preserve"> </w:t>
+      </w:r>
+      <w:proofErr w:type="spellStart"/>
+      <w:r>
+        <w:rPr>
+          <w:sz w:val="28"/>
+          <w:szCs w:val="28"/>
+        </w:rPr>
+        <w:t>lý</w:t>
+      </w:r>
+      <w:proofErr w:type="spellEnd"/>
+      <w:r>
+        <w:rPr>
+          <w:sz w:val="28"/>
+          <w:szCs w:val="28"/>
+        </w:rPr>
+        <w:t xml:space="preserve"> </w:t>
+      </w:r>
+      <w:proofErr w:type="spellStart"/>
+      <w:r>
+        <w:rPr>
+          <w:sz w:val="28"/>
+          <w:szCs w:val="28"/>
+        </w:rPr>
+        <w:t>phân</w:t>
+      </w:r>
+      <w:proofErr w:type="spellEnd"/>
+      <w:r>
+        <w:rPr>
+          <w:sz w:val="28"/>
+          <w:szCs w:val="28"/>
+        </w:rPr>
+        <w:t xml:space="preserve"> </w:t>
+      </w:r>
+      <w:proofErr w:type="spellStart"/>
+      <w:r>
+        <w:rPr>
+          <w:sz w:val="28"/>
+          <w:szCs w:val="28"/>
+        </w:rPr>
+        <w:t>tán</w:t>
+      </w:r>
+      <w:proofErr w:type="spellEnd"/>
+      <w:r>
+        <w:rPr>
+          <w:sz w:val="28"/>
+          <w:szCs w:val="28"/>
+        </w:rPr>
+        <w:t xml:space="preserve">, </w:t>
+      </w:r>
+      <w:proofErr w:type="spellStart"/>
+      <w:r>
+        <w:rPr>
+          <w:sz w:val="28"/>
+          <w:szCs w:val="28"/>
+        </w:rPr>
+        <w:t>bắt</w:t>
+      </w:r>
+      <w:proofErr w:type="spellEnd"/>
+      <w:r>
+        <w:rPr>
+          <w:sz w:val="28"/>
+          <w:szCs w:val="28"/>
+        </w:rPr>
+        <w:t xml:space="preserve"> </w:t>
+      </w:r>
+      <w:proofErr w:type="spellStart"/>
+      <w:r>
+        <w:rPr>
+          <w:sz w:val="28"/>
+          <w:szCs w:val="28"/>
+        </w:rPr>
+        <w:t>buộc</w:t>
+      </w:r>
+      <w:proofErr w:type="spellEnd"/>
+      <w:r>
+        <w:rPr>
+          <w:sz w:val="28"/>
+          <w:szCs w:val="28"/>
+        </w:rPr>
+        <w:t xml:space="preserve"> </w:t>
+      </w:r>
+      <w:proofErr w:type="spellStart"/>
+      <w:r>
+        <w:rPr>
+          <w:sz w:val="28"/>
+          <w:szCs w:val="28"/>
+        </w:rPr>
+        <w:t>phải</w:t>
+      </w:r>
+      <w:proofErr w:type="spellEnd"/>
+      <w:r>
+        <w:rPr>
+          <w:sz w:val="28"/>
+          <w:szCs w:val="28"/>
+        </w:rPr>
+        <w:t xml:space="preserve"> </w:t>
+      </w:r>
+      <w:proofErr w:type="spellStart"/>
+      <w:r>
+        <w:rPr>
+          <w:sz w:val="28"/>
+          <w:szCs w:val="28"/>
+        </w:rPr>
+        <w:t>tạo</w:t>
+      </w:r>
+      <w:proofErr w:type="spellEnd"/>
+      <w:r>
+        <w:rPr>
+          <w:sz w:val="28"/>
+          <w:szCs w:val="28"/>
+        </w:rPr>
+        <w:t xml:space="preserve"> </w:t>
+      </w:r>
+      <w:proofErr w:type="spellStart"/>
+      <w:r>
+        <w:rPr>
+          <w:sz w:val="28"/>
+          <w:szCs w:val="28"/>
+        </w:rPr>
+        <w:t>tài</w:t>
+      </w:r>
+      <w:proofErr w:type="spellEnd"/>
+      <w:r>
+        <w:rPr>
+          <w:sz w:val="28"/>
+          <w:szCs w:val="28"/>
+        </w:rPr>
+        <w:t xml:space="preserve"> </w:t>
+      </w:r>
+      <w:proofErr w:type="spellStart"/>
+      <w:r>
+        <w:rPr>
+          <w:sz w:val="28"/>
+          <w:szCs w:val="28"/>
+        </w:rPr>
+        <w:t>khoản</w:t>
+      </w:r>
+      <w:proofErr w:type="spellEnd"/>
+      <w:r>
+        <w:rPr>
+          <w:sz w:val="28"/>
+          <w:szCs w:val="28"/>
+        </w:rPr>
+        <w:t xml:space="preserve"> </w:t>
+      </w:r>
+      <w:proofErr w:type="spellStart"/>
+      <w:r>
+        <w:rPr>
+          <w:sz w:val="28"/>
+          <w:szCs w:val="28"/>
+        </w:rPr>
+        <w:t>thủ</w:t>
+      </w:r>
+      <w:proofErr w:type="spellEnd"/>
+      <w:r>
+        <w:rPr>
+          <w:sz w:val="28"/>
+          <w:szCs w:val="28"/>
+        </w:rPr>
+        <w:t xml:space="preserve"> </w:t>
+      </w:r>
+      <w:proofErr w:type="spellStart"/>
+      <w:r>
+        <w:rPr>
+          <w:sz w:val="28"/>
+          <w:szCs w:val="28"/>
+        </w:rPr>
+        <w:t>công</w:t>
+      </w:r>
+      <w:proofErr w:type="spellEnd"/>
+      <w:r>
+        <w:rPr>
+          <w:sz w:val="28"/>
+          <w:szCs w:val="28"/>
+        </w:rPr>
+        <w:t xml:space="preserve"> </w:t>
+      </w:r>
+      <w:proofErr w:type="spellStart"/>
+      <w:r>
+        <w:rPr>
+          <w:sz w:val="28"/>
+          <w:szCs w:val="28"/>
+        </w:rPr>
+        <w:t>trên</w:t>
+      </w:r>
+      <w:proofErr w:type="spellEnd"/>
+      <w:r>
+        <w:rPr>
+          <w:sz w:val="28"/>
+          <w:szCs w:val="28"/>
+        </w:rPr>
+        <w:t xml:space="preserve"> </w:t>
+      </w:r>
+      <w:proofErr w:type="spellStart"/>
+      <w:r>
+        <w:rPr>
+          <w:sz w:val="28"/>
+          <w:szCs w:val="28"/>
+        </w:rPr>
+        <w:t>từng</w:t>
+      </w:r>
+      <w:proofErr w:type="spellEnd"/>
+      <w:r>
+        <w:rPr>
+          <w:sz w:val="28"/>
+          <w:szCs w:val="28"/>
+        </w:rPr>
+        <w:t xml:space="preserve"> </w:t>
+      </w:r>
+      <w:proofErr w:type="spellStart"/>
+      <w:r>
+        <w:rPr>
+          <w:sz w:val="28"/>
+          <w:szCs w:val="28"/>
+        </w:rPr>
+        <w:t>máy</w:t>
+      </w:r>
+      <w:proofErr w:type="spellEnd"/>
+      <w:r>
+        <w:rPr>
+          <w:sz w:val="28"/>
+          <w:szCs w:val="28"/>
+        </w:rPr>
+        <w:t xml:space="preserve"> </w:t>
+      </w:r>
+      <w:proofErr w:type="spellStart"/>
+      <w:r>
+        <w:rPr>
+          <w:sz w:val="28"/>
+          <w:szCs w:val="28"/>
+        </w:rPr>
+        <w:t>tính</w:t>
+      </w:r>
+      <w:proofErr w:type="spellEnd"/>
+      <w:r>
+        <w:rPr>
+          <w:sz w:val="28"/>
+          <w:szCs w:val="28"/>
+        </w:rPr>
+        <w:t xml:space="preserve"> </w:t>
+      </w:r>
+      <w:proofErr w:type="spellStart"/>
+      <w:r>
+        <w:rPr>
+          <w:sz w:val="28"/>
+          <w:szCs w:val="28"/>
+        </w:rPr>
+        <w:t>cá</w:t>
+      </w:r>
+      <w:proofErr w:type="spellEnd"/>
+      <w:r>
+        <w:rPr>
+          <w:sz w:val="28"/>
+          <w:szCs w:val="28"/>
+        </w:rPr>
+        <w:t xml:space="preserve"> </w:t>
+      </w:r>
+      <w:proofErr w:type="spellStart"/>
+      <w:r>
+        <w:rPr>
+          <w:sz w:val="28"/>
+          <w:szCs w:val="28"/>
+        </w:rPr>
+        <w:t>nhân</w:t>
+      </w:r>
+      <w:proofErr w:type="spellEnd"/>
+      <w:r>
+        <w:rPr>
+          <w:sz w:val="28"/>
+          <w:szCs w:val="28"/>
+        </w:rPr>
+        <w:t xml:space="preserve">. </w:t>
+      </w:r>
+      <w:proofErr w:type="spellStart"/>
+      <w:r>
+        <w:rPr>
+          <w:sz w:val="28"/>
+          <w:szCs w:val="28"/>
+        </w:rPr>
+        <w:t>Điều</w:t>
+      </w:r>
+      <w:proofErr w:type="spellEnd"/>
+      <w:r>
+        <w:rPr>
+          <w:sz w:val="28"/>
+          <w:szCs w:val="28"/>
+        </w:rPr>
+        <w:t xml:space="preserve"> </w:t>
+      </w:r>
+      <w:proofErr w:type="spellStart"/>
+      <w:r>
+        <w:rPr>
+          <w:sz w:val="28"/>
+          <w:szCs w:val="28"/>
+        </w:rPr>
+        <w:t>này</w:t>
+      </w:r>
+      <w:proofErr w:type="spellEnd"/>
+      <w:r>
+        <w:rPr>
+          <w:sz w:val="28"/>
+          <w:szCs w:val="28"/>
+        </w:rPr>
+        <w:t xml:space="preserve"> </w:t>
+      </w:r>
+      <w:proofErr w:type="spellStart"/>
+      <w:r>
+        <w:rPr>
+          <w:sz w:val="28"/>
+          <w:szCs w:val="28"/>
+        </w:rPr>
+        <w:t>khiến</w:t>
+      </w:r>
+      <w:proofErr w:type="spellEnd"/>
+      <w:r>
+        <w:rPr>
+          <w:sz w:val="28"/>
+          <w:szCs w:val="28"/>
+        </w:rPr>
+        <w:t xml:space="preserve"> </w:t>
+      </w:r>
+      <w:proofErr w:type="spellStart"/>
+      <w:r>
+        <w:rPr>
+          <w:sz w:val="28"/>
+          <w:szCs w:val="28"/>
+        </w:rPr>
+        <w:t>việc</w:t>
+      </w:r>
+      <w:proofErr w:type="spellEnd"/>
+      <w:r>
+        <w:rPr>
+          <w:sz w:val="28"/>
+          <w:szCs w:val="28"/>
+        </w:rPr>
+        <w:t xml:space="preserve"> </w:t>
+      </w:r>
+      <w:proofErr w:type="spellStart"/>
+      <w:r>
+        <w:rPr>
+          <w:sz w:val="28"/>
+          <w:szCs w:val="28"/>
+        </w:rPr>
+        <w:t>quản</w:t>
+      </w:r>
+      <w:proofErr w:type="spellEnd"/>
+      <w:r>
+        <w:rPr>
+          <w:sz w:val="28"/>
+          <w:szCs w:val="28"/>
+        </w:rPr>
+        <w:t xml:space="preserve"> </w:t>
+      </w:r>
+      <w:proofErr w:type="spellStart"/>
+      <w:r>
+        <w:rPr>
+          <w:sz w:val="28"/>
+          <w:szCs w:val="28"/>
+        </w:rPr>
+        <w:t>lý</w:t>
+      </w:r>
+      <w:proofErr w:type="spellEnd"/>
+      <w:r>
+        <w:rPr>
+          <w:sz w:val="28"/>
+          <w:szCs w:val="28"/>
+        </w:rPr>
+        <w:t xml:space="preserve"> </w:t>
+      </w:r>
+      <w:proofErr w:type="spellStart"/>
+      <w:r>
+        <w:rPr>
+          <w:sz w:val="28"/>
+          <w:szCs w:val="28"/>
+        </w:rPr>
+        <w:t>hàng</w:t>
+      </w:r>
+      <w:proofErr w:type="spellEnd"/>
+      <w:r>
+        <w:rPr>
+          <w:sz w:val="28"/>
+          <w:szCs w:val="28"/>
+        </w:rPr>
+        <w:t xml:space="preserve"> </w:t>
+      </w:r>
+      <w:proofErr w:type="spellStart"/>
+      <w:r>
+        <w:rPr>
+          <w:sz w:val="28"/>
+          <w:szCs w:val="28"/>
+        </w:rPr>
+        <w:t>trăm</w:t>
+      </w:r>
+      <w:proofErr w:type="spellEnd"/>
+      <w:r>
+        <w:rPr>
+          <w:sz w:val="28"/>
+          <w:szCs w:val="28"/>
+        </w:rPr>
+        <w:t xml:space="preserve"> </w:t>
+      </w:r>
+      <w:proofErr w:type="spellStart"/>
+      <w:r>
+        <w:rPr>
+          <w:sz w:val="28"/>
+          <w:szCs w:val="28"/>
+        </w:rPr>
+        <w:t>máy</w:t>
+      </w:r>
+      <w:proofErr w:type="spellEnd"/>
+      <w:r>
+        <w:rPr>
+          <w:sz w:val="28"/>
+          <w:szCs w:val="28"/>
+        </w:rPr>
+        <w:t xml:space="preserve"> </w:t>
+      </w:r>
+      <w:proofErr w:type="spellStart"/>
+      <w:r>
+        <w:rPr>
+          <w:sz w:val="28"/>
+          <w:szCs w:val="28"/>
+        </w:rPr>
+        <w:t>tính</w:t>
+      </w:r>
+      <w:proofErr w:type="spellEnd"/>
+      <w:r>
+        <w:rPr>
+          <w:sz w:val="28"/>
+          <w:szCs w:val="28"/>
+        </w:rPr>
+        <w:t xml:space="preserve"> </w:t>
+      </w:r>
+      <w:proofErr w:type="spellStart"/>
+      <w:r>
+        <w:rPr>
+          <w:sz w:val="28"/>
+          <w:szCs w:val="28"/>
+        </w:rPr>
+        <w:t>và</w:t>
+      </w:r>
+      <w:proofErr w:type="spellEnd"/>
+      <w:r>
+        <w:rPr>
+          <w:sz w:val="28"/>
+          <w:szCs w:val="28"/>
+        </w:rPr>
+        <w:t xml:space="preserve"> </w:t>
+      </w:r>
+      <w:proofErr w:type="spellStart"/>
+      <w:r>
+        <w:rPr>
+          <w:sz w:val="28"/>
+          <w:szCs w:val="28"/>
+        </w:rPr>
+        <w:t>hàng</w:t>
+      </w:r>
+      <w:proofErr w:type="spellEnd"/>
+      <w:r>
+        <w:rPr>
+          <w:sz w:val="28"/>
+          <w:szCs w:val="28"/>
+        </w:rPr>
+        <w:t xml:space="preserve"> </w:t>
+      </w:r>
+      <w:proofErr w:type="spellStart"/>
+      <w:r>
+        <w:rPr>
+          <w:sz w:val="28"/>
+          <w:szCs w:val="28"/>
+        </w:rPr>
+        <w:t>nghìn</w:t>
+      </w:r>
+      <w:proofErr w:type="spellEnd"/>
+      <w:r>
+        <w:rPr>
+          <w:sz w:val="28"/>
+          <w:szCs w:val="28"/>
+        </w:rPr>
+        <w:t xml:space="preserve"> </w:t>
+      </w:r>
+      <w:proofErr w:type="spellStart"/>
+      <w:r>
+        <w:rPr>
+          <w:sz w:val="28"/>
+          <w:szCs w:val="28"/>
+        </w:rPr>
+        <w:t>người</w:t>
+      </w:r>
+      <w:proofErr w:type="spellEnd"/>
+      <w:r>
+        <w:rPr>
+          <w:sz w:val="28"/>
+          <w:szCs w:val="28"/>
+        </w:rPr>
+        <w:t xml:space="preserve"> </w:t>
+      </w:r>
+      <w:proofErr w:type="spellStart"/>
+      <w:r>
+        <w:rPr>
+          <w:sz w:val="28"/>
+          <w:szCs w:val="28"/>
+        </w:rPr>
+        <w:t>dùng</w:t>
+      </w:r>
+      <w:proofErr w:type="spellEnd"/>
+      <w:r>
+        <w:rPr>
+          <w:sz w:val="28"/>
+          <w:szCs w:val="28"/>
+        </w:rPr>
+        <w:t xml:space="preserve"> </w:t>
+      </w:r>
+      <w:proofErr w:type="spellStart"/>
+      <w:r>
+        <w:rPr>
+          <w:sz w:val="28"/>
+          <w:szCs w:val="28"/>
+        </w:rPr>
+        <w:t>tại</w:t>
+      </w:r>
+      <w:proofErr w:type="spellEnd"/>
+      <w:r>
+        <w:rPr>
+          <w:sz w:val="28"/>
+          <w:szCs w:val="28"/>
+        </w:rPr>
+        <w:t xml:space="preserve"> </w:t>
+      </w:r>
+      <w:proofErr w:type="spellStart"/>
+      <w:r>
+        <w:rPr>
+          <w:sz w:val="28"/>
+          <w:szCs w:val="28"/>
+        </w:rPr>
+        <w:t>trường</w:t>
+      </w:r>
+      <w:proofErr w:type="spellEnd"/>
+      <w:r>
+        <w:rPr>
+          <w:sz w:val="28"/>
+          <w:szCs w:val="28"/>
+        </w:rPr>
+        <w:t xml:space="preserve"> </w:t>
+      </w:r>
+      <w:proofErr w:type="spellStart"/>
+      <w:r>
+        <w:rPr>
+          <w:sz w:val="28"/>
+          <w:szCs w:val="28"/>
+        </w:rPr>
+        <w:t>học</w:t>
+      </w:r>
+      <w:proofErr w:type="spellEnd"/>
+      <w:r>
+        <w:rPr>
+          <w:sz w:val="28"/>
+          <w:szCs w:val="28"/>
+        </w:rPr>
+        <w:t xml:space="preserve"> </w:t>
+      </w:r>
+      <w:proofErr w:type="spellStart"/>
+      <w:r>
+        <w:rPr>
+          <w:sz w:val="28"/>
+          <w:szCs w:val="28"/>
+        </w:rPr>
+        <w:t>trở</w:t>
+      </w:r>
+      <w:proofErr w:type="spellEnd"/>
+      <w:r>
+        <w:rPr>
+          <w:sz w:val="28"/>
+          <w:szCs w:val="28"/>
+        </w:rPr>
+        <w:t xml:space="preserve"> </w:t>
+      </w:r>
+      <w:proofErr w:type="spellStart"/>
+      <w:r>
+        <w:rPr>
+          <w:sz w:val="28"/>
+          <w:szCs w:val="28"/>
+        </w:rPr>
+        <w:t>nên</w:t>
+      </w:r>
+      <w:proofErr w:type="spellEnd"/>
+      <w:r>
+        <w:rPr>
+          <w:sz w:val="28"/>
+          <w:szCs w:val="28"/>
+        </w:rPr>
+        <w:t xml:space="preserve"> </w:t>
+      </w:r>
+      <w:proofErr w:type="spellStart"/>
+      <w:r>
+        <w:rPr>
+          <w:sz w:val="28"/>
+          <w:szCs w:val="28"/>
+        </w:rPr>
+        <w:t>bất</w:t>
+      </w:r>
+      <w:proofErr w:type="spellEnd"/>
+      <w:r>
+        <w:rPr>
+          <w:sz w:val="28"/>
+          <w:szCs w:val="28"/>
+        </w:rPr>
+        <w:t xml:space="preserve"> </w:t>
+      </w:r>
+      <w:proofErr w:type="spellStart"/>
+      <w:r>
+        <w:rPr>
+          <w:sz w:val="28"/>
+          <w:szCs w:val="28"/>
+        </w:rPr>
+        <w:t>khả</w:t>
+      </w:r>
+      <w:proofErr w:type="spellEnd"/>
+      <w:r>
+        <w:rPr>
+          <w:sz w:val="28"/>
+          <w:szCs w:val="28"/>
+        </w:rPr>
+        <w:t xml:space="preserve"> </w:t>
+      </w:r>
+      <w:proofErr w:type="spellStart"/>
+      <w:r>
+        <w:rPr>
+          <w:sz w:val="28"/>
+          <w:szCs w:val="28"/>
+        </w:rPr>
+        <w:t>thi</w:t>
+      </w:r>
+      <w:proofErr w:type="spellEnd"/>
+      <w:r>
+        <w:rPr>
+          <w:sz w:val="28"/>
+          <w:szCs w:val="28"/>
+        </w:rPr>
+        <w:t xml:space="preserve">, </w:t>
+      </w:r>
+      <w:proofErr w:type="spellStart"/>
+      <w:r>
+        <w:rPr>
+          <w:sz w:val="28"/>
+          <w:szCs w:val="28"/>
+        </w:rPr>
+        <w:t>gây</w:t>
+      </w:r>
+      <w:proofErr w:type="spellEnd"/>
+      <w:r>
+        <w:rPr>
+          <w:sz w:val="28"/>
+          <w:szCs w:val="28"/>
+        </w:rPr>
+        <w:t xml:space="preserve"> </w:t>
+      </w:r>
+      <w:proofErr w:type="spellStart"/>
+      <w:r>
+        <w:rPr>
+          <w:sz w:val="28"/>
+          <w:szCs w:val="28"/>
+        </w:rPr>
+        <w:t>mất</w:t>
+      </w:r>
+      <w:proofErr w:type="spellEnd"/>
+      <w:r>
+        <w:rPr>
+          <w:sz w:val="28"/>
+          <w:szCs w:val="28"/>
+        </w:rPr>
+        <w:t xml:space="preserve"> </w:t>
+      </w:r>
+      <w:proofErr w:type="spellStart"/>
+      <w:r>
+        <w:rPr>
+          <w:sz w:val="28"/>
+          <w:szCs w:val="28"/>
+        </w:rPr>
+        <w:t>thời</w:t>
+      </w:r>
+      <w:proofErr w:type="spellEnd"/>
+      <w:r>
+        <w:rPr>
+          <w:sz w:val="28"/>
+          <w:szCs w:val="28"/>
+        </w:rPr>
+        <w:t xml:space="preserve"> </w:t>
+      </w:r>
+      <w:proofErr w:type="spellStart"/>
+      <w:r>
+        <w:rPr>
+          <w:sz w:val="28"/>
+          <w:szCs w:val="28"/>
+        </w:rPr>
+        <w:t>gian</w:t>
+      </w:r>
+      <w:proofErr w:type="spellEnd"/>
+      <w:r>
+        <w:rPr>
+          <w:sz w:val="28"/>
+          <w:szCs w:val="28"/>
+        </w:rPr>
+        <w:t xml:space="preserve"> </w:t>
+      </w:r>
+      <w:proofErr w:type="spellStart"/>
+      <w:r>
+        <w:rPr>
+          <w:sz w:val="28"/>
+          <w:szCs w:val="28"/>
+        </w:rPr>
+        <w:t>và</w:t>
+      </w:r>
+      <w:proofErr w:type="spellEnd"/>
+      <w:r>
+        <w:rPr>
+          <w:sz w:val="28"/>
+          <w:szCs w:val="28"/>
+        </w:rPr>
+        <w:t xml:space="preserve"> </w:t>
+      </w:r>
+      <w:proofErr w:type="spellStart"/>
+      <w:r>
+        <w:rPr>
+          <w:sz w:val="28"/>
+          <w:szCs w:val="28"/>
+        </w:rPr>
+        <w:t>rủi</w:t>
+      </w:r>
+      <w:proofErr w:type="spellEnd"/>
+      <w:r>
+        <w:rPr>
+          <w:sz w:val="28"/>
+          <w:szCs w:val="28"/>
+        </w:rPr>
+        <w:t xml:space="preserve"> </w:t>
+      </w:r>
+      <w:proofErr w:type="spellStart"/>
+      <w:r>
+        <w:rPr>
+          <w:sz w:val="28"/>
+          <w:szCs w:val="28"/>
+        </w:rPr>
+        <w:t>ro</w:t>
+      </w:r>
+      <w:proofErr w:type="spellEnd"/>
+      <w:r>
+        <w:rPr>
+          <w:sz w:val="28"/>
+          <w:szCs w:val="28"/>
+        </w:rPr>
+        <w:t xml:space="preserve"> </w:t>
+      </w:r>
+      <w:proofErr w:type="spellStart"/>
+      <w:r>
+        <w:rPr>
+          <w:sz w:val="28"/>
+          <w:szCs w:val="28"/>
+        </w:rPr>
+        <w:t>bảo</w:t>
+      </w:r>
+      <w:proofErr w:type="spellEnd"/>
+      <w:r>
+        <w:rPr>
+          <w:sz w:val="28"/>
+          <w:szCs w:val="28"/>
+        </w:rPr>
+        <w:t xml:space="preserve"> </w:t>
+      </w:r>
+      <w:proofErr w:type="spellStart"/>
+      <w:r>
+        <w:rPr>
+          <w:sz w:val="28"/>
+          <w:szCs w:val="28"/>
+        </w:rPr>
+        <w:t>mật</w:t>
+      </w:r>
+      <w:proofErr w:type="spellEnd"/>
+      <w:r>
+        <w:rPr>
+          <w:sz w:val="28"/>
+          <w:szCs w:val="28"/>
+        </w:rPr>
+        <w:t xml:space="preserve"> </w:t>
+      </w:r>
+      <w:proofErr w:type="spellStart"/>
+      <w:r>
+        <w:rPr>
+          <w:sz w:val="28"/>
+          <w:szCs w:val="28"/>
+        </w:rPr>
+        <w:t>cực</w:t>
+      </w:r>
+      <w:proofErr w:type="spellEnd"/>
+      <w:r>
+        <w:rPr>
+          <w:sz w:val="28"/>
+          <w:szCs w:val="28"/>
+        </w:rPr>
+        <w:t xml:space="preserve"> </w:t>
+      </w:r>
+      <w:proofErr w:type="spellStart"/>
+      <w:r>
+        <w:rPr>
+          <w:sz w:val="28"/>
+          <w:szCs w:val="28"/>
+        </w:rPr>
+        <w:t>kỳ</w:t>
+      </w:r>
+      <w:proofErr w:type="spellEnd"/>
+      <w:r>
+        <w:rPr>
+          <w:sz w:val="28"/>
+          <w:szCs w:val="28"/>
+        </w:rPr>
+        <w:t xml:space="preserve"> </w:t>
+      </w:r>
+      <w:proofErr w:type="spellStart"/>
+      <w:r>
+        <w:rPr>
+          <w:sz w:val="28"/>
+          <w:szCs w:val="28"/>
+        </w:rPr>
+        <w:t>cao</w:t>
+      </w:r>
+      <w:proofErr w:type="spellEnd"/>
+      <w:r>
+        <w:rPr>
+          <w:sz w:val="28"/>
+          <w:szCs w:val="28"/>
+        </w:rPr>
+        <w:t>.</w:t>
       </w:r>
     </w:p>
     <w:sectPr>
@@ -2047,6 +11713,7 @@
   <w:style w:type="character" w:default="1" w:styleId="DefaultParagraphFont">
     <w:name w:val="Default Paragraph Font"/>
     <w:uiPriority w:val="1"/>
+    <w:semiHidden/>
     <w:unhideWhenUsed/>
   </w:style>
   <w:style w:type="table" w:default="1" w:styleId="TableNormal">
